--- a/src/Preddiplomnaya_praktika_Tezyaeva.docx
+++ b/src/Preddiplomnaya_praktika_Tezyaeva.docx
@@ -67,6 +67,5264 @@
     </w:p>
     <w:p>
       <w:pPr>
+        <w:spacing w:line="360" w:lineRule="auto"/>
+        <w:jc w:val="both"/>
+        <w:rPr>
+          <w:rFonts w:hint="default" w:ascii="Times New Roman" w:hAnsi="Times New Roman" w:cs="Times New Roman"/>
+          <w:sz w:val="28"/>
+          <w:szCs w:val="28"/>
+          <w:lang w:val="ru-RU"/>
+        </w:rPr>
+      </w:pPr>
+      <w:r>
+        <w:rPr>
+          <w:rFonts w:hint="default" w:ascii="Times New Roman" w:hAnsi="Times New Roman" w:cs="Times New Roman"/>
+          <w:sz w:val="28"/>
+          <w:szCs w:val="28"/>
+          <w:lang w:val="ru-RU"/>
+        </w:rPr>
+        <w:t>Глава 3. Система обучения и развития персонала ООО «Лайф Медиа»...........</w:t>
+      </w:r>
+    </w:p>
+    <w:p>
+      <w:pPr>
+        <w:spacing w:line="360" w:lineRule="auto"/>
+        <w:jc w:val="both"/>
+        <w:rPr>
+          <w:rFonts w:hint="default" w:ascii="Times New Roman" w:hAnsi="Times New Roman" w:cs="Times New Roman"/>
+          <w:sz w:val="28"/>
+          <w:szCs w:val="28"/>
+          <w:lang w:val="ru-RU"/>
+        </w:rPr>
+      </w:pPr>
+      <w:r>
+        <w:rPr>
+          <w:rFonts w:hint="default" w:ascii="Times New Roman" w:hAnsi="Times New Roman" w:cs="Times New Roman"/>
+          <w:sz w:val="28"/>
+          <w:szCs w:val="28"/>
+          <w:lang w:val="ru-RU"/>
+        </w:rPr>
+        <w:t>Глоссарий.................................................................................................................</w:t>
+      </w:r>
+    </w:p>
+    <w:p>
+      <w:pPr>
+        <w:spacing w:line="360" w:lineRule="auto"/>
+        <w:jc w:val="both"/>
+        <w:rPr>
+          <w:rFonts w:hint="default" w:ascii="Times New Roman" w:hAnsi="Times New Roman" w:cs="Times New Roman"/>
+          <w:sz w:val="28"/>
+          <w:szCs w:val="28"/>
+          <w:lang w:val="ru-RU"/>
+        </w:rPr>
+      </w:pPr>
+      <w:r>
+        <w:rPr>
+          <w:rFonts w:hint="default" w:ascii="Times New Roman" w:hAnsi="Times New Roman" w:cs="Times New Roman"/>
+          <w:sz w:val="28"/>
+          <w:szCs w:val="28"/>
+          <w:lang w:val="ru-RU"/>
+        </w:rPr>
+        <w:t>Список использованных источников....................................................................</w:t>
+      </w:r>
+    </w:p>
+    <w:p>
+      <w:pPr>
+        <w:spacing w:line="360" w:lineRule="auto"/>
+        <w:jc w:val="both"/>
+        <w:rPr>
+          <w:rFonts w:hint="default" w:ascii="Times New Roman" w:hAnsi="Times New Roman" w:cs="Times New Roman"/>
+          <w:sz w:val="28"/>
+          <w:szCs w:val="28"/>
+          <w:lang w:val="ru-RU"/>
+        </w:rPr>
+      </w:pPr>
+      <w:r>
+        <w:rPr>
+          <w:rFonts w:hint="default" w:ascii="Times New Roman" w:hAnsi="Times New Roman" w:cs="Times New Roman"/>
+          <w:sz w:val="28"/>
+          <w:szCs w:val="28"/>
+          <w:lang w:val="ru-RU"/>
+        </w:rPr>
+        <w:t>Приложения.............................................................................................................</w:t>
+      </w:r>
+    </w:p>
+    <w:p>
+      <w:pPr>
+        <w:jc w:val="both"/>
+        <w:rPr>
+          <w:rFonts w:hint="default" w:ascii="Times New Roman" w:hAnsi="Times New Roman" w:cs="Times New Roman"/>
+          <w:sz w:val="28"/>
+          <w:szCs w:val="28"/>
+          <w:lang w:val="ru-RU"/>
+        </w:rPr>
+      </w:pPr>
+      <w:r>
+        <w:rPr>
+          <w:rFonts w:hint="default" w:ascii="Times New Roman" w:hAnsi="Times New Roman" w:cs="Times New Roman"/>
+          <w:sz w:val="28"/>
+          <w:szCs w:val="28"/>
+          <w:lang w:val="ru-RU"/>
+        </w:rPr>
+        <w:br w:type="page"/>
+      </w:r>
+    </w:p>
+    <w:p>
+      <w:pPr>
+        <w:spacing w:line="360" w:lineRule="auto"/>
+        <w:jc w:val="center"/>
+        <w:rPr>
+          <w:rFonts w:hint="default" w:ascii="Times New Roman" w:hAnsi="Times New Roman" w:cs="Times New Roman"/>
+          <w:b/>
+          <w:bCs/>
+          <w:sz w:val="28"/>
+          <w:szCs w:val="28"/>
+          <w:lang w:val="ru-RU"/>
+        </w:rPr>
+      </w:pPr>
+      <w:r>
+        <w:rPr>
+          <w:rFonts w:hint="default" w:ascii="Times New Roman" w:hAnsi="Times New Roman" w:cs="Times New Roman"/>
+          <w:b/>
+          <w:bCs/>
+          <w:sz w:val="28"/>
+          <w:szCs w:val="28"/>
+          <w:lang w:val="ru-RU"/>
+        </w:rPr>
+        <w:t>Глава 1. Организационно-управленческая (экономическая) деятельность ООО «Лайф Медиа»</w:t>
+      </w:r>
+    </w:p>
+    <w:p>
+      <w:pPr>
+        <w:keepNext w:val="0"/>
+        <w:keepLines w:val="0"/>
+        <w:pageBreakBefore w:val="0"/>
+        <w:widowControl/>
+        <w:numPr>
+          <w:ilvl w:val="0"/>
+          <w:numId w:val="0"/>
+        </w:numPr>
+        <w:kinsoku/>
+        <w:wordWrap/>
+        <w:overflowPunct/>
+        <w:topLinePunct w:val="0"/>
+        <w:autoSpaceDE/>
+        <w:autoSpaceDN/>
+        <w:bidi w:val="0"/>
+        <w:adjustRightInd/>
+        <w:snapToGrid/>
+        <w:spacing w:line="360" w:lineRule="auto"/>
+        <w:ind w:firstLine="350" w:firstLineChars="125"/>
+        <w:jc w:val="both"/>
+        <w:textAlignment w:val="auto"/>
+        <w:rPr>
+          <w:rFonts w:hint="default" w:ascii="Times New Roman" w:hAnsi="Times New Roman"/>
+          <w:b w:val="0"/>
+          <w:bCs w:val="0"/>
+          <w:sz w:val="28"/>
+          <w:szCs w:val="28"/>
+          <w:lang w:val="ru-RU"/>
+        </w:rPr>
+      </w:pPr>
+      <w:r>
+        <w:rPr>
+          <w:rFonts w:hint="default" w:ascii="Times New Roman" w:hAnsi="Times New Roman"/>
+          <w:b w:val="0"/>
+          <w:bCs w:val="0"/>
+          <w:sz w:val="28"/>
+          <w:szCs w:val="28"/>
+          <w:lang w:val="ru-RU"/>
+        </w:rPr>
+        <w:t>Общество с ограниченной ответственностью «Лайф Медиа» является активно развивающимся предприятием, специализирующимся на оптовых поставках техники и оборудования. Его успех и динамичное развитие обусловлены активным участием в государственных и корпоративных закупках. Компания была зарегистрирована 16 февраля 2016 года в г.Нижнем Новгороде, и с тех пор успешно работает на рынках B2B и B2G.</w:t>
+      </w:r>
+    </w:p>
+    <w:p>
+      <w:pPr>
+        <w:keepNext w:val="0"/>
+        <w:keepLines w:val="0"/>
+        <w:pageBreakBefore w:val="0"/>
+        <w:widowControl/>
+        <w:numPr>
+          <w:ilvl w:val="0"/>
+          <w:numId w:val="0"/>
+        </w:numPr>
+        <w:kinsoku/>
+        <w:wordWrap/>
+        <w:overflowPunct/>
+        <w:topLinePunct w:val="0"/>
+        <w:autoSpaceDE/>
+        <w:autoSpaceDN/>
+        <w:bidi w:val="0"/>
+        <w:adjustRightInd/>
+        <w:snapToGrid/>
+        <w:spacing w:line="360" w:lineRule="auto"/>
+        <w:ind w:firstLine="350" w:firstLineChars="125"/>
+        <w:jc w:val="both"/>
+        <w:textAlignment w:val="auto"/>
+        <w:rPr>
+          <w:rFonts w:hint="default" w:ascii="Times New Roman" w:hAnsi="Times New Roman"/>
+          <w:b w:val="0"/>
+          <w:bCs w:val="0"/>
+          <w:sz w:val="28"/>
+          <w:szCs w:val="28"/>
+          <w:lang w:val="ru-RU"/>
+        </w:rPr>
+      </w:pPr>
+      <w:r>
+        <w:rPr>
+          <w:rFonts w:hint="default" w:ascii="Times New Roman" w:hAnsi="Times New Roman"/>
+          <w:b w:val="0"/>
+          <w:bCs w:val="0"/>
+          <w:sz w:val="28"/>
+          <w:szCs w:val="28"/>
+          <w:lang w:val="ru-RU"/>
+        </w:rPr>
+        <w:t>Основная миссия ООО «Лайф Медиа» заключается в предоставлении коммерческим и государственным организациям надёжной техники и оборудования по оптимальным ценам посредством проведения честных конкурентных закупок.   Стратегическая цель компании на среднесрочную перспективу — увеличение доли выигранных тендеров до 25% от общего числа поданных заявок и расширение географии поставок за пределы Приволжского федерального округа.</w:t>
+      </w:r>
+    </w:p>
+    <w:p>
+      <w:pPr>
+        <w:keepNext w:val="0"/>
+        <w:keepLines w:val="0"/>
+        <w:pageBreakBefore w:val="0"/>
+        <w:widowControl/>
+        <w:numPr>
+          <w:ilvl w:val="0"/>
+          <w:numId w:val="0"/>
+        </w:numPr>
+        <w:kinsoku/>
+        <w:wordWrap/>
+        <w:overflowPunct/>
+        <w:topLinePunct w:val="0"/>
+        <w:autoSpaceDE/>
+        <w:autoSpaceDN/>
+        <w:bidi w:val="0"/>
+        <w:adjustRightInd/>
+        <w:snapToGrid/>
+        <w:spacing w:line="360" w:lineRule="auto"/>
+        <w:ind w:firstLine="350" w:firstLineChars="125"/>
+        <w:jc w:val="both"/>
+        <w:textAlignment w:val="auto"/>
+        <w:rPr>
+          <w:rFonts w:hint="default" w:ascii="Times New Roman" w:hAnsi="Times New Roman"/>
+          <w:b w:val="0"/>
+          <w:bCs w:val="0"/>
+          <w:sz w:val="28"/>
+          <w:szCs w:val="28"/>
+          <w:lang w:val="ru-RU"/>
+        </w:rPr>
+      </w:pPr>
+      <w:r>
+        <w:rPr>
+          <w:rFonts w:hint="default" w:ascii="Times New Roman" w:hAnsi="Times New Roman"/>
+          <w:b w:val="0"/>
+          <w:bCs w:val="0"/>
+          <w:sz w:val="28"/>
+          <w:szCs w:val="28"/>
+          <w:lang w:val="ru-RU"/>
+        </w:rPr>
+        <w:t>Основные реквизиты и структура управления:</w:t>
+      </w:r>
+    </w:p>
+    <w:p>
+      <w:pPr>
+        <w:keepNext w:val="0"/>
+        <w:keepLines w:val="0"/>
+        <w:pageBreakBefore w:val="0"/>
+        <w:widowControl/>
+        <w:numPr>
+          <w:ilvl w:val="0"/>
+          <w:numId w:val="0"/>
+        </w:numPr>
+        <w:kinsoku/>
+        <w:wordWrap/>
+        <w:overflowPunct/>
+        <w:topLinePunct w:val="0"/>
+        <w:autoSpaceDE/>
+        <w:autoSpaceDN/>
+        <w:bidi w:val="0"/>
+        <w:adjustRightInd/>
+        <w:snapToGrid/>
+        <w:spacing w:line="360" w:lineRule="auto"/>
+        <w:ind w:firstLine="350" w:firstLineChars="125"/>
+        <w:jc w:val="both"/>
+        <w:textAlignment w:val="auto"/>
+        <w:rPr>
+          <w:rFonts w:hint="default" w:ascii="Times New Roman" w:hAnsi="Times New Roman"/>
+          <w:b w:val="0"/>
+          <w:bCs w:val="0"/>
+          <w:sz w:val="28"/>
+          <w:szCs w:val="28"/>
+          <w:lang w:val="ru-RU"/>
+        </w:rPr>
+      </w:pPr>
+      <w:r>
+        <w:rPr>
+          <w:rFonts w:hint="default" w:ascii="Times New Roman" w:hAnsi="Times New Roman"/>
+          <w:b w:val="0"/>
+          <w:bCs w:val="0"/>
+          <w:sz w:val="28"/>
+          <w:szCs w:val="28"/>
+          <w:lang w:val="ru-RU"/>
+        </w:rPr>
+        <w:t>Юридический адрес: 603122, Нижегородская область, г. о. город Нижний Новгород, г. Нижний Новгород, ул. Богородского, д. 7, к. 1, кв. 81.</w:t>
+      </w:r>
+    </w:p>
+    <w:p>
+      <w:pPr>
+        <w:keepNext w:val="0"/>
+        <w:keepLines w:val="0"/>
+        <w:pageBreakBefore w:val="0"/>
+        <w:widowControl/>
+        <w:numPr>
+          <w:ilvl w:val="0"/>
+          <w:numId w:val="0"/>
+        </w:numPr>
+        <w:kinsoku/>
+        <w:wordWrap/>
+        <w:overflowPunct/>
+        <w:topLinePunct w:val="0"/>
+        <w:autoSpaceDE/>
+        <w:autoSpaceDN/>
+        <w:bidi w:val="0"/>
+        <w:adjustRightInd/>
+        <w:snapToGrid/>
+        <w:spacing w:line="360" w:lineRule="auto"/>
+        <w:ind w:firstLine="350" w:firstLineChars="125"/>
+        <w:jc w:val="both"/>
+        <w:textAlignment w:val="auto"/>
+        <w:rPr>
+          <w:rFonts w:hint="default" w:ascii="Times New Roman" w:hAnsi="Times New Roman"/>
+          <w:b w:val="0"/>
+          <w:bCs w:val="0"/>
+          <w:sz w:val="28"/>
+          <w:szCs w:val="28"/>
+          <w:lang w:val="ru-RU"/>
+        </w:rPr>
+      </w:pPr>
+      <w:r>
+        <w:rPr>
+          <w:rFonts w:hint="default" w:ascii="Times New Roman" w:hAnsi="Times New Roman"/>
+          <w:b w:val="0"/>
+          <w:bCs w:val="0"/>
+          <w:sz w:val="28"/>
+          <w:szCs w:val="28"/>
+          <w:lang w:val="ru-RU"/>
+        </w:rPr>
+        <w:t>ОГРН: 1165261050790</w:t>
+      </w:r>
+    </w:p>
+    <w:p>
+      <w:pPr>
+        <w:keepNext w:val="0"/>
+        <w:keepLines w:val="0"/>
+        <w:pageBreakBefore w:val="0"/>
+        <w:widowControl/>
+        <w:numPr>
+          <w:ilvl w:val="0"/>
+          <w:numId w:val="0"/>
+        </w:numPr>
+        <w:kinsoku/>
+        <w:wordWrap/>
+        <w:overflowPunct/>
+        <w:topLinePunct w:val="0"/>
+        <w:autoSpaceDE/>
+        <w:autoSpaceDN/>
+        <w:bidi w:val="0"/>
+        <w:adjustRightInd/>
+        <w:snapToGrid/>
+        <w:spacing w:line="360" w:lineRule="auto"/>
+        <w:ind w:firstLine="350" w:firstLineChars="125"/>
+        <w:jc w:val="both"/>
+        <w:textAlignment w:val="auto"/>
+        <w:rPr>
+          <w:rFonts w:hint="default" w:ascii="Times New Roman" w:hAnsi="Times New Roman"/>
+          <w:b w:val="0"/>
+          <w:bCs w:val="0"/>
+          <w:sz w:val="28"/>
+          <w:szCs w:val="28"/>
+          <w:lang w:val="ru-RU"/>
+        </w:rPr>
+      </w:pPr>
+      <w:r>
+        <w:rPr>
+          <w:rFonts w:hint="default" w:ascii="Times New Roman" w:hAnsi="Times New Roman"/>
+          <w:b w:val="0"/>
+          <w:bCs w:val="0"/>
+          <w:sz w:val="28"/>
+          <w:szCs w:val="28"/>
+          <w:lang w:val="ru-RU"/>
+        </w:rPr>
+        <w:t>ИНН: 5261103730</w:t>
+      </w:r>
+    </w:p>
+    <w:p>
+      <w:pPr>
+        <w:keepNext w:val="0"/>
+        <w:keepLines w:val="0"/>
+        <w:pageBreakBefore w:val="0"/>
+        <w:widowControl/>
+        <w:numPr>
+          <w:ilvl w:val="0"/>
+          <w:numId w:val="0"/>
+        </w:numPr>
+        <w:kinsoku/>
+        <w:wordWrap/>
+        <w:overflowPunct/>
+        <w:topLinePunct w:val="0"/>
+        <w:autoSpaceDE/>
+        <w:autoSpaceDN/>
+        <w:bidi w:val="0"/>
+        <w:adjustRightInd/>
+        <w:snapToGrid/>
+        <w:spacing w:line="360" w:lineRule="auto"/>
+        <w:ind w:firstLine="350" w:firstLineChars="125"/>
+        <w:jc w:val="both"/>
+        <w:textAlignment w:val="auto"/>
+        <w:rPr>
+          <w:rFonts w:hint="default" w:ascii="Times New Roman" w:hAnsi="Times New Roman"/>
+          <w:b w:val="0"/>
+          <w:bCs w:val="0"/>
+          <w:sz w:val="28"/>
+          <w:szCs w:val="28"/>
+          <w:lang w:val="ru-RU"/>
+        </w:rPr>
+      </w:pPr>
+      <w:r>
+        <w:rPr>
+          <w:rFonts w:hint="default" w:ascii="Times New Roman" w:hAnsi="Times New Roman"/>
+          <w:b w:val="0"/>
+          <w:bCs w:val="0"/>
+          <w:sz w:val="28"/>
+          <w:szCs w:val="28"/>
+          <w:lang w:val="ru-RU"/>
+        </w:rPr>
+        <w:t>Организационно-правовая форма: общество с ограниченной ответственностью</w:t>
+      </w:r>
+    </w:p>
+    <w:p>
+      <w:pPr>
+        <w:keepNext w:val="0"/>
+        <w:keepLines w:val="0"/>
+        <w:pageBreakBefore w:val="0"/>
+        <w:widowControl/>
+        <w:numPr>
+          <w:ilvl w:val="0"/>
+          <w:numId w:val="0"/>
+        </w:numPr>
+        <w:kinsoku/>
+        <w:wordWrap/>
+        <w:overflowPunct/>
+        <w:topLinePunct w:val="0"/>
+        <w:autoSpaceDE/>
+        <w:autoSpaceDN/>
+        <w:bidi w:val="0"/>
+        <w:adjustRightInd/>
+        <w:snapToGrid/>
+        <w:spacing w:line="360" w:lineRule="auto"/>
+        <w:ind w:firstLine="350" w:firstLineChars="125"/>
+        <w:jc w:val="both"/>
+        <w:textAlignment w:val="auto"/>
+        <w:rPr>
+          <w:rFonts w:hint="default" w:ascii="Times New Roman" w:hAnsi="Times New Roman"/>
+          <w:b w:val="0"/>
+          <w:bCs w:val="0"/>
+          <w:sz w:val="28"/>
+          <w:szCs w:val="28"/>
+          <w:lang w:val="ru-RU"/>
+        </w:rPr>
+      </w:pPr>
+      <w:r>
+        <w:rPr>
+          <w:rFonts w:hint="default" w:ascii="Times New Roman" w:hAnsi="Times New Roman"/>
+          <w:b w:val="0"/>
+          <w:bCs w:val="0"/>
+          <w:sz w:val="28"/>
+          <w:szCs w:val="28"/>
+          <w:lang w:val="ru-RU"/>
+        </w:rPr>
+        <w:t>Руководитель и учредитель: генеральный директор — Бакаев Кирилл Владимирович</w:t>
+      </w:r>
+    </w:p>
+    <w:p>
+      <w:pPr>
+        <w:keepNext w:val="0"/>
+        <w:keepLines w:val="0"/>
+        <w:pageBreakBefore w:val="0"/>
+        <w:widowControl/>
+        <w:numPr>
+          <w:ilvl w:val="0"/>
+          <w:numId w:val="0"/>
+        </w:numPr>
+        <w:kinsoku/>
+        <w:wordWrap/>
+        <w:overflowPunct/>
+        <w:topLinePunct w:val="0"/>
+        <w:autoSpaceDE/>
+        <w:autoSpaceDN/>
+        <w:bidi w:val="0"/>
+        <w:adjustRightInd/>
+        <w:snapToGrid/>
+        <w:spacing w:line="360" w:lineRule="auto"/>
+        <w:ind w:firstLine="350" w:firstLineChars="125"/>
+        <w:jc w:val="both"/>
+        <w:textAlignment w:val="auto"/>
+        <w:rPr>
+          <w:rFonts w:hint="default" w:ascii="Times New Roman" w:hAnsi="Times New Roman"/>
+          <w:b w:val="0"/>
+          <w:bCs w:val="0"/>
+          <w:sz w:val="28"/>
+          <w:szCs w:val="28"/>
+          <w:lang w:val="ru-RU"/>
+        </w:rPr>
+      </w:pPr>
+      <w:r>
+        <w:rPr>
+          <w:rFonts w:hint="default" w:ascii="Times New Roman" w:hAnsi="Times New Roman"/>
+          <w:b w:val="0"/>
+          <w:bCs w:val="0"/>
+          <w:sz w:val="28"/>
+          <w:szCs w:val="28"/>
+          <w:lang w:val="ru-RU"/>
+        </w:rPr>
+        <w:t>Основным видом деятельности в соответствии с Общероссийским классификатором видов экономической деятельности (ОКВЭД) является 46.14.1 — деятельность агентов по оптовой торговле компьютерной техникой, телекоммуникационным оборудованием и прочим офисным оборудованием. Компания также имеет более 37 дополнительных направлений деятельности, включая онлайн–торговлю офисной мебелью, медицинским оборудованием и автозапчастями, что позволяет ей участвовать в самых разнообразных тендерных процедурах —  от поставок офисного оборудования в школы до оснащения медицинских учреждений.</w:t>
+      </w:r>
+    </w:p>
+    <w:p>
+      <w:pPr>
+        <w:keepNext w:val="0"/>
+        <w:keepLines w:val="0"/>
+        <w:pageBreakBefore w:val="0"/>
+        <w:widowControl/>
+        <w:numPr>
+          <w:ilvl w:val="0"/>
+          <w:numId w:val="0"/>
+        </w:numPr>
+        <w:kinsoku/>
+        <w:wordWrap/>
+        <w:overflowPunct/>
+        <w:topLinePunct w:val="0"/>
+        <w:autoSpaceDE/>
+        <w:autoSpaceDN/>
+        <w:bidi w:val="0"/>
+        <w:adjustRightInd/>
+        <w:snapToGrid/>
+        <w:spacing w:line="360" w:lineRule="auto"/>
+        <w:ind w:firstLine="350" w:firstLineChars="125"/>
+        <w:jc w:val="both"/>
+        <w:textAlignment w:val="auto"/>
+        <w:rPr>
+          <w:rFonts w:hint="default" w:ascii="Times New Roman" w:hAnsi="Times New Roman"/>
+          <w:b w:val="0"/>
+          <w:bCs w:val="0"/>
+          <w:sz w:val="28"/>
+          <w:szCs w:val="28"/>
+          <w:lang w:val="ru-RU"/>
+        </w:rPr>
+      </w:pPr>
+      <w:r>
+        <w:rPr>
+          <w:rFonts w:hint="default" w:ascii="Times New Roman" w:hAnsi="Times New Roman"/>
+          <w:b w:val="0"/>
+          <w:bCs w:val="0"/>
+          <w:sz w:val="28"/>
+          <w:szCs w:val="28"/>
+          <w:lang w:val="ru-RU"/>
+        </w:rPr>
+        <w:t>Организационная структура компании является линейно-функциональной, типичной для контрактов малого бизнеса и обеспечивающей высокую эффективность принятия решений. Организацию возглавляет генеральный директор, который обеспечивает общее стратегическое управление и контроль за финансовыми результатами. Следующие ключевые подразделения подчиняются непосредственно генеральному директору:</w:t>
+      </w:r>
+    </w:p>
+    <w:p>
+      <w:pPr>
+        <w:keepNext w:val="0"/>
+        <w:keepLines w:val="0"/>
+        <w:pageBreakBefore w:val="0"/>
+        <w:widowControl/>
+        <w:numPr>
+          <w:ilvl w:val="0"/>
+          <w:numId w:val="1"/>
+        </w:numPr>
+        <w:kinsoku/>
+        <w:wordWrap/>
+        <w:overflowPunct/>
+        <w:topLinePunct w:val="0"/>
+        <w:autoSpaceDE/>
+        <w:autoSpaceDN/>
+        <w:bidi w:val="0"/>
+        <w:adjustRightInd/>
+        <w:snapToGrid/>
+        <w:spacing w:line="360" w:lineRule="auto"/>
+        <w:ind w:left="420" w:leftChars="0" w:hanging="420" w:firstLineChars="0"/>
+        <w:jc w:val="both"/>
+        <w:textAlignment w:val="auto"/>
+        <w:rPr>
+          <w:rFonts w:hint="default" w:ascii="Times New Roman" w:hAnsi="Times New Roman"/>
+          <w:b w:val="0"/>
+          <w:bCs w:val="0"/>
+          <w:sz w:val="28"/>
+          <w:szCs w:val="28"/>
+          <w:lang w:val="ru-RU"/>
+        </w:rPr>
+      </w:pPr>
+      <w:r>
+        <w:rPr>
+          <w:rFonts w:hint="default" w:ascii="Times New Roman" w:hAnsi="Times New Roman"/>
+          <w:b w:val="0"/>
+          <w:bCs w:val="0"/>
+          <w:sz w:val="28"/>
+          <w:szCs w:val="28"/>
+          <w:lang w:val="ru-RU"/>
+        </w:rPr>
+        <w:t>Тендерный отдел ( 8 специалистов)</w:t>
+      </w:r>
+    </w:p>
+    <w:p>
+      <w:pPr>
+        <w:keepNext w:val="0"/>
+        <w:keepLines w:val="0"/>
+        <w:pageBreakBefore w:val="0"/>
+        <w:widowControl/>
+        <w:numPr>
+          <w:ilvl w:val="0"/>
+          <w:numId w:val="0"/>
+        </w:numPr>
+        <w:kinsoku/>
+        <w:wordWrap/>
+        <w:overflowPunct/>
+        <w:topLinePunct w:val="0"/>
+        <w:autoSpaceDE/>
+        <w:autoSpaceDN/>
+        <w:bidi w:val="0"/>
+        <w:adjustRightInd/>
+        <w:snapToGrid/>
+        <w:spacing w:line="360" w:lineRule="auto"/>
+        <w:ind w:leftChars="0"/>
+        <w:jc w:val="both"/>
+        <w:textAlignment w:val="auto"/>
+        <w:rPr>
+          <w:rFonts w:hint="default" w:ascii="Times New Roman" w:hAnsi="Times New Roman"/>
+          <w:b w:val="0"/>
+          <w:bCs w:val="0"/>
+          <w:sz w:val="28"/>
+          <w:szCs w:val="28"/>
+          <w:lang w:val="ru-RU"/>
+        </w:rPr>
+      </w:pPr>
+      <w:r>
+        <w:rPr>
+          <w:rFonts w:hint="default" w:ascii="Times New Roman" w:hAnsi="Times New Roman"/>
+          <w:b w:val="0"/>
+          <w:bCs w:val="0"/>
+          <w:sz w:val="28"/>
+          <w:szCs w:val="28"/>
+          <w:lang w:val="ru-RU"/>
+        </w:rPr>
+        <w:t>Сотрудники отдела занимаются мониторингом электронных торговых площадок (ЭТП) и единой информационной системы (ЕИС) в поисказ подходящего тендера, анализом конкурсной документации, подготовкой пакета документов для участия в торгах, расчётом начальной минимальной цены контракта (НМЦК), подачей заявок, участие в аукционах, сопровождением заключения контрактов по выигранным торгам.</w:t>
+      </w:r>
+    </w:p>
+    <w:p>
+      <w:pPr>
+        <w:keepNext w:val="0"/>
+        <w:keepLines w:val="0"/>
+        <w:pageBreakBefore w:val="0"/>
+        <w:widowControl/>
+        <w:numPr>
+          <w:ilvl w:val="0"/>
+          <w:numId w:val="1"/>
+        </w:numPr>
+        <w:kinsoku/>
+        <w:wordWrap/>
+        <w:overflowPunct/>
+        <w:topLinePunct w:val="0"/>
+        <w:autoSpaceDE/>
+        <w:autoSpaceDN/>
+        <w:bidi w:val="0"/>
+        <w:adjustRightInd/>
+        <w:snapToGrid/>
+        <w:spacing w:line="360" w:lineRule="auto"/>
+        <w:ind w:left="420" w:leftChars="0" w:hanging="420" w:firstLineChars="0"/>
+        <w:jc w:val="both"/>
+        <w:textAlignment w:val="auto"/>
+        <w:rPr>
+          <w:rFonts w:hint="default" w:ascii="Times New Roman" w:hAnsi="Times New Roman"/>
+          <w:b w:val="0"/>
+          <w:bCs w:val="0"/>
+          <w:sz w:val="28"/>
+          <w:szCs w:val="28"/>
+          <w:lang w:val="ru-RU"/>
+        </w:rPr>
+      </w:pPr>
+      <w:r>
+        <w:rPr>
+          <w:rFonts w:hint="default" w:ascii="Times New Roman" w:hAnsi="Times New Roman"/>
+          <w:b w:val="0"/>
+          <w:bCs w:val="0"/>
+          <w:sz w:val="28"/>
+          <w:szCs w:val="28"/>
+          <w:lang w:val="ru-RU"/>
+        </w:rPr>
+        <w:t>Отдел логистики и снабжения (3 специалиста)</w:t>
+      </w:r>
+    </w:p>
+    <w:p>
+      <w:pPr>
+        <w:keepNext w:val="0"/>
+        <w:keepLines w:val="0"/>
+        <w:pageBreakBefore w:val="0"/>
+        <w:widowControl/>
+        <w:numPr>
+          <w:ilvl w:val="0"/>
+          <w:numId w:val="0"/>
+        </w:numPr>
+        <w:tabs>
+          <w:tab w:val="left" w:pos="420"/>
+        </w:tabs>
+        <w:kinsoku/>
+        <w:wordWrap/>
+        <w:overflowPunct/>
+        <w:topLinePunct w:val="0"/>
+        <w:autoSpaceDE/>
+        <w:autoSpaceDN/>
+        <w:bidi w:val="0"/>
+        <w:adjustRightInd/>
+        <w:snapToGrid/>
+        <w:spacing w:line="360" w:lineRule="auto"/>
+        <w:jc w:val="both"/>
+        <w:textAlignment w:val="auto"/>
+        <w:rPr>
+          <w:rFonts w:hint="default" w:ascii="Times New Roman" w:hAnsi="Times New Roman"/>
+          <w:b w:val="0"/>
+          <w:bCs w:val="0"/>
+          <w:sz w:val="28"/>
+          <w:szCs w:val="28"/>
+          <w:lang w:val="ru-RU"/>
+        </w:rPr>
+      </w:pPr>
+      <w:r>
+        <w:rPr>
+          <w:rFonts w:hint="default" w:ascii="Times New Roman" w:hAnsi="Times New Roman"/>
+          <w:b w:val="0"/>
+          <w:bCs w:val="0"/>
+          <w:sz w:val="28"/>
+          <w:szCs w:val="28"/>
+          <w:lang w:val="ru-RU"/>
+        </w:rPr>
+        <w:t>В задачи отдела входит доставка товаров клиентам, поиск оптимальных логистических решений, контроль сроков поставки, взаимодействие с транспортными компаниями.</w:t>
+      </w:r>
+    </w:p>
+    <w:p>
+      <w:pPr>
+        <w:keepNext w:val="0"/>
+        <w:keepLines w:val="0"/>
+        <w:pageBreakBefore w:val="0"/>
+        <w:widowControl/>
+        <w:numPr>
+          <w:ilvl w:val="0"/>
+          <w:numId w:val="1"/>
+        </w:numPr>
+        <w:kinsoku/>
+        <w:wordWrap/>
+        <w:overflowPunct/>
+        <w:topLinePunct w:val="0"/>
+        <w:autoSpaceDE/>
+        <w:autoSpaceDN/>
+        <w:bidi w:val="0"/>
+        <w:adjustRightInd/>
+        <w:snapToGrid/>
+        <w:spacing w:line="360" w:lineRule="auto"/>
+        <w:ind w:left="420" w:leftChars="0" w:hanging="420" w:firstLineChars="0"/>
+        <w:jc w:val="both"/>
+        <w:textAlignment w:val="auto"/>
+        <w:rPr>
+          <w:rFonts w:hint="default" w:ascii="Times New Roman" w:hAnsi="Times New Roman"/>
+          <w:b w:val="0"/>
+          <w:bCs w:val="0"/>
+          <w:sz w:val="28"/>
+          <w:szCs w:val="28"/>
+          <w:lang w:val="ru-RU"/>
+        </w:rPr>
+      </w:pPr>
+      <w:r>
+        <w:rPr>
+          <w:rFonts w:hint="default" w:ascii="Times New Roman" w:hAnsi="Times New Roman"/>
+          <w:b w:val="0"/>
+          <w:bCs w:val="0"/>
+          <w:sz w:val="28"/>
+          <w:szCs w:val="28"/>
+          <w:lang w:val="ru-RU"/>
+        </w:rPr>
+        <w:t>Бухгалтерия (1 специалист);</w:t>
+      </w:r>
+    </w:p>
+    <w:p>
+      <w:pPr>
+        <w:keepNext w:val="0"/>
+        <w:keepLines w:val="0"/>
+        <w:pageBreakBefore w:val="0"/>
+        <w:widowControl/>
+        <w:numPr>
+          <w:ilvl w:val="0"/>
+          <w:numId w:val="0"/>
+        </w:numPr>
+        <w:kinsoku/>
+        <w:wordWrap/>
+        <w:overflowPunct/>
+        <w:topLinePunct w:val="0"/>
+        <w:autoSpaceDE/>
+        <w:autoSpaceDN/>
+        <w:bidi w:val="0"/>
+        <w:adjustRightInd/>
+        <w:snapToGrid/>
+        <w:spacing w:line="360" w:lineRule="auto"/>
+        <w:ind w:leftChars="0"/>
+        <w:jc w:val="both"/>
+        <w:textAlignment w:val="auto"/>
+        <w:rPr>
+          <w:rFonts w:hint="default" w:ascii="Times New Roman" w:hAnsi="Times New Roman"/>
+          <w:b w:val="0"/>
+          <w:bCs w:val="0"/>
+          <w:sz w:val="28"/>
+          <w:szCs w:val="28"/>
+          <w:lang w:val="ru-RU"/>
+        </w:rPr>
+      </w:pPr>
+      <w:r>
+        <w:rPr>
+          <w:rFonts w:hint="default" w:ascii="Times New Roman" w:hAnsi="Times New Roman"/>
+          <w:b w:val="0"/>
+          <w:bCs w:val="0"/>
+          <w:sz w:val="28"/>
+          <w:szCs w:val="28"/>
+          <w:lang w:val="ru-RU"/>
+        </w:rPr>
+        <w:t>Занимается ведением налогового и бухгалтерского учёта, расчётом заработной платы и страховых взносов, оформлением кадровых документов, сдачей отчётов в контролирующие органы (ФНС, СФР).</w:t>
+      </w:r>
+    </w:p>
+    <w:p>
+      <w:pPr>
+        <w:keepNext w:val="0"/>
+        <w:keepLines w:val="0"/>
+        <w:pageBreakBefore w:val="0"/>
+        <w:widowControl/>
+        <w:numPr>
+          <w:ilvl w:val="0"/>
+          <w:numId w:val="1"/>
+        </w:numPr>
+        <w:kinsoku/>
+        <w:wordWrap/>
+        <w:overflowPunct/>
+        <w:topLinePunct w:val="0"/>
+        <w:autoSpaceDE/>
+        <w:autoSpaceDN/>
+        <w:bidi w:val="0"/>
+        <w:adjustRightInd/>
+        <w:snapToGrid/>
+        <w:spacing w:line="360" w:lineRule="auto"/>
+        <w:ind w:left="420" w:leftChars="0" w:hanging="420" w:firstLineChars="0"/>
+        <w:jc w:val="both"/>
+        <w:textAlignment w:val="auto"/>
+        <w:rPr>
+          <w:rFonts w:hint="default" w:ascii="Times New Roman" w:hAnsi="Times New Roman"/>
+          <w:b w:val="0"/>
+          <w:bCs w:val="0"/>
+          <w:sz w:val="28"/>
+          <w:szCs w:val="28"/>
+          <w:lang w:val="ru-RU"/>
+        </w:rPr>
+      </w:pPr>
+      <w:r>
+        <w:rPr>
+          <w:rFonts w:hint="default" w:ascii="Times New Roman" w:hAnsi="Times New Roman"/>
+          <w:b w:val="0"/>
+          <w:bCs w:val="0"/>
+          <w:sz w:val="28"/>
+          <w:szCs w:val="28"/>
+          <w:lang w:val="ru-RU"/>
+        </w:rPr>
+        <w:t>Отдел продаж и взаимодействия с клиентами (4 сотрудника)</w:t>
+      </w:r>
+    </w:p>
+    <w:p>
+      <w:pPr>
+        <w:keepNext w:val="0"/>
+        <w:keepLines w:val="0"/>
+        <w:pageBreakBefore w:val="0"/>
+        <w:widowControl/>
+        <w:numPr>
+          <w:ilvl w:val="0"/>
+          <w:numId w:val="0"/>
+        </w:numPr>
+        <w:kinsoku/>
+        <w:wordWrap/>
+        <w:overflowPunct/>
+        <w:topLinePunct w:val="0"/>
+        <w:autoSpaceDE/>
+        <w:autoSpaceDN/>
+        <w:bidi w:val="0"/>
+        <w:adjustRightInd/>
+        <w:snapToGrid/>
+        <w:spacing w:line="360" w:lineRule="auto"/>
+        <w:ind w:leftChars="0"/>
+        <w:jc w:val="both"/>
+        <w:textAlignment w:val="auto"/>
+        <w:rPr>
+          <w:rFonts w:hint="default" w:ascii="Times New Roman" w:hAnsi="Times New Roman"/>
+          <w:b w:val="0"/>
+          <w:bCs w:val="0"/>
+          <w:sz w:val="28"/>
+          <w:szCs w:val="28"/>
+          <w:lang w:val="ru-RU"/>
+        </w:rPr>
+      </w:pPr>
+      <w:r>
+        <w:rPr>
+          <w:rFonts w:hint="default" w:ascii="Times New Roman" w:hAnsi="Times New Roman"/>
+          <w:b w:val="0"/>
+          <w:bCs w:val="0"/>
+          <w:sz w:val="28"/>
+          <w:szCs w:val="28"/>
+          <w:lang w:val="ru-RU"/>
+        </w:rPr>
+        <w:t>Отдел занимается частными (нетендерными) заказами, консультирует клиентов по ассортименту и условиям поставки, обрабатывает входящие заявки, сопровождает сделки от выставления счёта до отгрузки товара</w:t>
+      </w:r>
+    </w:p>
+    <w:p>
+      <w:pPr>
+        <w:keepNext w:val="0"/>
+        <w:keepLines w:val="0"/>
+        <w:pageBreakBefore w:val="0"/>
+        <w:widowControl/>
+        <w:numPr>
+          <w:ilvl w:val="0"/>
+          <w:numId w:val="1"/>
+        </w:numPr>
+        <w:kinsoku/>
+        <w:wordWrap/>
+        <w:overflowPunct/>
+        <w:topLinePunct w:val="0"/>
+        <w:autoSpaceDE/>
+        <w:autoSpaceDN/>
+        <w:bidi w:val="0"/>
+        <w:adjustRightInd/>
+        <w:snapToGrid/>
+        <w:spacing w:line="360" w:lineRule="auto"/>
+        <w:ind w:left="420" w:leftChars="0" w:hanging="420" w:firstLineChars="0"/>
+        <w:jc w:val="both"/>
+        <w:textAlignment w:val="auto"/>
+        <w:rPr>
+          <w:rFonts w:hint="default" w:ascii="Times New Roman" w:hAnsi="Times New Roman"/>
+          <w:b w:val="0"/>
+          <w:bCs w:val="0"/>
+          <w:sz w:val="28"/>
+          <w:szCs w:val="28"/>
+          <w:lang w:val="ru-RU"/>
+        </w:rPr>
+      </w:pPr>
+      <w:r>
+        <w:rPr>
+          <w:rFonts w:hint="default" w:ascii="Times New Roman" w:hAnsi="Times New Roman"/>
+          <w:b w:val="0"/>
+          <w:bCs w:val="0"/>
+          <w:sz w:val="28"/>
+          <w:szCs w:val="28"/>
+          <w:lang w:val="ru-RU"/>
+        </w:rPr>
+        <w:t>Юрисконсульт (специалист по аутсорсингу на контрактной основе);</w:t>
+      </w:r>
+    </w:p>
+    <w:p>
+      <w:pPr>
+        <w:keepNext w:val="0"/>
+        <w:keepLines w:val="0"/>
+        <w:pageBreakBefore w:val="0"/>
+        <w:widowControl/>
+        <w:numPr>
+          <w:ilvl w:val="-2"/>
+          <w:numId w:val="0"/>
+        </w:numPr>
+        <w:kinsoku/>
+        <w:wordWrap/>
+        <w:overflowPunct/>
+        <w:topLinePunct w:val="0"/>
+        <w:autoSpaceDE/>
+        <w:autoSpaceDN/>
+        <w:bidi w:val="0"/>
+        <w:adjustRightInd/>
+        <w:snapToGrid/>
+        <w:spacing w:line="360" w:lineRule="auto"/>
+        <w:ind w:leftChars="0"/>
+        <w:jc w:val="both"/>
+        <w:textAlignment w:val="auto"/>
+        <w:rPr>
+          <w:rFonts w:hint="default" w:ascii="Times New Roman" w:hAnsi="Times New Roman"/>
+          <w:b w:val="0"/>
+          <w:bCs w:val="0"/>
+          <w:sz w:val="28"/>
+          <w:szCs w:val="28"/>
+          <w:lang w:val="ru-RU"/>
+        </w:rPr>
+      </w:pPr>
+      <w:r>
+        <w:rPr>
+          <w:rFonts w:hint="default" w:ascii="Times New Roman" w:hAnsi="Times New Roman"/>
+          <w:b w:val="0"/>
+          <w:bCs w:val="0"/>
+          <w:sz w:val="28"/>
+          <w:szCs w:val="28"/>
+          <w:lang w:val="en-US"/>
+        </w:rPr>
+        <w:t>Консультирует</w:t>
+      </w:r>
+      <w:r>
+        <w:rPr>
+          <w:rFonts w:hint="default" w:ascii="Times New Roman" w:hAnsi="Times New Roman"/>
+          <w:b w:val="0"/>
+          <w:bCs w:val="0"/>
+          <w:sz w:val="28"/>
+          <w:szCs w:val="28"/>
+          <w:lang w:val="ru-RU"/>
+        </w:rPr>
+        <w:t xml:space="preserve"> по вопросам заключения контрактов, проверяет договорную документацию, участвует в разрешении спорных ситуаций с заказчиками</w:t>
+      </w:r>
+    </w:p>
+    <w:p>
+      <w:pPr>
+        <w:keepNext w:val="0"/>
+        <w:keepLines w:val="0"/>
+        <w:pageBreakBefore w:val="0"/>
+        <w:widowControl/>
+        <w:numPr>
+          <w:ilvl w:val="0"/>
+          <w:numId w:val="1"/>
+        </w:numPr>
+        <w:kinsoku/>
+        <w:wordWrap/>
+        <w:overflowPunct/>
+        <w:topLinePunct w:val="0"/>
+        <w:autoSpaceDE/>
+        <w:autoSpaceDN/>
+        <w:bidi w:val="0"/>
+        <w:adjustRightInd/>
+        <w:snapToGrid/>
+        <w:spacing w:line="360" w:lineRule="auto"/>
+        <w:ind w:left="420" w:leftChars="0" w:hanging="420" w:firstLineChars="0"/>
+        <w:jc w:val="both"/>
+        <w:textAlignment w:val="auto"/>
+        <w:rPr>
+          <w:rFonts w:hint="default" w:ascii="Times New Roman" w:hAnsi="Times New Roman"/>
+          <w:b w:val="0"/>
+          <w:bCs w:val="0"/>
+          <w:sz w:val="28"/>
+          <w:szCs w:val="28"/>
+          <w:lang w:val="ru-RU"/>
+        </w:rPr>
+      </w:pPr>
+      <w:r>
+        <w:rPr>
+          <w:rFonts w:hint="default" w:ascii="Times New Roman" w:hAnsi="Times New Roman"/>
+          <w:b w:val="0"/>
+          <w:bCs w:val="0"/>
+          <w:sz w:val="28"/>
+          <w:szCs w:val="28"/>
+          <w:lang w:val="ru-RU"/>
+        </w:rPr>
+        <w:t xml:space="preserve">Системный администратор (1 сотрудник, обеспечивающий работу </w:t>
+      </w:r>
+      <w:r>
+        <w:rPr>
+          <w:rFonts w:hint="default" w:ascii="Times New Roman" w:hAnsi="Times New Roman"/>
+          <w:b w:val="0"/>
+          <w:bCs w:val="0"/>
+          <w:sz w:val="28"/>
+          <w:szCs w:val="28"/>
+          <w:lang w:val="en-US"/>
+        </w:rPr>
+        <w:t>IT</w:t>
+      </w:r>
+      <w:r>
+        <w:rPr>
+          <w:rFonts w:hint="default" w:ascii="Times New Roman" w:hAnsi="Times New Roman"/>
+          <w:b w:val="0"/>
+          <w:bCs w:val="0"/>
+          <w:sz w:val="28"/>
+          <w:szCs w:val="28"/>
+          <w:lang w:val="ru-RU"/>
+        </w:rPr>
+        <w:t>-инфраструктуры).</w:t>
+      </w:r>
+    </w:p>
+    <w:p>
+      <w:pPr>
+        <w:keepNext w:val="0"/>
+        <w:keepLines w:val="0"/>
+        <w:pageBreakBefore w:val="0"/>
+        <w:widowControl/>
+        <w:numPr>
+          <w:ilvl w:val="0"/>
+          <w:numId w:val="0"/>
+        </w:numPr>
+        <w:kinsoku/>
+        <w:wordWrap/>
+        <w:overflowPunct/>
+        <w:topLinePunct w:val="0"/>
+        <w:autoSpaceDE/>
+        <w:autoSpaceDN/>
+        <w:bidi w:val="0"/>
+        <w:adjustRightInd/>
+        <w:snapToGrid/>
+        <w:spacing w:line="360" w:lineRule="auto"/>
+        <w:ind w:firstLine="350" w:firstLineChars="125"/>
+        <w:jc w:val="both"/>
+        <w:textAlignment w:val="auto"/>
+        <w:rPr>
+          <w:rFonts w:hint="default" w:ascii="Times New Roman" w:hAnsi="Times New Roman"/>
+          <w:b w:val="0"/>
+          <w:bCs w:val="0"/>
+          <w:sz w:val="28"/>
+          <w:szCs w:val="28"/>
+          <w:lang w:val="ru-RU"/>
+        </w:rPr>
+      </w:pPr>
+      <w:r>
+        <w:rPr>
+          <w:rFonts w:hint="default" w:ascii="Times New Roman" w:hAnsi="Times New Roman"/>
+          <w:b w:val="0"/>
+          <w:bCs w:val="0"/>
+          <w:sz w:val="28"/>
+          <w:szCs w:val="28"/>
+          <w:lang w:val="ru-RU"/>
+        </w:rPr>
+        <w:t>В каждом из перечисленных отделов сотрудники подписывают должностную инструкцию, регламентирующую их права, обязанности и ответственность (Приложение 1). Тендерный отдел, являясь центральным подразделением, имеет неформальную внутреннюю специализацию: одни специалисты специализируются на поиске закупок по 44-ФЗ (государственные нужды), другие — по 223-ФЗ (закупки государственных корпораций и естественных монополий), а также есть сотрудники, ответственные за подготовку ценовых предложений и рецензирование контрактов.</w:t>
+      </w:r>
+    </w:p>
+    <w:p>
+      <w:pPr>
+        <w:keepNext w:val="0"/>
+        <w:keepLines w:val="0"/>
+        <w:pageBreakBefore w:val="0"/>
+        <w:widowControl/>
+        <w:numPr>
+          <w:ilvl w:val="0"/>
+          <w:numId w:val="0"/>
+        </w:numPr>
+        <w:kinsoku/>
+        <w:wordWrap/>
+        <w:overflowPunct/>
+        <w:topLinePunct w:val="0"/>
+        <w:autoSpaceDE/>
+        <w:autoSpaceDN/>
+        <w:bidi w:val="0"/>
+        <w:adjustRightInd/>
+        <w:snapToGrid/>
+        <w:spacing w:line="360" w:lineRule="auto"/>
+        <w:ind w:firstLine="350" w:firstLineChars="125"/>
+        <w:jc w:val="both"/>
+        <w:textAlignment w:val="auto"/>
+        <w:rPr>
+          <w:rFonts w:hint="default" w:ascii="Times New Roman" w:hAnsi="Times New Roman"/>
+          <w:b w:val="0"/>
+          <w:bCs w:val="0"/>
+          <w:sz w:val="28"/>
+          <w:szCs w:val="28"/>
+          <w:lang w:val="ru-RU"/>
+        </w:rPr>
+      </w:pPr>
+      <w:r>
+        <w:rPr>
+          <w:rFonts w:hint="default" w:ascii="Times New Roman" w:hAnsi="Times New Roman"/>
+          <w:b w:val="0"/>
+          <w:bCs w:val="0"/>
+          <w:sz w:val="28"/>
+          <w:szCs w:val="28"/>
+          <w:lang w:val="ru-RU"/>
+        </w:rPr>
+        <w:t>Закупочная деятельность ООО «Лайф Медиа» основана на постоянном мониторинге электронных торговых площадок (ЕТП), таких как СберАСТ, РТС-Тендер, ЭТП ГПБ, и Единой информационной системы в сфере закупок (ЕИС). Бизнес-модель компании предполагает поиск лотов, начальная максимальная цена контракта (НМЦК) которых позволяет приобрести оборудование у производителя или дистрибьютора со скидкой, обеспечивающей маржу не менее 10-15%. Процесс участия в тендере включает следующие этапы:</w:t>
+      </w:r>
+    </w:p>
+    <w:p>
+      <w:pPr>
+        <w:keepNext w:val="0"/>
+        <w:keepLines w:val="0"/>
+        <w:pageBreakBefore w:val="0"/>
+        <w:widowControl/>
+        <w:numPr>
+          <w:ilvl w:val="0"/>
+          <w:numId w:val="2"/>
+        </w:numPr>
+        <w:kinsoku/>
+        <w:wordWrap/>
+        <w:overflowPunct/>
+        <w:topLinePunct w:val="0"/>
+        <w:autoSpaceDE/>
+        <w:autoSpaceDN/>
+        <w:bidi w:val="0"/>
+        <w:adjustRightInd/>
+        <w:snapToGrid/>
+        <w:spacing w:line="360" w:lineRule="auto"/>
+        <w:ind w:left="425" w:leftChars="0" w:hanging="425" w:firstLineChars="0"/>
+        <w:jc w:val="both"/>
+        <w:textAlignment w:val="auto"/>
+        <w:rPr>
+          <w:rFonts w:hint="default" w:ascii="Times New Roman" w:hAnsi="Times New Roman"/>
+          <w:b w:val="0"/>
+          <w:bCs w:val="0"/>
+          <w:sz w:val="28"/>
+          <w:szCs w:val="28"/>
+          <w:lang w:val="ru-RU"/>
+        </w:rPr>
+      </w:pPr>
+      <w:r>
+        <w:rPr>
+          <w:rFonts w:hint="default" w:ascii="Times New Roman" w:hAnsi="Times New Roman"/>
+          <w:b w:val="0"/>
+          <w:bCs w:val="0"/>
+          <w:sz w:val="28"/>
+          <w:szCs w:val="28"/>
+          <w:lang w:val="ru-RU"/>
+        </w:rPr>
+        <w:t>Поиск и анализ закупки (проверка требований заказчика, изучение технического задания);</w:t>
+      </w:r>
+    </w:p>
+    <w:p>
+      <w:pPr>
+        <w:keepNext w:val="0"/>
+        <w:keepLines w:val="0"/>
+        <w:pageBreakBefore w:val="0"/>
+        <w:widowControl/>
+        <w:numPr>
+          <w:ilvl w:val="0"/>
+          <w:numId w:val="2"/>
+        </w:numPr>
+        <w:kinsoku/>
+        <w:wordWrap/>
+        <w:overflowPunct/>
+        <w:topLinePunct w:val="0"/>
+        <w:autoSpaceDE/>
+        <w:autoSpaceDN/>
+        <w:bidi w:val="0"/>
+        <w:adjustRightInd/>
+        <w:snapToGrid/>
+        <w:spacing w:line="360" w:lineRule="auto"/>
+        <w:ind w:left="425" w:leftChars="0" w:hanging="425" w:firstLineChars="0"/>
+        <w:jc w:val="both"/>
+        <w:textAlignment w:val="auto"/>
+        <w:rPr>
+          <w:rFonts w:hint="default" w:ascii="Times New Roman" w:hAnsi="Times New Roman"/>
+          <w:b w:val="0"/>
+          <w:bCs w:val="0"/>
+          <w:sz w:val="28"/>
+          <w:szCs w:val="28"/>
+          <w:lang w:val="ru-RU"/>
+        </w:rPr>
+      </w:pPr>
+      <w:r>
+        <w:rPr>
+          <w:rFonts w:hint="default" w:ascii="Times New Roman" w:hAnsi="Times New Roman"/>
+          <w:b w:val="0"/>
+          <w:bCs w:val="0"/>
+          <w:sz w:val="28"/>
+          <w:szCs w:val="28"/>
+          <w:lang w:val="ru-RU"/>
+        </w:rPr>
+        <w:t>Подготовка тендерного предложения (сбор коммерческих предложений от поставщиков, расчёт стоимости, формирование ценового предложения);</w:t>
+      </w:r>
+    </w:p>
+    <w:p>
+      <w:pPr>
+        <w:keepNext w:val="0"/>
+        <w:keepLines w:val="0"/>
+        <w:pageBreakBefore w:val="0"/>
+        <w:widowControl/>
+        <w:numPr>
+          <w:ilvl w:val="0"/>
+          <w:numId w:val="2"/>
+        </w:numPr>
+        <w:kinsoku/>
+        <w:wordWrap/>
+        <w:overflowPunct/>
+        <w:topLinePunct w:val="0"/>
+        <w:autoSpaceDE/>
+        <w:autoSpaceDN/>
+        <w:bidi w:val="0"/>
+        <w:adjustRightInd/>
+        <w:snapToGrid/>
+        <w:spacing w:line="360" w:lineRule="auto"/>
+        <w:ind w:left="425" w:leftChars="0" w:hanging="425" w:firstLineChars="0"/>
+        <w:jc w:val="both"/>
+        <w:textAlignment w:val="auto"/>
+        <w:rPr>
+          <w:rFonts w:hint="default" w:ascii="Times New Roman" w:hAnsi="Times New Roman"/>
+          <w:b w:val="0"/>
+          <w:bCs w:val="0"/>
+          <w:sz w:val="28"/>
+          <w:szCs w:val="28"/>
+          <w:lang w:val="ru-RU"/>
+        </w:rPr>
+      </w:pPr>
+      <w:r>
+        <w:rPr>
+          <w:rFonts w:hint="default" w:ascii="Times New Roman" w:hAnsi="Times New Roman"/>
+          <w:b w:val="0"/>
+          <w:bCs w:val="0"/>
+          <w:sz w:val="28"/>
+          <w:szCs w:val="28"/>
+          <w:lang w:val="ru-RU"/>
+        </w:rPr>
+        <w:t>Подача и обеспечение тендерного предложения (при необходимости —  внесение обеспечения тендерного предложения);</w:t>
+      </w:r>
+    </w:p>
+    <w:p>
+      <w:pPr>
+        <w:keepNext w:val="0"/>
+        <w:keepLines w:val="0"/>
+        <w:pageBreakBefore w:val="0"/>
+        <w:widowControl/>
+        <w:numPr>
+          <w:ilvl w:val="0"/>
+          <w:numId w:val="2"/>
+        </w:numPr>
+        <w:kinsoku/>
+        <w:wordWrap/>
+        <w:overflowPunct/>
+        <w:topLinePunct w:val="0"/>
+        <w:autoSpaceDE/>
+        <w:autoSpaceDN/>
+        <w:bidi w:val="0"/>
+        <w:adjustRightInd/>
+        <w:snapToGrid/>
+        <w:spacing w:line="360" w:lineRule="auto"/>
+        <w:ind w:left="425" w:leftChars="0" w:hanging="425" w:firstLineChars="0"/>
+        <w:jc w:val="both"/>
+        <w:textAlignment w:val="auto"/>
+        <w:rPr>
+          <w:rFonts w:hint="default" w:ascii="Times New Roman" w:hAnsi="Times New Roman"/>
+          <w:b w:val="0"/>
+          <w:bCs w:val="0"/>
+          <w:sz w:val="28"/>
+          <w:szCs w:val="28"/>
+          <w:lang w:val="ru-RU"/>
+        </w:rPr>
+      </w:pPr>
+      <w:r>
+        <w:rPr>
+          <w:rFonts w:hint="default" w:ascii="Times New Roman" w:hAnsi="Times New Roman"/>
+          <w:b w:val="0"/>
+          <w:bCs w:val="0"/>
+          <w:sz w:val="28"/>
+          <w:szCs w:val="28"/>
+          <w:lang w:val="ru-RU"/>
+        </w:rPr>
+        <w:t>Отслеживание результатов тендера и защита интересов компании в случае их обжалования (с привлечением юристконсульта);</w:t>
+      </w:r>
+    </w:p>
+    <w:p>
+      <w:pPr>
+        <w:keepNext w:val="0"/>
+        <w:keepLines w:val="0"/>
+        <w:pageBreakBefore w:val="0"/>
+        <w:widowControl/>
+        <w:numPr>
+          <w:ilvl w:val="0"/>
+          <w:numId w:val="2"/>
+        </w:numPr>
+        <w:kinsoku/>
+        <w:wordWrap/>
+        <w:overflowPunct/>
+        <w:topLinePunct w:val="0"/>
+        <w:autoSpaceDE/>
+        <w:autoSpaceDN/>
+        <w:bidi w:val="0"/>
+        <w:adjustRightInd/>
+        <w:snapToGrid/>
+        <w:spacing w:line="360" w:lineRule="auto"/>
+        <w:ind w:left="425" w:leftChars="0" w:hanging="425" w:firstLineChars="0"/>
+        <w:jc w:val="both"/>
+        <w:textAlignment w:val="auto"/>
+        <w:rPr>
+          <w:rFonts w:hint="default" w:ascii="Times New Roman" w:hAnsi="Times New Roman"/>
+          <w:b w:val="0"/>
+          <w:bCs w:val="0"/>
+          <w:sz w:val="28"/>
+          <w:szCs w:val="28"/>
+          <w:lang w:val="ru-RU"/>
+        </w:rPr>
+      </w:pPr>
+      <w:r>
+        <w:rPr>
+          <w:rFonts w:hint="default" w:ascii="Times New Roman" w:hAnsi="Times New Roman"/>
+          <w:b w:val="0"/>
+          <w:bCs w:val="0"/>
+          <w:sz w:val="28"/>
+          <w:szCs w:val="28"/>
+          <w:lang w:val="ru-RU"/>
+        </w:rPr>
+        <w:t>Сопровождение контракта в случае победы (взаимодействие с отделом логистики при отгрузке товара).</w:t>
+      </w:r>
+    </w:p>
+    <w:p>
+      <w:pPr>
+        <w:keepNext w:val="0"/>
+        <w:keepLines w:val="0"/>
+        <w:pageBreakBefore w:val="0"/>
+        <w:widowControl/>
+        <w:numPr>
+          <w:ilvl w:val="0"/>
+          <w:numId w:val="0"/>
+        </w:numPr>
+        <w:kinsoku/>
+        <w:wordWrap/>
+        <w:overflowPunct/>
+        <w:topLinePunct w:val="0"/>
+        <w:autoSpaceDE/>
+        <w:autoSpaceDN/>
+        <w:bidi w:val="0"/>
+        <w:adjustRightInd/>
+        <w:snapToGrid/>
+        <w:spacing w:line="360" w:lineRule="auto"/>
+        <w:ind w:firstLine="350" w:firstLineChars="125"/>
+        <w:jc w:val="both"/>
+        <w:textAlignment w:val="auto"/>
+        <w:rPr>
+          <w:rFonts w:hint="default" w:ascii="Times New Roman" w:hAnsi="Times New Roman"/>
+          <w:b w:val="0"/>
+          <w:bCs w:val="0"/>
+          <w:sz w:val="28"/>
+          <w:szCs w:val="28"/>
+          <w:lang w:val="ru-RU"/>
+        </w:rPr>
+      </w:pPr>
+      <w:r>
+        <w:rPr>
+          <w:rFonts w:hint="default" w:ascii="Times New Roman" w:hAnsi="Times New Roman"/>
+          <w:b w:val="0"/>
+          <w:bCs w:val="0"/>
+          <w:sz w:val="28"/>
+          <w:szCs w:val="28"/>
+          <w:lang w:val="ru-RU"/>
+        </w:rPr>
+        <w:t>Фундаментальной особенностью деятельности ООО «Лайф Медиа» является полностью удалённый формат работы для большинства сотрудников, и в первую очередь для ключевого тендерного отдела. Такой подход сложился исторически и обусловлен несколькими факторами:</w:t>
+      </w:r>
+    </w:p>
+    <w:p>
+      <w:pPr>
+        <w:keepNext w:val="0"/>
+        <w:keepLines w:val="0"/>
+        <w:pageBreakBefore w:val="0"/>
+        <w:widowControl/>
+        <w:numPr>
+          <w:ilvl w:val="0"/>
+          <w:numId w:val="0"/>
+        </w:numPr>
+        <w:kinsoku/>
+        <w:wordWrap/>
+        <w:overflowPunct/>
+        <w:topLinePunct w:val="0"/>
+        <w:autoSpaceDE/>
+        <w:autoSpaceDN/>
+        <w:bidi w:val="0"/>
+        <w:adjustRightInd/>
+        <w:snapToGrid/>
+        <w:spacing w:line="360" w:lineRule="auto"/>
+        <w:jc w:val="both"/>
+        <w:textAlignment w:val="auto"/>
+        <w:rPr>
+          <w:rFonts w:hint="default" w:ascii="Times New Roman" w:hAnsi="Times New Roman"/>
+          <w:b w:val="0"/>
+          <w:bCs w:val="0"/>
+          <w:sz w:val="28"/>
+          <w:szCs w:val="28"/>
+          <w:lang w:val="ru-RU"/>
+        </w:rPr>
+      </w:pPr>
+      <w:r>
+        <w:rPr>
+          <w:rFonts w:hint="default" w:ascii="Times New Roman" w:hAnsi="Times New Roman"/>
+          <w:b w:val="0"/>
+          <w:bCs w:val="0"/>
+          <w:sz w:val="28"/>
+          <w:szCs w:val="28"/>
+          <w:lang w:val="ru-RU"/>
+        </w:rPr>
+        <w:t>—  Характер деятельности: работа на электронных торговых площадках  и в ЕИС не требует физического присутствия в офисе и может осуществляться из любой точки мира при стабильном подключении к Интернету.</w:t>
+      </w:r>
+    </w:p>
+    <w:p>
+      <w:pPr>
+        <w:keepNext w:val="0"/>
+        <w:keepLines w:val="0"/>
+        <w:pageBreakBefore w:val="0"/>
+        <w:widowControl/>
+        <w:numPr>
+          <w:ilvl w:val="0"/>
+          <w:numId w:val="0"/>
+        </w:numPr>
+        <w:kinsoku/>
+        <w:wordWrap/>
+        <w:overflowPunct/>
+        <w:topLinePunct w:val="0"/>
+        <w:autoSpaceDE/>
+        <w:autoSpaceDN/>
+        <w:bidi w:val="0"/>
+        <w:adjustRightInd/>
+        <w:snapToGrid/>
+        <w:spacing w:line="360" w:lineRule="auto"/>
+        <w:jc w:val="both"/>
+        <w:textAlignment w:val="auto"/>
+        <w:rPr>
+          <w:rFonts w:hint="default" w:ascii="Times New Roman" w:hAnsi="Times New Roman"/>
+          <w:b w:val="0"/>
+          <w:bCs w:val="0"/>
+          <w:sz w:val="28"/>
+          <w:szCs w:val="28"/>
+          <w:lang w:val="ru-RU"/>
+        </w:rPr>
+      </w:pPr>
+      <w:r>
+        <w:rPr>
+          <w:rFonts w:hint="default" w:ascii="Times New Roman" w:hAnsi="Times New Roman"/>
+          <w:b w:val="0"/>
+          <w:bCs w:val="0"/>
+          <w:sz w:val="28"/>
+          <w:szCs w:val="28"/>
+          <w:lang w:val="ru-RU"/>
+        </w:rPr>
+        <w:t>—  Экономическая эффективность: отсутствие затрат на аренду большого офиса и организацию рабочих мест позволяет компании направлять ресурсы на развитие и мотивацию сотрудников.</w:t>
+      </w:r>
+    </w:p>
+    <w:p>
+      <w:pPr>
+        <w:keepNext w:val="0"/>
+        <w:keepLines w:val="0"/>
+        <w:pageBreakBefore w:val="0"/>
+        <w:widowControl/>
+        <w:numPr>
+          <w:ilvl w:val="0"/>
+          <w:numId w:val="0"/>
+        </w:numPr>
+        <w:kinsoku/>
+        <w:wordWrap/>
+        <w:overflowPunct/>
+        <w:topLinePunct w:val="0"/>
+        <w:autoSpaceDE/>
+        <w:autoSpaceDN/>
+        <w:bidi w:val="0"/>
+        <w:adjustRightInd/>
+        <w:snapToGrid/>
+        <w:spacing w:line="360" w:lineRule="auto"/>
+        <w:jc w:val="both"/>
+        <w:textAlignment w:val="auto"/>
+        <w:rPr>
+          <w:rFonts w:hint="default" w:ascii="Times New Roman" w:hAnsi="Times New Roman"/>
+          <w:b w:val="0"/>
+          <w:bCs w:val="0"/>
+          <w:sz w:val="28"/>
+          <w:szCs w:val="28"/>
+          <w:lang w:val="ru-RU"/>
+        </w:rPr>
+      </w:pPr>
+      <w:r>
+        <w:rPr>
+          <w:rFonts w:hint="default" w:ascii="Times New Roman" w:hAnsi="Times New Roman"/>
+          <w:b w:val="0"/>
+          <w:bCs w:val="0"/>
+          <w:sz w:val="28"/>
+          <w:szCs w:val="28"/>
+          <w:lang w:val="ru-RU"/>
+        </w:rPr>
+        <w:t>—  Расширение географии поиска персонала: возможность нанимать лучших специалистов из любого региона, а не только из Нижнего Новгорода.</w:t>
+      </w:r>
+    </w:p>
+    <w:p>
+      <w:pPr>
+        <w:keepNext w:val="0"/>
+        <w:keepLines w:val="0"/>
+        <w:pageBreakBefore w:val="0"/>
+        <w:widowControl/>
+        <w:numPr>
+          <w:ilvl w:val="0"/>
+          <w:numId w:val="0"/>
+        </w:numPr>
+        <w:kinsoku/>
+        <w:wordWrap/>
+        <w:overflowPunct/>
+        <w:topLinePunct w:val="0"/>
+        <w:autoSpaceDE/>
+        <w:autoSpaceDN/>
+        <w:bidi w:val="0"/>
+        <w:adjustRightInd/>
+        <w:snapToGrid/>
+        <w:spacing w:line="360" w:lineRule="auto"/>
+        <w:ind w:firstLine="350" w:firstLineChars="125"/>
+        <w:jc w:val="both"/>
+        <w:textAlignment w:val="auto"/>
+        <w:rPr>
+          <w:rFonts w:hint="default" w:ascii="Times New Roman" w:hAnsi="Times New Roman"/>
+          <w:b w:val="0"/>
+          <w:bCs w:val="0"/>
+          <w:sz w:val="28"/>
+          <w:szCs w:val="28"/>
+          <w:lang w:val="ru-RU"/>
+        </w:rPr>
+      </w:pPr>
+      <w:r>
+        <w:rPr>
+          <w:rFonts w:hint="default" w:ascii="Times New Roman" w:hAnsi="Times New Roman"/>
+          <w:b w:val="0"/>
+          <w:bCs w:val="0"/>
+          <w:sz w:val="28"/>
+          <w:szCs w:val="28"/>
+          <w:lang w:val="ru-RU"/>
+        </w:rPr>
+        <w:t>Цифровая инфраструктура компании включает в себя следующие элементы:</w:t>
+      </w:r>
+    </w:p>
+    <w:p>
+      <w:pPr>
+        <w:keepNext w:val="0"/>
+        <w:keepLines w:val="0"/>
+        <w:pageBreakBefore w:val="0"/>
+        <w:widowControl/>
+        <w:numPr>
+          <w:ilvl w:val="0"/>
+          <w:numId w:val="3"/>
+        </w:numPr>
+        <w:kinsoku/>
+        <w:wordWrap/>
+        <w:overflowPunct/>
+        <w:topLinePunct w:val="0"/>
+        <w:autoSpaceDE/>
+        <w:autoSpaceDN/>
+        <w:bidi w:val="0"/>
+        <w:adjustRightInd/>
+        <w:snapToGrid/>
+        <w:spacing w:line="360" w:lineRule="auto"/>
+        <w:ind w:firstLine="350" w:firstLineChars="125"/>
+        <w:jc w:val="both"/>
+        <w:textAlignment w:val="auto"/>
+        <w:rPr>
+          <w:rFonts w:hint="default" w:ascii="Times New Roman" w:hAnsi="Times New Roman"/>
+          <w:b w:val="0"/>
+          <w:bCs w:val="0"/>
+          <w:sz w:val="28"/>
+          <w:szCs w:val="28"/>
+          <w:lang w:val="ru-RU"/>
+        </w:rPr>
+      </w:pPr>
+      <w:r>
+        <w:rPr>
+          <w:rFonts w:hint="default" w:ascii="Times New Roman" w:hAnsi="Times New Roman"/>
+          <w:b w:val="0"/>
+          <w:bCs w:val="0"/>
+          <w:sz w:val="28"/>
+          <w:szCs w:val="28"/>
+          <w:lang w:val="ru-RU"/>
+        </w:rPr>
+        <w:t>Корпоративный портал и система управления задачами: Битрикс24 используется для координации работы, где распределяются задачи, отслеживаются сроки выполнения,  документооборот;</w:t>
+      </w:r>
+    </w:p>
+    <w:p>
+      <w:pPr>
+        <w:keepNext w:val="0"/>
+        <w:keepLines w:val="0"/>
+        <w:pageBreakBefore w:val="0"/>
+        <w:widowControl/>
+        <w:numPr>
+          <w:ilvl w:val="0"/>
+          <w:numId w:val="3"/>
+        </w:numPr>
+        <w:kinsoku/>
+        <w:wordWrap/>
+        <w:overflowPunct/>
+        <w:topLinePunct w:val="0"/>
+        <w:autoSpaceDE/>
+        <w:autoSpaceDN/>
+        <w:bidi w:val="0"/>
+        <w:adjustRightInd/>
+        <w:snapToGrid/>
+        <w:spacing w:line="360" w:lineRule="auto"/>
+        <w:ind w:left="0" w:leftChars="0" w:firstLine="350" w:firstLineChars="125"/>
+        <w:jc w:val="both"/>
+        <w:textAlignment w:val="auto"/>
+        <w:rPr>
+          <w:rFonts w:hint="default" w:ascii="Times New Roman" w:hAnsi="Times New Roman"/>
+          <w:b w:val="0"/>
+          <w:bCs w:val="0"/>
+          <w:sz w:val="28"/>
+          <w:szCs w:val="28"/>
+          <w:lang w:val="ru-RU"/>
+        </w:rPr>
+      </w:pPr>
+      <w:r>
+        <w:rPr>
+          <w:rFonts w:hint="default" w:ascii="Times New Roman" w:hAnsi="Times New Roman"/>
+          <w:b w:val="0"/>
+          <w:bCs w:val="0"/>
+          <w:sz w:val="28"/>
+          <w:szCs w:val="28"/>
+          <w:lang w:val="ru-RU"/>
+        </w:rPr>
+        <w:t>Средства коммуникации: основным каналом оперативной коммуникации является корпоративный мессенджер Битрикс24 со структурированными чатами, Zoom используется для официальных видеоконференций, совещаний по планированию и собеседований.</w:t>
+      </w:r>
+    </w:p>
+    <w:p>
+      <w:pPr>
+        <w:keepNext w:val="0"/>
+        <w:keepLines w:val="0"/>
+        <w:pageBreakBefore w:val="0"/>
+        <w:widowControl/>
+        <w:numPr>
+          <w:ilvl w:val="0"/>
+          <w:numId w:val="3"/>
+        </w:numPr>
+        <w:kinsoku/>
+        <w:wordWrap/>
+        <w:overflowPunct/>
+        <w:topLinePunct w:val="0"/>
+        <w:autoSpaceDE/>
+        <w:autoSpaceDN/>
+        <w:bidi w:val="0"/>
+        <w:adjustRightInd/>
+        <w:snapToGrid/>
+        <w:spacing w:line="360" w:lineRule="auto"/>
+        <w:ind w:left="0" w:leftChars="0" w:firstLine="350" w:firstLineChars="125"/>
+        <w:jc w:val="both"/>
+        <w:textAlignment w:val="auto"/>
+        <w:rPr>
+          <w:rFonts w:hint="default" w:ascii="Times New Roman" w:hAnsi="Times New Roman"/>
+          <w:b w:val="0"/>
+          <w:bCs w:val="0"/>
+          <w:sz w:val="28"/>
+          <w:szCs w:val="28"/>
+          <w:lang w:val="ru-RU"/>
+        </w:rPr>
+      </w:pPr>
+      <w:r>
+        <w:rPr>
+          <w:rFonts w:hint="default" w:ascii="Times New Roman" w:hAnsi="Times New Roman"/>
+          <w:b w:val="0"/>
+          <w:bCs w:val="0"/>
+          <w:sz w:val="28"/>
+          <w:szCs w:val="28"/>
+          <w:lang w:val="ru-RU"/>
+        </w:rPr>
+        <w:t>Облачное хранилище: все рабочие документы, шаблоны приложений, регламенты и отчеты хранятся в облаке (Google Workspace/Яндекс.Диск), обеспечивая круглосуточный доступ к актуальной информации для всех сотрудников.</w:t>
+      </w:r>
+    </w:p>
+    <w:p>
+      <w:pPr>
+        <w:keepNext w:val="0"/>
+        <w:keepLines w:val="0"/>
+        <w:pageBreakBefore w:val="0"/>
+        <w:widowControl/>
+        <w:numPr>
+          <w:ilvl w:val="0"/>
+          <w:numId w:val="3"/>
+        </w:numPr>
+        <w:kinsoku/>
+        <w:wordWrap/>
+        <w:overflowPunct/>
+        <w:topLinePunct w:val="0"/>
+        <w:autoSpaceDE/>
+        <w:autoSpaceDN/>
+        <w:bidi w:val="0"/>
+        <w:adjustRightInd/>
+        <w:snapToGrid/>
+        <w:spacing w:line="360" w:lineRule="auto"/>
+        <w:ind w:left="0" w:leftChars="0" w:firstLine="350" w:firstLineChars="125"/>
+        <w:jc w:val="both"/>
+        <w:textAlignment w:val="auto"/>
+        <w:rPr>
+          <w:rFonts w:hint="default" w:ascii="Times New Roman" w:hAnsi="Times New Roman"/>
+          <w:b w:val="0"/>
+          <w:bCs w:val="0"/>
+          <w:sz w:val="28"/>
+          <w:szCs w:val="28"/>
+          <w:lang w:val="ru-RU"/>
+        </w:rPr>
+      </w:pPr>
+      <w:r>
+        <w:rPr>
+          <w:rFonts w:hint="default" w:ascii="Times New Roman" w:hAnsi="Times New Roman"/>
+          <w:b w:val="0"/>
+          <w:bCs w:val="0"/>
+          <w:sz w:val="28"/>
+          <w:szCs w:val="28"/>
+          <w:lang w:val="ru-RU"/>
+        </w:rPr>
+        <w:t>Электронный документооборот (ЭДО): кадровые документы и контракты с контрагентами подписываются с использованием электронной подписи, что полностью исключает необходимость личного присутствия.</w:t>
+      </w:r>
+    </w:p>
+    <w:p>
+      <w:pPr>
+        <w:keepNext w:val="0"/>
+        <w:keepLines w:val="0"/>
+        <w:pageBreakBefore w:val="0"/>
+        <w:widowControl/>
+        <w:numPr>
+          <w:ilvl w:val="0"/>
+          <w:numId w:val="0"/>
+        </w:numPr>
+        <w:kinsoku/>
+        <w:wordWrap/>
+        <w:overflowPunct/>
+        <w:topLinePunct w:val="0"/>
+        <w:autoSpaceDE/>
+        <w:autoSpaceDN/>
+        <w:bidi w:val="0"/>
+        <w:adjustRightInd/>
+        <w:snapToGrid/>
+        <w:spacing w:line="360" w:lineRule="auto"/>
+        <w:ind w:firstLine="350" w:firstLineChars="125"/>
+        <w:jc w:val="both"/>
+        <w:textAlignment w:val="auto"/>
+        <w:rPr>
+          <w:rFonts w:hint="default" w:ascii="Times New Roman" w:hAnsi="Times New Roman"/>
+          <w:b w:val="0"/>
+          <w:bCs w:val="0"/>
+          <w:sz w:val="28"/>
+          <w:szCs w:val="28"/>
+          <w:lang w:val="ru-RU"/>
+        </w:rPr>
+      </w:pPr>
+      <w:r>
+        <w:rPr>
+          <w:rFonts w:hint="default" w:ascii="Times New Roman" w:hAnsi="Times New Roman"/>
+          <w:b w:val="0"/>
+          <w:bCs w:val="0"/>
+          <w:sz w:val="28"/>
+          <w:szCs w:val="28"/>
+          <w:lang w:val="ru-RU"/>
+        </w:rPr>
+        <w:t>Проведём анализ основных финансово-экономических показателей за последние 3 года (2022-2025 гг.), чтобы выявить основные тенденции развития компании и функционирование тендерного отдела (см.табл.1.1.)</w:t>
+      </w:r>
+    </w:p>
+    <w:p>
+      <w:pPr>
+        <w:keepNext w:val="0"/>
+        <w:keepLines w:val="0"/>
+        <w:pageBreakBefore w:val="0"/>
+        <w:widowControl/>
+        <w:numPr>
+          <w:ilvl w:val="0"/>
+          <w:numId w:val="0"/>
+        </w:numPr>
+        <w:kinsoku/>
+        <w:wordWrap/>
+        <w:overflowPunct/>
+        <w:topLinePunct w:val="0"/>
+        <w:autoSpaceDE/>
+        <w:autoSpaceDN/>
+        <w:bidi w:val="0"/>
+        <w:adjustRightInd/>
+        <w:snapToGrid/>
+        <w:spacing w:line="360" w:lineRule="auto"/>
+        <w:ind w:firstLine="350" w:firstLineChars="125"/>
+        <w:jc w:val="both"/>
+        <w:textAlignment w:val="auto"/>
+        <w:rPr>
+          <w:rFonts w:hint="default" w:ascii="Times New Roman" w:hAnsi="Times New Roman"/>
+          <w:b w:val="0"/>
+          <w:bCs w:val="0"/>
+          <w:sz w:val="28"/>
+          <w:szCs w:val="28"/>
+          <w:lang w:val="ru-RU"/>
+        </w:rPr>
+      </w:pPr>
+    </w:p>
+    <w:p>
+      <w:pPr>
+        <w:keepNext w:val="0"/>
+        <w:keepLines w:val="0"/>
+        <w:pageBreakBefore w:val="0"/>
+        <w:widowControl/>
+        <w:numPr>
+          <w:ilvl w:val="0"/>
+          <w:numId w:val="0"/>
+        </w:numPr>
+        <w:kinsoku/>
+        <w:wordWrap/>
+        <w:overflowPunct/>
+        <w:topLinePunct w:val="0"/>
+        <w:autoSpaceDE/>
+        <w:autoSpaceDN/>
+        <w:bidi w:val="0"/>
+        <w:adjustRightInd/>
+        <w:snapToGrid/>
+        <w:spacing w:line="360" w:lineRule="auto"/>
+        <w:ind w:firstLine="300" w:firstLineChars="125"/>
+        <w:jc w:val="right"/>
+        <w:textAlignment w:val="auto"/>
+        <w:rPr>
+          <w:rFonts w:hint="default" w:ascii="Times New Roman" w:hAnsi="Times New Roman"/>
+          <w:b w:val="0"/>
+          <w:bCs w:val="0"/>
+          <w:sz w:val="24"/>
+          <w:szCs w:val="24"/>
+          <w:lang w:val="ru-RU"/>
+        </w:rPr>
+      </w:pPr>
+      <w:r>
+        <w:rPr>
+          <w:rFonts w:hint="default" w:ascii="Times New Roman" w:hAnsi="Times New Roman"/>
+          <w:b w:val="0"/>
+          <w:bCs w:val="0"/>
+          <w:sz w:val="24"/>
+          <w:szCs w:val="24"/>
+          <w:lang w:val="ru-RU"/>
+        </w:rPr>
+        <w:t>Таблица 1.1. Основные финансовые показатели ООО «Лайф Медиа» за 2022-2025 гг.</w:t>
+      </w:r>
+    </w:p>
+    <w:tbl>
+      <w:tblPr>
+        <w:tblStyle w:val="6"/>
+        <w:tblW w:w="0" w:type="auto"/>
+        <w:tblInd w:w="0" w:type="dxa"/>
+        <w:tblBorders>
+          <w:top w:val="single" w:color="auto" w:sz="4" w:space="0"/>
+          <w:left w:val="single" w:color="auto" w:sz="4" w:space="0"/>
+          <w:bottom w:val="single" w:color="auto" w:sz="4" w:space="0"/>
+          <w:right w:val="single" w:color="auto" w:sz="4" w:space="0"/>
+          <w:insideH w:val="single" w:color="auto" w:sz="4" w:space="0"/>
+          <w:insideV w:val="single" w:color="auto" w:sz="4" w:space="0"/>
+        </w:tblBorders>
+        <w:tblLayout w:type="autofit"/>
+        <w:tblCellMar>
+          <w:top w:w="0" w:type="dxa"/>
+          <w:left w:w="108" w:type="dxa"/>
+          <w:bottom w:w="0" w:type="dxa"/>
+          <w:right w:w="108" w:type="dxa"/>
+        </w:tblCellMar>
+      </w:tblPr>
+      <w:tblGrid>
+        <w:gridCol w:w="2464"/>
+        <w:gridCol w:w="1517"/>
+        <w:gridCol w:w="1121"/>
+        <w:gridCol w:w="1192"/>
+        <w:gridCol w:w="1552"/>
+        <w:gridCol w:w="1570"/>
+      </w:tblGrid>
+      <w:tr>
+        <w:tblPrEx>
+          <w:tblBorders>
+            <w:top w:val="single" w:color="auto" w:sz="4" w:space="0"/>
+            <w:left w:val="single" w:color="auto" w:sz="4" w:space="0"/>
+            <w:bottom w:val="single" w:color="auto" w:sz="4" w:space="0"/>
+            <w:right w:val="single" w:color="auto" w:sz="4" w:space="0"/>
+            <w:insideH w:val="single" w:color="auto" w:sz="4" w:space="0"/>
+            <w:insideV w:val="single" w:color="auto" w:sz="4" w:space="0"/>
+          </w:tblBorders>
+          <w:tblCellMar>
+            <w:top w:w="0" w:type="dxa"/>
+            <w:left w:w="108" w:type="dxa"/>
+            <w:bottom w:w="0" w:type="dxa"/>
+            <w:right w:w="108" w:type="dxa"/>
+          </w:tblCellMar>
+        </w:tblPrEx>
+        <w:tc>
+          <w:tcPr>
+            <w:tcW w:w="2464" w:type="dxa"/>
+            <w:vAlign w:val="center"/>
+          </w:tcPr>
+          <w:p>
+            <w:pPr>
+              <w:keepNext w:val="0"/>
+              <w:keepLines w:val="0"/>
+              <w:pageBreakBefore w:val="0"/>
+              <w:widowControl/>
+              <w:numPr>
+                <w:ilvl w:val="0"/>
+                <w:numId w:val="0"/>
+              </w:numPr>
+              <w:kinsoku/>
+              <w:wordWrap/>
+              <w:overflowPunct/>
+              <w:topLinePunct w:val="0"/>
+              <w:autoSpaceDE/>
+              <w:autoSpaceDN/>
+              <w:bidi w:val="0"/>
+              <w:adjustRightInd/>
+              <w:snapToGrid/>
+              <w:spacing w:line="240" w:lineRule="auto"/>
+              <w:jc w:val="center"/>
+              <w:textAlignment w:val="auto"/>
+              <w:rPr>
+                <w:rFonts w:hint="default" w:ascii="Times New Roman" w:hAnsi="Times New Roman"/>
+                <w:b w:val="0"/>
+                <w:bCs w:val="0"/>
+                <w:sz w:val="24"/>
+                <w:szCs w:val="24"/>
+                <w:vertAlign w:val="baseline"/>
+                <w:lang w:val="ru-RU"/>
+              </w:rPr>
+            </w:pPr>
+            <w:r>
+              <w:rPr>
+                <w:rFonts w:hint="default" w:ascii="Times New Roman" w:hAnsi="Times New Roman"/>
+                <w:b w:val="0"/>
+                <w:bCs w:val="0"/>
+                <w:sz w:val="24"/>
+                <w:szCs w:val="24"/>
+                <w:vertAlign w:val="baseline"/>
+                <w:lang w:val="ru-RU"/>
+              </w:rPr>
+              <w:t>Показатель</w:t>
+            </w:r>
+          </w:p>
+        </w:tc>
+        <w:tc>
+          <w:tcPr>
+            <w:tcW w:w="1517" w:type="dxa"/>
+            <w:vAlign w:val="center"/>
+          </w:tcPr>
+          <w:p>
+            <w:pPr>
+              <w:keepNext w:val="0"/>
+              <w:keepLines w:val="0"/>
+              <w:pageBreakBefore w:val="0"/>
+              <w:widowControl/>
+              <w:numPr>
+                <w:ilvl w:val="0"/>
+                <w:numId w:val="0"/>
+              </w:numPr>
+              <w:kinsoku/>
+              <w:wordWrap/>
+              <w:overflowPunct/>
+              <w:topLinePunct w:val="0"/>
+              <w:autoSpaceDE/>
+              <w:autoSpaceDN/>
+              <w:bidi w:val="0"/>
+              <w:adjustRightInd/>
+              <w:snapToGrid/>
+              <w:spacing w:line="240" w:lineRule="auto"/>
+              <w:jc w:val="center"/>
+              <w:textAlignment w:val="auto"/>
+              <w:rPr>
+                <w:rFonts w:hint="default" w:ascii="Times New Roman" w:hAnsi="Times New Roman"/>
+                <w:b w:val="0"/>
+                <w:bCs w:val="0"/>
+                <w:sz w:val="24"/>
+                <w:szCs w:val="24"/>
+                <w:vertAlign w:val="baseline"/>
+                <w:lang w:val="ru-RU"/>
+              </w:rPr>
+            </w:pPr>
+            <w:r>
+              <w:rPr>
+                <w:rFonts w:hint="default" w:ascii="Times New Roman" w:hAnsi="Times New Roman"/>
+                <w:b w:val="0"/>
+                <w:bCs w:val="0"/>
+                <w:sz w:val="24"/>
+                <w:szCs w:val="24"/>
+                <w:vertAlign w:val="baseline"/>
+                <w:lang w:val="ru-RU"/>
+              </w:rPr>
+              <w:t>2023</w:t>
+            </w:r>
+          </w:p>
+        </w:tc>
+        <w:tc>
+          <w:tcPr>
+            <w:tcW w:w="1121" w:type="dxa"/>
+            <w:vAlign w:val="center"/>
+          </w:tcPr>
+          <w:p>
+            <w:pPr>
+              <w:keepNext w:val="0"/>
+              <w:keepLines w:val="0"/>
+              <w:pageBreakBefore w:val="0"/>
+              <w:widowControl/>
+              <w:numPr>
+                <w:ilvl w:val="0"/>
+                <w:numId w:val="0"/>
+              </w:numPr>
+              <w:kinsoku/>
+              <w:wordWrap/>
+              <w:overflowPunct/>
+              <w:topLinePunct w:val="0"/>
+              <w:autoSpaceDE/>
+              <w:autoSpaceDN/>
+              <w:bidi w:val="0"/>
+              <w:adjustRightInd/>
+              <w:snapToGrid/>
+              <w:spacing w:line="240" w:lineRule="auto"/>
+              <w:jc w:val="center"/>
+              <w:textAlignment w:val="auto"/>
+              <w:rPr>
+                <w:rFonts w:hint="default" w:ascii="Times New Roman" w:hAnsi="Times New Roman"/>
+                <w:b w:val="0"/>
+                <w:bCs w:val="0"/>
+                <w:sz w:val="24"/>
+                <w:szCs w:val="24"/>
+                <w:vertAlign w:val="baseline"/>
+                <w:lang w:val="ru-RU"/>
+              </w:rPr>
+            </w:pPr>
+            <w:r>
+              <w:rPr>
+                <w:rFonts w:hint="default" w:ascii="Times New Roman" w:hAnsi="Times New Roman"/>
+                <w:b w:val="0"/>
+                <w:bCs w:val="0"/>
+                <w:sz w:val="24"/>
+                <w:szCs w:val="24"/>
+                <w:vertAlign w:val="baseline"/>
+                <w:lang w:val="ru-RU"/>
+              </w:rPr>
+              <w:t>2024</w:t>
+            </w:r>
+          </w:p>
+        </w:tc>
+        <w:tc>
+          <w:tcPr>
+            <w:tcW w:w="1192" w:type="dxa"/>
+            <w:vAlign w:val="center"/>
+          </w:tcPr>
+          <w:p>
+            <w:pPr>
+              <w:keepNext w:val="0"/>
+              <w:keepLines w:val="0"/>
+              <w:pageBreakBefore w:val="0"/>
+              <w:widowControl/>
+              <w:numPr>
+                <w:ilvl w:val="0"/>
+                <w:numId w:val="0"/>
+              </w:numPr>
+              <w:kinsoku/>
+              <w:wordWrap/>
+              <w:overflowPunct/>
+              <w:topLinePunct w:val="0"/>
+              <w:autoSpaceDE/>
+              <w:autoSpaceDN/>
+              <w:bidi w:val="0"/>
+              <w:adjustRightInd/>
+              <w:snapToGrid/>
+              <w:spacing w:line="240" w:lineRule="auto"/>
+              <w:jc w:val="center"/>
+              <w:textAlignment w:val="auto"/>
+              <w:rPr>
+                <w:rFonts w:hint="default" w:ascii="Times New Roman" w:hAnsi="Times New Roman"/>
+                <w:b w:val="0"/>
+                <w:bCs w:val="0"/>
+                <w:sz w:val="24"/>
+                <w:szCs w:val="24"/>
+                <w:vertAlign w:val="baseline"/>
+                <w:lang w:val="ru-RU"/>
+              </w:rPr>
+            </w:pPr>
+            <w:r>
+              <w:rPr>
+                <w:rFonts w:hint="default" w:ascii="Times New Roman" w:hAnsi="Times New Roman"/>
+                <w:b w:val="0"/>
+                <w:bCs w:val="0"/>
+                <w:sz w:val="24"/>
+                <w:szCs w:val="24"/>
+                <w:vertAlign w:val="baseline"/>
+                <w:lang w:val="ru-RU"/>
+              </w:rPr>
+              <w:t>2025</w:t>
+            </w:r>
+          </w:p>
+        </w:tc>
+        <w:tc>
+          <w:tcPr>
+            <w:tcW w:w="1552" w:type="dxa"/>
+            <w:vAlign w:val="center"/>
+          </w:tcPr>
+          <w:p>
+            <w:pPr>
+              <w:keepNext w:val="0"/>
+              <w:keepLines w:val="0"/>
+              <w:pageBreakBefore w:val="0"/>
+              <w:widowControl/>
+              <w:numPr>
+                <w:ilvl w:val="0"/>
+                <w:numId w:val="0"/>
+              </w:numPr>
+              <w:kinsoku/>
+              <w:wordWrap/>
+              <w:overflowPunct/>
+              <w:topLinePunct w:val="0"/>
+              <w:autoSpaceDE/>
+              <w:autoSpaceDN/>
+              <w:bidi w:val="0"/>
+              <w:adjustRightInd/>
+              <w:snapToGrid/>
+              <w:spacing w:line="240" w:lineRule="auto"/>
+              <w:jc w:val="center"/>
+              <w:textAlignment w:val="auto"/>
+              <w:rPr>
+                <w:rFonts w:hint="default" w:ascii="Times New Roman" w:hAnsi="Times New Roman"/>
+                <w:b w:val="0"/>
+                <w:bCs w:val="0"/>
+                <w:sz w:val="24"/>
+                <w:szCs w:val="24"/>
+                <w:vertAlign w:val="baseline"/>
+                <w:lang w:val="ru-RU"/>
+              </w:rPr>
+            </w:pPr>
+            <w:r>
+              <w:rPr>
+                <w:rFonts w:hint="default" w:ascii="Times New Roman" w:hAnsi="Times New Roman"/>
+                <w:b w:val="0"/>
+                <w:bCs w:val="0"/>
+                <w:sz w:val="24"/>
+                <w:szCs w:val="24"/>
+                <w:vertAlign w:val="baseline"/>
+                <w:lang w:val="ru-RU"/>
+              </w:rPr>
+              <w:t>Абсолютное отклонение (2025 к 2024)</w:t>
+            </w:r>
+          </w:p>
+        </w:tc>
+        <w:tc>
+          <w:tcPr>
+            <w:tcW w:w="1570" w:type="dxa"/>
+            <w:vAlign w:val="center"/>
+          </w:tcPr>
+          <w:p>
+            <w:pPr>
+              <w:keepNext w:val="0"/>
+              <w:keepLines w:val="0"/>
+              <w:pageBreakBefore w:val="0"/>
+              <w:widowControl/>
+              <w:numPr>
+                <w:ilvl w:val="0"/>
+                <w:numId w:val="0"/>
+              </w:numPr>
+              <w:kinsoku/>
+              <w:wordWrap/>
+              <w:overflowPunct/>
+              <w:topLinePunct w:val="0"/>
+              <w:autoSpaceDE/>
+              <w:autoSpaceDN/>
+              <w:bidi w:val="0"/>
+              <w:adjustRightInd/>
+              <w:snapToGrid/>
+              <w:spacing w:line="240" w:lineRule="auto"/>
+              <w:jc w:val="center"/>
+              <w:textAlignment w:val="auto"/>
+              <w:rPr>
+                <w:rFonts w:hint="default" w:ascii="Times New Roman" w:hAnsi="Times New Roman"/>
+                <w:b w:val="0"/>
+                <w:bCs w:val="0"/>
+                <w:sz w:val="24"/>
+                <w:szCs w:val="24"/>
+                <w:vertAlign w:val="baseline"/>
+                <w:lang w:val="ru-RU"/>
+              </w:rPr>
+            </w:pPr>
+            <w:r>
+              <w:rPr>
+                <w:rFonts w:hint="default" w:ascii="Times New Roman" w:hAnsi="Times New Roman"/>
+                <w:b w:val="0"/>
+                <w:bCs w:val="0"/>
+                <w:sz w:val="24"/>
+                <w:szCs w:val="24"/>
+                <w:vertAlign w:val="baseline"/>
+                <w:lang w:val="ru-RU"/>
+              </w:rPr>
+              <w:t>Темп роста 2025/2024, %</w:t>
+            </w:r>
+          </w:p>
+        </w:tc>
+      </w:tr>
+      <w:tr>
+        <w:tblPrEx>
+          <w:tblBorders>
+            <w:top w:val="single" w:color="auto" w:sz="4" w:space="0"/>
+            <w:left w:val="single" w:color="auto" w:sz="4" w:space="0"/>
+            <w:bottom w:val="single" w:color="auto" w:sz="4" w:space="0"/>
+            <w:right w:val="single" w:color="auto" w:sz="4" w:space="0"/>
+            <w:insideH w:val="single" w:color="auto" w:sz="4" w:space="0"/>
+            <w:insideV w:val="single" w:color="auto" w:sz="4" w:space="0"/>
+          </w:tblBorders>
+          <w:tblCellMar>
+            <w:top w:w="0" w:type="dxa"/>
+            <w:left w:w="108" w:type="dxa"/>
+            <w:bottom w:w="0" w:type="dxa"/>
+            <w:right w:w="108" w:type="dxa"/>
+          </w:tblCellMar>
+        </w:tblPrEx>
+        <w:tc>
+          <w:tcPr>
+            <w:tcW w:w="2464" w:type="dxa"/>
+            <w:vAlign w:val="center"/>
+          </w:tcPr>
+          <w:p>
+            <w:pPr>
+              <w:keepNext w:val="0"/>
+              <w:keepLines w:val="0"/>
+              <w:pageBreakBefore w:val="0"/>
+              <w:widowControl/>
+              <w:numPr>
+                <w:ilvl w:val="0"/>
+                <w:numId w:val="0"/>
+              </w:numPr>
+              <w:kinsoku/>
+              <w:wordWrap/>
+              <w:overflowPunct/>
+              <w:topLinePunct w:val="0"/>
+              <w:autoSpaceDE/>
+              <w:autoSpaceDN/>
+              <w:bidi w:val="0"/>
+              <w:adjustRightInd/>
+              <w:snapToGrid/>
+              <w:spacing w:line="240" w:lineRule="auto"/>
+              <w:jc w:val="left"/>
+              <w:textAlignment w:val="auto"/>
+              <w:rPr>
+                <w:rFonts w:hint="default" w:ascii="Times New Roman" w:hAnsi="Times New Roman"/>
+                <w:b w:val="0"/>
+                <w:bCs w:val="0"/>
+                <w:sz w:val="24"/>
+                <w:szCs w:val="24"/>
+                <w:vertAlign w:val="baseline"/>
+                <w:lang w:val="ru-RU"/>
+              </w:rPr>
+            </w:pPr>
+            <w:r>
+              <w:rPr>
+                <w:rFonts w:hint="default" w:ascii="Times New Roman" w:hAnsi="Times New Roman"/>
+                <w:b w:val="0"/>
+                <w:bCs w:val="0"/>
+                <w:sz w:val="24"/>
+                <w:szCs w:val="24"/>
+                <w:vertAlign w:val="baseline"/>
+                <w:lang w:val="ru-RU"/>
+              </w:rPr>
+              <w:t>Общая выручка, тыс.руб.</w:t>
+            </w:r>
+          </w:p>
+        </w:tc>
+        <w:tc>
+          <w:tcPr>
+            <w:tcW w:w="1517" w:type="dxa"/>
+            <w:vAlign w:val="center"/>
+          </w:tcPr>
+          <w:p>
+            <w:pPr>
+              <w:keepNext w:val="0"/>
+              <w:keepLines w:val="0"/>
+              <w:pageBreakBefore w:val="0"/>
+              <w:widowControl/>
+              <w:numPr>
+                <w:ilvl w:val="0"/>
+                <w:numId w:val="0"/>
+              </w:numPr>
+              <w:kinsoku/>
+              <w:wordWrap/>
+              <w:overflowPunct/>
+              <w:topLinePunct w:val="0"/>
+              <w:autoSpaceDE/>
+              <w:autoSpaceDN/>
+              <w:bidi w:val="0"/>
+              <w:adjustRightInd/>
+              <w:snapToGrid/>
+              <w:spacing w:line="240" w:lineRule="auto"/>
+              <w:jc w:val="center"/>
+              <w:textAlignment w:val="auto"/>
+              <w:rPr>
+                <w:rFonts w:hint="default" w:ascii="Times New Roman" w:hAnsi="Times New Roman"/>
+                <w:b w:val="0"/>
+                <w:bCs w:val="0"/>
+                <w:sz w:val="24"/>
+                <w:szCs w:val="24"/>
+                <w:vertAlign w:val="baseline"/>
+                <w:lang w:val="ru-RU"/>
+              </w:rPr>
+            </w:pPr>
+            <w:r>
+              <w:rPr>
+                <w:rFonts w:hint="default" w:ascii="Times New Roman" w:hAnsi="Times New Roman"/>
+                <w:b w:val="0"/>
+                <w:bCs w:val="0"/>
+                <w:sz w:val="24"/>
+                <w:szCs w:val="24"/>
+                <w:vertAlign w:val="baseline"/>
+                <w:lang w:val="ru-RU"/>
+              </w:rPr>
+              <w:t>42 680</w:t>
+            </w:r>
+          </w:p>
+        </w:tc>
+        <w:tc>
+          <w:tcPr>
+            <w:tcW w:w="1121" w:type="dxa"/>
+            <w:vAlign w:val="center"/>
+          </w:tcPr>
+          <w:p>
+            <w:pPr>
+              <w:keepNext w:val="0"/>
+              <w:keepLines w:val="0"/>
+              <w:pageBreakBefore w:val="0"/>
+              <w:widowControl/>
+              <w:numPr>
+                <w:ilvl w:val="0"/>
+                <w:numId w:val="0"/>
+              </w:numPr>
+              <w:kinsoku/>
+              <w:wordWrap/>
+              <w:overflowPunct/>
+              <w:topLinePunct w:val="0"/>
+              <w:autoSpaceDE/>
+              <w:autoSpaceDN/>
+              <w:bidi w:val="0"/>
+              <w:adjustRightInd/>
+              <w:snapToGrid/>
+              <w:spacing w:line="240" w:lineRule="auto"/>
+              <w:jc w:val="center"/>
+              <w:textAlignment w:val="auto"/>
+              <w:rPr>
+                <w:rFonts w:hint="default" w:ascii="Times New Roman" w:hAnsi="Times New Roman"/>
+                <w:b w:val="0"/>
+                <w:bCs w:val="0"/>
+                <w:sz w:val="24"/>
+                <w:szCs w:val="24"/>
+                <w:vertAlign w:val="baseline"/>
+                <w:lang w:val="ru-RU"/>
+              </w:rPr>
+            </w:pPr>
+            <w:r>
+              <w:rPr>
+                <w:rFonts w:hint="default" w:ascii="Times New Roman" w:hAnsi="Times New Roman"/>
+                <w:b w:val="0"/>
+                <w:bCs w:val="0"/>
+                <w:sz w:val="24"/>
+                <w:szCs w:val="24"/>
+                <w:vertAlign w:val="baseline"/>
+                <w:lang w:val="ru-RU"/>
+              </w:rPr>
+              <w:t>44 520</w:t>
+            </w:r>
+          </w:p>
+        </w:tc>
+        <w:tc>
+          <w:tcPr>
+            <w:tcW w:w="1192" w:type="dxa"/>
+            <w:vAlign w:val="center"/>
+          </w:tcPr>
+          <w:p>
+            <w:pPr>
+              <w:keepNext w:val="0"/>
+              <w:keepLines w:val="0"/>
+              <w:pageBreakBefore w:val="0"/>
+              <w:widowControl/>
+              <w:numPr>
+                <w:ilvl w:val="0"/>
+                <w:numId w:val="0"/>
+              </w:numPr>
+              <w:kinsoku/>
+              <w:wordWrap/>
+              <w:overflowPunct/>
+              <w:topLinePunct w:val="0"/>
+              <w:autoSpaceDE/>
+              <w:autoSpaceDN/>
+              <w:bidi w:val="0"/>
+              <w:adjustRightInd/>
+              <w:snapToGrid/>
+              <w:spacing w:line="240" w:lineRule="auto"/>
+              <w:jc w:val="center"/>
+              <w:textAlignment w:val="auto"/>
+              <w:rPr>
+                <w:rFonts w:hint="default" w:ascii="Times New Roman" w:hAnsi="Times New Roman"/>
+                <w:b w:val="0"/>
+                <w:bCs w:val="0"/>
+                <w:sz w:val="24"/>
+                <w:szCs w:val="24"/>
+                <w:vertAlign w:val="baseline"/>
+                <w:lang w:val="ru-RU"/>
+              </w:rPr>
+            </w:pPr>
+            <w:r>
+              <w:rPr>
+                <w:rFonts w:hint="default" w:ascii="Times New Roman" w:hAnsi="Times New Roman"/>
+                <w:b w:val="0"/>
+                <w:bCs w:val="0"/>
+                <w:sz w:val="24"/>
+                <w:szCs w:val="24"/>
+                <w:vertAlign w:val="baseline"/>
+                <w:lang w:val="ru-RU"/>
+              </w:rPr>
+              <w:t>41 350</w:t>
+            </w:r>
+          </w:p>
+        </w:tc>
+        <w:tc>
+          <w:tcPr>
+            <w:tcW w:w="1552" w:type="dxa"/>
+            <w:vAlign w:val="center"/>
+          </w:tcPr>
+          <w:p>
+            <w:pPr>
+              <w:keepNext w:val="0"/>
+              <w:keepLines w:val="0"/>
+              <w:pageBreakBefore w:val="0"/>
+              <w:widowControl/>
+              <w:numPr>
+                <w:ilvl w:val="0"/>
+                <w:numId w:val="0"/>
+              </w:numPr>
+              <w:kinsoku/>
+              <w:wordWrap/>
+              <w:overflowPunct/>
+              <w:topLinePunct w:val="0"/>
+              <w:autoSpaceDE/>
+              <w:autoSpaceDN/>
+              <w:bidi w:val="0"/>
+              <w:adjustRightInd/>
+              <w:snapToGrid/>
+              <w:spacing w:line="240" w:lineRule="auto"/>
+              <w:jc w:val="center"/>
+              <w:textAlignment w:val="auto"/>
+              <w:rPr>
+                <w:rFonts w:hint="default" w:ascii="Times New Roman" w:hAnsi="Times New Roman"/>
+                <w:b w:val="0"/>
+                <w:bCs w:val="0"/>
+                <w:sz w:val="24"/>
+                <w:szCs w:val="24"/>
+                <w:vertAlign w:val="baseline"/>
+                <w:lang w:val="ru-RU"/>
+              </w:rPr>
+            </w:pPr>
+            <w:r>
+              <w:rPr>
+                <w:rFonts w:hint="default" w:ascii="Times New Roman" w:hAnsi="Times New Roman"/>
+                <w:b w:val="0"/>
+                <w:bCs w:val="0"/>
+                <w:sz w:val="24"/>
+                <w:szCs w:val="24"/>
+                <w:vertAlign w:val="baseline"/>
+                <w:lang w:val="ru-RU"/>
+              </w:rPr>
+              <w:t>- 3 170</w:t>
+            </w:r>
+          </w:p>
+        </w:tc>
+        <w:tc>
+          <w:tcPr>
+            <w:tcW w:w="1570" w:type="dxa"/>
+            <w:vAlign w:val="center"/>
+          </w:tcPr>
+          <w:p>
+            <w:pPr>
+              <w:keepNext w:val="0"/>
+              <w:keepLines w:val="0"/>
+              <w:pageBreakBefore w:val="0"/>
+              <w:widowControl/>
+              <w:numPr>
+                <w:ilvl w:val="0"/>
+                <w:numId w:val="0"/>
+              </w:numPr>
+              <w:kinsoku/>
+              <w:wordWrap/>
+              <w:overflowPunct/>
+              <w:topLinePunct w:val="0"/>
+              <w:autoSpaceDE/>
+              <w:autoSpaceDN/>
+              <w:bidi w:val="0"/>
+              <w:adjustRightInd/>
+              <w:snapToGrid/>
+              <w:spacing w:line="240" w:lineRule="auto"/>
+              <w:jc w:val="center"/>
+              <w:textAlignment w:val="auto"/>
+              <w:rPr>
+                <w:rFonts w:hint="default" w:ascii="Times New Roman" w:hAnsi="Times New Roman"/>
+                <w:b w:val="0"/>
+                <w:bCs w:val="0"/>
+                <w:sz w:val="24"/>
+                <w:szCs w:val="24"/>
+                <w:vertAlign w:val="baseline"/>
+                <w:lang w:val="ru-RU"/>
+              </w:rPr>
+            </w:pPr>
+            <w:r>
+              <w:rPr>
+                <w:rFonts w:hint="default" w:ascii="Times New Roman" w:hAnsi="Times New Roman"/>
+                <w:b w:val="0"/>
+                <w:bCs w:val="0"/>
+                <w:sz w:val="24"/>
+                <w:szCs w:val="24"/>
+                <w:vertAlign w:val="baseline"/>
+                <w:lang w:val="ru-RU"/>
+              </w:rPr>
+              <w:t>92,9</w:t>
+            </w:r>
+          </w:p>
+        </w:tc>
+      </w:tr>
+      <w:tr>
+        <w:tblPrEx>
+          <w:tblBorders>
+            <w:top w:val="single" w:color="auto" w:sz="4" w:space="0"/>
+            <w:left w:val="single" w:color="auto" w:sz="4" w:space="0"/>
+            <w:bottom w:val="single" w:color="auto" w:sz="4" w:space="0"/>
+            <w:right w:val="single" w:color="auto" w:sz="4" w:space="0"/>
+            <w:insideH w:val="single" w:color="auto" w:sz="4" w:space="0"/>
+            <w:insideV w:val="single" w:color="auto" w:sz="4" w:space="0"/>
+          </w:tblBorders>
+          <w:tblCellMar>
+            <w:top w:w="0" w:type="dxa"/>
+            <w:left w:w="108" w:type="dxa"/>
+            <w:bottom w:w="0" w:type="dxa"/>
+            <w:right w:w="108" w:type="dxa"/>
+          </w:tblCellMar>
+        </w:tblPrEx>
+        <w:tc>
+          <w:tcPr>
+            <w:tcW w:w="2464" w:type="dxa"/>
+            <w:vAlign w:val="center"/>
+          </w:tcPr>
+          <w:p>
+            <w:pPr>
+              <w:keepNext w:val="0"/>
+              <w:keepLines w:val="0"/>
+              <w:pageBreakBefore w:val="0"/>
+              <w:widowControl/>
+              <w:numPr>
+                <w:ilvl w:val="0"/>
+                <w:numId w:val="0"/>
+              </w:numPr>
+              <w:kinsoku/>
+              <w:wordWrap/>
+              <w:overflowPunct/>
+              <w:topLinePunct w:val="0"/>
+              <w:autoSpaceDE/>
+              <w:autoSpaceDN/>
+              <w:bidi w:val="0"/>
+              <w:adjustRightInd/>
+              <w:snapToGrid/>
+              <w:spacing w:line="240" w:lineRule="auto"/>
+              <w:jc w:val="left"/>
+              <w:textAlignment w:val="auto"/>
+              <w:rPr>
+                <w:rFonts w:hint="default" w:ascii="Times New Roman" w:hAnsi="Times New Roman"/>
+                <w:b w:val="0"/>
+                <w:bCs w:val="0"/>
+                <w:sz w:val="24"/>
+                <w:szCs w:val="24"/>
+                <w:vertAlign w:val="baseline"/>
+                <w:lang w:val="ru-RU"/>
+              </w:rPr>
+            </w:pPr>
+            <w:r>
+              <w:rPr>
+                <w:rFonts w:hint="default" w:ascii="Times New Roman" w:hAnsi="Times New Roman"/>
+                <w:b w:val="0"/>
+                <w:bCs w:val="0"/>
+                <w:sz w:val="24"/>
+                <w:szCs w:val="24"/>
+                <w:vertAlign w:val="baseline"/>
+                <w:lang w:val="ru-RU"/>
+              </w:rPr>
+              <w:t>Выручка от тендерной деятельности, тыс.руб.</w:t>
+            </w:r>
+          </w:p>
+        </w:tc>
+        <w:tc>
+          <w:tcPr>
+            <w:tcW w:w="1517" w:type="dxa"/>
+            <w:vAlign w:val="center"/>
+          </w:tcPr>
+          <w:p>
+            <w:pPr>
+              <w:keepNext w:val="0"/>
+              <w:keepLines w:val="0"/>
+              <w:pageBreakBefore w:val="0"/>
+              <w:widowControl/>
+              <w:numPr>
+                <w:ilvl w:val="0"/>
+                <w:numId w:val="0"/>
+              </w:numPr>
+              <w:kinsoku/>
+              <w:wordWrap/>
+              <w:overflowPunct/>
+              <w:topLinePunct w:val="0"/>
+              <w:autoSpaceDE/>
+              <w:autoSpaceDN/>
+              <w:bidi w:val="0"/>
+              <w:adjustRightInd/>
+              <w:snapToGrid/>
+              <w:spacing w:line="240" w:lineRule="auto"/>
+              <w:jc w:val="center"/>
+              <w:textAlignment w:val="auto"/>
+              <w:rPr>
+                <w:rFonts w:hint="default" w:ascii="Times New Roman" w:hAnsi="Times New Roman"/>
+                <w:b w:val="0"/>
+                <w:bCs w:val="0"/>
+                <w:sz w:val="24"/>
+                <w:szCs w:val="24"/>
+                <w:vertAlign w:val="baseline"/>
+                <w:lang w:val="ru-RU"/>
+              </w:rPr>
+            </w:pPr>
+            <w:r>
+              <w:rPr>
+                <w:rFonts w:hint="default" w:ascii="Times New Roman" w:hAnsi="Times New Roman"/>
+                <w:b w:val="0"/>
+                <w:bCs w:val="0"/>
+                <w:sz w:val="24"/>
+                <w:szCs w:val="24"/>
+                <w:vertAlign w:val="baseline"/>
+                <w:lang w:val="ru-RU"/>
+              </w:rPr>
+              <w:t>34 120</w:t>
+            </w:r>
+          </w:p>
+        </w:tc>
+        <w:tc>
+          <w:tcPr>
+            <w:tcW w:w="1121" w:type="dxa"/>
+            <w:vAlign w:val="center"/>
+          </w:tcPr>
+          <w:p>
+            <w:pPr>
+              <w:keepNext w:val="0"/>
+              <w:keepLines w:val="0"/>
+              <w:pageBreakBefore w:val="0"/>
+              <w:widowControl/>
+              <w:numPr>
+                <w:ilvl w:val="0"/>
+                <w:numId w:val="0"/>
+              </w:numPr>
+              <w:kinsoku/>
+              <w:wordWrap/>
+              <w:overflowPunct/>
+              <w:topLinePunct w:val="0"/>
+              <w:autoSpaceDE/>
+              <w:autoSpaceDN/>
+              <w:bidi w:val="0"/>
+              <w:adjustRightInd/>
+              <w:snapToGrid/>
+              <w:spacing w:line="240" w:lineRule="auto"/>
+              <w:jc w:val="center"/>
+              <w:textAlignment w:val="auto"/>
+              <w:rPr>
+                <w:rFonts w:hint="default" w:ascii="Times New Roman" w:hAnsi="Times New Roman"/>
+                <w:b w:val="0"/>
+                <w:bCs w:val="0"/>
+                <w:sz w:val="24"/>
+                <w:szCs w:val="24"/>
+                <w:vertAlign w:val="baseline"/>
+                <w:lang w:val="ru-RU"/>
+              </w:rPr>
+            </w:pPr>
+            <w:r>
+              <w:rPr>
+                <w:rFonts w:hint="default" w:ascii="Times New Roman" w:hAnsi="Times New Roman"/>
+                <w:b w:val="0"/>
+                <w:bCs w:val="0"/>
+                <w:sz w:val="24"/>
+                <w:szCs w:val="24"/>
+                <w:vertAlign w:val="baseline"/>
+                <w:lang w:val="ru-RU"/>
+              </w:rPr>
+              <w:t>35 860</w:t>
+            </w:r>
+          </w:p>
+        </w:tc>
+        <w:tc>
+          <w:tcPr>
+            <w:tcW w:w="1192" w:type="dxa"/>
+            <w:vAlign w:val="center"/>
+          </w:tcPr>
+          <w:p>
+            <w:pPr>
+              <w:keepNext w:val="0"/>
+              <w:keepLines w:val="0"/>
+              <w:pageBreakBefore w:val="0"/>
+              <w:widowControl/>
+              <w:numPr>
+                <w:ilvl w:val="0"/>
+                <w:numId w:val="0"/>
+              </w:numPr>
+              <w:kinsoku/>
+              <w:wordWrap/>
+              <w:overflowPunct/>
+              <w:topLinePunct w:val="0"/>
+              <w:autoSpaceDE/>
+              <w:autoSpaceDN/>
+              <w:bidi w:val="0"/>
+              <w:adjustRightInd/>
+              <w:snapToGrid/>
+              <w:spacing w:line="240" w:lineRule="auto"/>
+              <w:jc w:val="center"/>
+              <w:textAlignment w:val="auto"/>
+              <w:rPr>
+                <w:rFonts w:hint="default" w:ascii="Times New Roman" w:hAnsi="Times New Roman"/>
+                <w:b w:val="0"/>
+                <w:bCs w:val="0"/>
+                <w:sz w:val="24"/>
+                <w:szCs w:val="24"/>
+                <w:vertAlign w:val="baseline"/>
+                <w:lang w:val="ru-RU"/>
+              </w:rPr>
+            </w:pPr>
+            <w:r>
+              <w:rPr>
+                <w:rFonts w:hint="default" w:ascii="Times New Roman" w:hAnsi="Times New Roman"/>
+                <w:b w:val="0"/>
+                <w:bCs w:val="0"/>
+                <w:sz w:val="24"/>
+                <w:szCs w:val="24"/>
+                <w:vertAlign w:val="baseline"/>
+                <w:lang w:val="ru-RU"/>
+              </w:rPr>
+              <w:t>30 840</w:t>
+            </w:r>
+          </w:p>
+        </w:tc>
+        <w:tc>
+          <w:tcPr>
+            <w:tcW w:w="1552" w:type="dxa"/>
+            <w:vAlign w:val="center"/>
+          </w:tcPr>
+          <w:p>
+            <w:pPr>
+              <w:keepNext w:val="0"/>
+              <w:keepLines w:val="0"/>
+              <w:pageBreakBefore w:val="0"/>
+              <w:widowControl/>
+              <w:numPr>
+                <w:ilvl w:val="0"/>
+                <w:numId w:val="0"/>
+              </w:numPr>
+              <w:kinsoku/>
+              <w:wordWrap/>
+              <w:overflowPunct/>
+              <w:topLinePunct w:val="0"/>
+              <w:autoSpaceDE/>
+              <w:autoSpaceDN/>
+              <w:bidi w:val="0"/>
+              <w:adjustRightInd/>
+              <w:snapToGrid/>
+              <w:spacing w:line="240" w:lineRule="auto"/>
+              <w:jc w:val="center"/>
+              <w:textAlignment w:val="auto"/>
+              <w:rPr>
+                <w:rFonts w:hint="default" w:ascii="Times New Roman" w:hAnsi="Times New Roman"/>
+                <w:b w:val="0"/>
+                <w:bCs w:val="0"/>
+                <w:sz w:val="24"/>
+                <w:szCs w:val="24"/>
+                <w:vertAlign w:val="baseline"/>
+                <w:lang w:val="ru-RU"/>
+              </w:rPr>
+            </w:pPr>
+            <w:r>
+              <w:rPr>
+                <w:rFonts w:hint="default" w:ascii="Times New Roman" w:hAnsi="Times New Roman"/>
+                <w:b w:val="0"/>
+                <w:bCs w:val="0"/>
+                <w:sz w:val="24"/>
+                <w:szCs w:val="24"/>
+                <w:vertAlign w:val="baseline"/>
+                <w:lang w:val="ru-RU"/>
+              </w:rPr>
+              <w:t>- 5 020</w:t>
+            </w:r>
+          </w:p>
+        </w:tc>
+        <w:tc>
+          <w:tcPr>
+            <w:tcW w:w="1570" w:type="dxa"/>
+            <w:vAlign w:val="center"/>
+          </w:tcPr>
+          <w:p>
+            <w:pPr>
+              <w:keepNext w:val="0"/>
+              <w:keepLines w:val="0"/>
+              <w:pageBreakBefore w:val="0"/>
+              <w:widowControl/>
+              <w:numPr>
+                <w:ilvl w:val="0"/>
+                <w:numId w:val="0"/>
+              </w:numPr>
+              <w:kinsoku/>
+              <w:wordWrap/>
+              <w:overflowPunct/>
+              <w:topLinePunct w:val="0"/>
+              <w:autoSpaceDE/>
+              <w:autoSpaceDN/>
+              <w:bidi w:val="0"/>
+              <w:adjustRightInd/>
+              <w:snapToGrid/>
+              <w:spacing w:line="240" w:lineRule="auto"/>
+              <w:jc w:val="center"/>
+              <w:textAlignment w:val="auto"/>
+              <w:rPr>
+                <w:rFonts w:hint="default" w:ascii="Times New Roman" w:hAnsi="Times New Roman"/>
+                <w:b w:val="0"/>
+                <w:bCs w:val="0"/>
+                <w:sz w:val="24"/>
+                <w:szCs w:val="24"/>
+                <w:vertAlign w:val="baseline"/>
+                <w:lang w:val="ru-RU"/>
+              </w:rPr>
+            </w:pPr>
+            <w:r>
+              <w:rPr>
+                <w:rFonts w:hint="default" w:ascii="Times New Roman" w:hAnsi="Times New Roman"/>
+                <w:b w:val="0"/>
+                <w:bCs w:val="0"/>
+                <w:sz w:val="24"/>
+                <w:szCs w:val="24"/>
+                <w:vertAlign w:val="baseline"/>
+                <w:lang w:val="ru-RU"/>
+              </w:rPr>
+              <w:t>86,0</w:t>
+            </w:r>
+          </w:p>
+        </w:tc>
+      </w:tr>
+      <w:tr>
+        <w:tblPrEx>
+          <w:tblBorders>
+            <w:top w:val="single" w:color="auto" w:sz="4" w:space="0"/>
+            <w:left w:val="single" w:color="auto" w:sz="4" w:space="0"/>
+            <w:bottom w:val="single" w:color="auto" w:sz="4" w:space="0"/>
+            <w:right w:val="single" w:color="auto" w:sz="4" w:space="0"/>
+            <w:insideH w:val="single" w:color="auto" w:sz="4" w:space="0"/>
+            <w:insideV w:val="single" w:color="auto" w:sz="4" w:space="0"/>
+          </w:tblBorders>
+          <w:tblCellMar>
+            <w:top w:w="0" w:type="dxa"/>
+            <w:left w:w="108" w:type="dxa"/>
+            <w:bottom w:w="0" w:type="dxa"/>
+            <w:right w:w="108" w:type="dxa"/>
+          </w:tblCellMar>
+        </w:tblPrEx>
+        <w:tc>
+          <w:tcPr>
+            <w:tcW w:w="2464" w:type="dxa"/>
+            <w:vAlign w:val="center"/>
+          </w:tcPr>
+          <w:p>
+            <w:pPr>
+              <w:keepNext w:val="0"/>
+              <w:keepLines w:val="0"/>
+              <w:pageBreakBefore w:val="0"/>
+              <w:widowControl/>
+              <w:numPr>
+                <w:ilvl w:val="0"/>
+                <w:numId w:val="0"/>
+              </w:numPr>
+              <w:kinsoku/>
+              <w:wordWrap/>
+              <w:overflowPunct/>
+              <w:topLinePunct w:val="0"/>
+              <w:autoSpaceDE/>
+              <w:autoSpaceDN/>
+              <w:bidi w:val="0"/>
+              <w:adjustRightInd/>
+              <w:snapToGrid/>
+              <w:spacing w:line="240" w:lineRule="auto"/>
+              <w:jc w:val="left"/>
+              <w:textAlignment w:val="auto"/>
+              <w:rPr>
+                <w:rFonts w:hint="default" w:ascii="Times New Roman" w:hAnsi="Times New Roman"/>
+                <w:b w:val="0"/>
+                <w:bCs w:val="0"/>
+                <w:sz w:val="24"/>
+                <w:szCs w:val="24"/>
+                <w:vertAlign w:val="baseline"/>
+                <w:lang w:val="ru-RU"/>
+              </w:rPr>
+            </w:pPr>
+            <w:r>
+              <w:rPr>
+                <w:rFonts w:hint="default" w:ascii="Times New Roman" w:hAnsi="Times New Roman"/>
+                <w:b w:val="0"/>
+                <w:bCs w:val="0"/>
+                <w:sz w:val="24"/>
+                <w:szCs w:val="24"/>
+                <w:vertAlign w:val="baseline"/>
+                <w:lang w:val="ru-RU"/>
+              </w:rPr>
+              <w:t>Доля тендерной выручки в общей, %</w:t>
+            </w:r>
+          </w:p>
+        </w:tc>
+        <w:tc>
+          <w:tcPr>
+            <w:tcW w:w="1517" w:type="dxa"/>
+            <w:vAlign w:val="center"/>
+          </w:tcPr>
+          <w:p>
+            <w:pPr>
+              <w:keepNext w:val="0"/>
+              <w:keepLines w:val="0"/>
+              <w:pageBreakBefore w:val="0"/>
+              <w:widowControl/>
+              <w:numPr>
+                <w:ilvl w:val="0"/>
+                <w:numId w:val="0"/>
+              </w:numPr>
+              <w:kinsoku/>
+              <w:wordWrap/>
+              <w:overflowPunct/>
+              <w:topLinePunct w:val="0"/>
+              <w:autoSpaceDE/>
+              <w:autoSpaceDN/>
+              <w:bidi w:val="0"/>
+              <w:adjustRightInd/>
+              <w:snapToGrid/>
+              <w:spacing w:line="240" w:lineRule="auto"/>
+              <w:jc w:val="center"/>
+              <w:textAlignment w:val="auto"/>
+              <w:rPr>
+                <w:rFonts w:hint="default" w:ascii="Times New Roman" w:hAnsi="Times New Roman"/>
+                <w:b w:val="0"/>
+                <w:bCs w:val="0"/>
+                <w:sz w:val="24"/>
+                <w:szCs w:val="24"/>
+                <w:vertAlign w:val="baseline"/>
+                <w:lang w:val="ru-RU"/>
+              </w:rPr>
+            </w:pPr>
+            <w:r>
+              <w:rPr>
+                <w:rFonts w:hint="default" w:ascii="Times New Roman" w:hAnsi="Times New Roman"/>
+                <w:b w:val="0"/>
+                <w:bCs w:val="0"/>
+                <w:sz w:val="24"/>
+                <w:szCs w:val="24"/>
+                <w:vertAlign w:val="baseline"/>
+                <w:lang w:val="ru-RU"/>
+              </w:rPr>
+              <w:t>79,9</w:t>
+            </w:r>
+          </w:p>
+        </w:tc>
+        <w:tc>
+          <w:tcPr>
+            <w:tcW w:w="1121" w:type="dxa"/>
+            <w:vAlign w:val="center"/>
+          </w:tcPr>
+          <w:p>
+            <w:pPr>
+              <w:keepNext w:val="0"/>
+              <w:keepLines w:val="0"/>
+              <w:pageBreakBefore w:val="0"/>
+              <w:widowControl/>
+              <w:numPr>
+                <w:ilvl w:val="0"/>
+                <w:numId w:val="0"/>
+              </w:numPr>
+              <w:kinsoku/>
+              <w:wordWrap/>
+              <w:overflowPunct/>
+              <w:topLinePunct w:val="0"/>
+              <w:autoSpaceDE/>
+              <w:autoSpaceDN/>
+              <w:bidi w:val="0"/>
+              <w:adjustRightInd/>
+              <w:snapToGrid/>
+              <w:spacing w:line="240" w:lineRule="auto"/>
+              <w:jc w:val="center"/>
+              <w:textAlignment w:val="auto"/>
+              <w:rPr>
+                <w:rFonts w:hint="default" w:ascii="Times New Roman" w:hAnsi="Times New Roman"/>
+                <w:b w:val="0"/>
+                <w:bCs w:val="0"/>
+                <w:sz w:val="24"/>
+                <w:szCs w:val="24"/>
+                <w:vertAlign w:val="baseline"/>
+                <w:lang w:val="ru-RU"/>
+              </w:rPr>
+            </w:pPr>
+            <w:r>
+              <w:rPr>
+                <w:rFonts w:hint="default" w:ascii="Times New Roman" w:hAnsi="Times New Roman"/>
+                <w:b w:val="0"/>
+                <w:bCs w:val="0"/>
+                <w:sz w:val="24"/>
+                <w:szCs w:val="24"/>
+                <w:vertAlign w:val="baseline"/>
+                <w:lang w:val="ru-RU"/>
+              </w:rPr>
+              <w:t>80,5</w:t>
+            </w:r>
+          </w:p>
+        </w:tc>
+        <w:tc>
+          <w:tcPr>
+            <w:tcW w:w="1192" w:type="dxa"/>
+            <w:vAlign w:val="center"/>
+          </w:tcPr>
+          <w:p>
+            <w:pPr>
+              <w:keepNext w:val="0"/>
+              <w:keepLines w:val="0"/>
+              <w:pageBreakBefore w:val="0"/>
+              <w:widowControl/>
+              <w:numPr>
+                <w:ilvl w:val="0"/>
+                <w:numId w:val="0"/>
+              </w:numPr>
+              <w:kinsoku/>
+              <w:wordWrap/>
+              <w:overflowPunct/>
+              <w:topLinePunct w:val="0"/>
+              <w:autoSpaceDE/>
+              <w:autoSpaceDN/>
+              <w:bidi w:val="0"/>
+              <w:adjustRightInd/>
+              <w:snapToGrid/>
+              <w:spacing w:line="240" w:lineRule="auto"/>
+              <w:jc w:val="center"/>
+              <w:textAlignment w:val="auto"/>
+              <w:rPr>
+                <w:rFonts w:hint="default" w:ascii="Times New Roman" w:hAnsi="Times New Roman"/>
+                <w:b w:val="0"/>
+                <w:bCs w:val="0"/>
+                <w:sz w:val="24"/>
+                <w:szCs w:val="24"/>
+                <w:vertAlign w:val="baseline"/>
+                <w:lang w:val="ru-RU"/>
+              </w:rPr>
+            </w:pPr>
+            <w:r>
+              <w:rPr>
+                <w:rFonts w:hint="default" w:ascii="Times New Roman" w:hAnsi="Times New Roman"/>
+                <w:b w:val="0"/>
+                <w:bCs w:val="0"/>
+                <w:sz w:val="24"/>
+                <w:szCs w:val="24"/>
+                <w:vertAlign w:val="baseline"/>
+                <w:lang w:val="ru-RU"/>
+              </w:rPr>
+              <w:t>74,6</w:t>
+            </w:r>
+          </w:p>
+        </w:tc>
+        <w:tc>
+          <w:tcPr>
+            <w:tcW w:w="1552" w:type="dxa"/>
+            <w:vAlign w:val="center"/>
+          </w:tcPr>
+          <w:p>
+            <w:pPr>
+              <w:keepNext w:val="0"/>
+              <w:keepLines w:val="0"/>
+              <w:pageBreakBefore w:val="0"/>
+              <w:widowControl/>
+              <w:numPr>
+                <w:ilvl w:val="0"/>
+                <w:numId w:val="0"/>
+              </w:numPr>
+              <w:kinsoku/>
+              <w:wordWrap/>
+              <w:overflowPunct/>
+              <w:topLinePunct w:val="0"/>
+              <w:autoSpaceDE/>
+              <w:autoSpaceDN/>
+              <w:bidi w:val="0"/>
+              <w:adjustRightInd/>
+              <w:snapToGrid/>
+              <w:spacing w:line="240" w:lineRule="auto"/>
+              <w:jc w:val="center"/>
+              <w:textAlignment w:val="auto"/>
+              <w:rPr>
+                <w:rFonts w:hint="default" w:ascii="Times New Roman" w:hAnsi="Times New Roman"/>
+                <w:b w:val="0"/>
+                <w:bCs w:val="0"/>
+                <w:sz w:val="24"/>
+                <w:szCs w:val="24"/>
+                <w:vertAlign w:val="baseline"/>
+                <w:lang w:val="ru-RU"/>
+              </w:rPr>
+            </w:pPr>
+            <w:r>
+              <w:rPr>
+                <w:rFonts w:hint="default" w:ascii="Times New Roman" w:hAnsi="Times New Roman"/>
+                <w:b w:val="0"/>
+                <w:bCs w:val="0"/>
+                <w:sz w:val="24"/>
+                <w:szCs w:val="24"/>
+                <w:vertAlign w:val="baseline"/>
+                <w:lang w:val="ru-RU"/>
+              </w:rPr>
+              <w:t>- 5,9 п.п.</w:t>
+            </w:r>
+          </w:p>
+        </w:tc>
+        <w:tc>
+          <w:tcPr>
+            <w:tcW w:w="1570" w:type="dxa"/>
+            <w:vAlign w:val="center"/>
+          </w:tcPr>
+          <w:p>
+            <w:pPr>
+              <w:keepNext w:val="0"/>
+              <w:keepLines w:val="0"/>
+              <w:pageBreakBefore w:val="0"/>
+              <w:widowControl/>
+              <w:numPr>
+                <w:ilvl w:val="0"/>
+                <w:numId w:val="0"/>
+              </w:numPr>
+              <w:kinsoku/>
+              <w:wordWrap/>
+              <w:overflowPunct/>
+              <w:topLinePunct w:val="0"/>
+              <w:autoSpaceDE/>
+              <w:autoSpaceDN/>
+              <w:bidi w:val="0"/>
+              <w:adjustRightInd/>
+              <w:snapToGrid/>
+              <w:spacing w:line="240" w:lineRule="auto"/>
+              <w:jc w:val="center"/>
+              <w:textAlignment w:val="auto"/>
+              <w:rPr>
+                <w:rFonts w:hint="default" w:ascii="Times New Roman" w:hAnsi="Times New Roman"/>
+                <w:b w:val="0"/>
+                <w:bCs w:val="0"/>
+                <w:sz w:val="24"/>
+                <w:szCs w:val="24"/>
+                <w:vertAlign w:val="baseline"/>
+                <w:lang w:val="ru-RU"/>
+              </w:rPr>
+            </w:pPr>
+            <w:r>
+              <w:rPr>
+                <w:rFonts w:hint="default" w:ascii="Times New Roman" w:hAnsi="Times New Roman"/>
+                <w:b w:val="0"/>
+                <w:bCs w:val="0"/>
+                <w:sz w:val="24"/>
+                <w:szCs w:val="24"/>
+                <w:vertAlign w:val="baseline"/>
+                <w:lang w:val="ru-RU"/>
+              </w:rPr>
+              <w:t>-</w:t>
+            </w:r>
+          </w:p>
+        </w:tc>
+      </w:tr>
+      <w:tr>
+        <w:tblPrEx>
+          <w:tblBorders>
+            <w:top w:val="single" w:color="auto" w:sz="4" w:space="0"/>
+            <w:left w:val="single" w:color="auto" w:sz="4" w:space="0"/>
+            <w:bottom w:val="single" w:color="auto" w:sz="4" w:space="0"/>
+            <w:right w:val="single" w:color="auto" w:sz="4" w:space="0"/>
+            <w:insideH w:val="single" w:color="auto" w:sz="4" w:space="0"/>
+            <w:insideV w:val="single" w:color="auto" w:sz="4" w:space="0"/>
+          </w:tblBorders>
+          <w:tblCellMar>
+            <w:top w:w="0" w:type="dxa"/>
+            <w:left w:w="108" w:type="dxa"/>
+            <w:bottom w:w="0" w:type="dxa"/>
+            <w:right w:w="108" w:type="dxa"/>
+          </w:tblCellMar>
+        </w:tblPrEx>
+        <w:tc>
+          <w:tcPr>
+            <w:tcW w:w="2464" w:type="dxa"/>
+            <w:vAlign w:val="center"/>
+          </w:tcPr>
+          <w:p>
+            <w:pPr>
+              <w:keepNext w:val="0"/>
+              <w:keepLines w:val="0"/>
+              <w:pageBreakBefore w:val="0"/>
+              <w:widowControl/>
+              <w:numPr>
+                <w:ilvl w:val="0"/>
+                <w:numId w:val="0"/>
+              </w:numPr>
+              <w:kinsoku/>
+              <w:wordWrap/>
+              <w:overflowPunct/>
+              <w:topLinePunct w:val="0"/>
+              <w:autoSpaceDE/>
+              <w:autoSpaceDN/>
+              <w:bidi w:val="0"/>
+              <w:adjustRightInd/>
+              <w:snapToGrid/>
+              <w:spacing w:line="240" w:lineRule="auto"/>
+              <w:jc w:val="left"/>
+              <w:textAlignment w:val="auto"/>
+              <w:rPr>
+                <w:rFonts w:hint="default" w:ascii="Times New Roman" w:hAnsi="Times New Roman"/>
+                <w:b w:val="0"/>
+                <w:bCs w:val="0"/>
+                <w:sz w:val="24"/>
+                <w:szCs w:val="24"/>
+                <w:vertAlign w:val="baseline"/>
+                <w:lang w:val="ru-RU"/>
+              </w:rPr>
+            </w:pPr>
+            <w:r>
+              <w:rPr>
+                <w:rFonts w:hint="default" w:ascii="Times New Roman" w:hAnsi="Times New Roman"/>
+                <w:b w:val="0"/>
+                <w:bCs w:val="0"/>
+                <w:sz w:val="24"/>
+                <w:szCs w:val="24"/>
+                <w:vertAlign w:val="baseline"/>
+                <w:lang w:val="ru-RU"/>
+              </w:rPr>
+              <w:t>Себестоимость продаж, тыс.руб.</w:t>
+            </w:r>
+          </w:p>
+        </w:tc>
+        <w:tc>
+          <w:tcPr>
+            <w:tcW w:w="1517" w:type="dxa"/>
+            <w:vAlign w:val="center"/>
+          </w:tcPr>
+          <w:p>
+            <w:pPr>
+              <w:keepNext w:val="0"/>
+              <w:keepLines w:val="0"/>
+              <w:pageBreakBefore w:val="0"/>
+              <w:widowControl/>
+              <w:numPr>
+                <w:ilvl w:val="0"/>
+                <w:numId w:val="0"/>
+              </w:numPr>
+              <w:kinsoku/>
+              <w:wordWrap/>
+              <w:overflowPunct/>
+              <w:topLinePunct w:val="0"/>
+              <w:autoSpaceDE/>
+              <w:autoSpaceDN/>
+              <w:bidi w:val="0"/>
+              <w:adjustRightInd/>
+              <w:snapToGrid/>
+              <w:spacing w:line="240" w:lineRule="auto"/>
+              <w:jc w:val="center"/>
+              <w:textAlignment w:val="auto"/>
+              <w:rPr>
+                <w:rFonts w:hint="default" w:ascii="Times New Roman" w:hAnsi="Times New Roman"/>
+                <w:b w:val="0"/>
+                <w:bCs w:val="0"/>
+                <w:sz w:val="24"/>
+                <w:szCs w:val="24"/>
+                <w:vertAlign w:val="baseline"/>
+                <w:lang w:val="ru-RU"/>
+              </w:rPr>
+            </w:pPr>
+            <w:r>
+              <w:rPr>
+                <w:rFonts w:hint="default" w:ascii="Times New Roman" w:hAnsi="Times New Roman"/>
+                <w:b w:val="0"/>
+                <w:bCs w:val="0"/>
+                <w:sz w:val="24"/>
+                <w:szCs w:val="24"/>
+                <w:vertAlign w:val="baseline"/>
+                <w:lang w:val="ru-RU"/>
+              </w:rPr>
+              <w:t>31 450</w:t>
+            </w:r>
+          </w:p>
+        </w:tc>
+        <w:tc>
+          <w:tcPr>
+            <w:tcW w:w="1121" w:type="dxa"/>
+            <w:vAlign w:val="center"/>
+          </w:tcPr>
+          <w:p>
+            <w:pPr>
+              <w:keepNext w:val="0"/>
+              <w:keepLines w:val="0"/>
+              <w:pageBreakBefore w:val="0"/>
+              <w:widowControl/>
+              <w:numPr>
+                <w:ilvl w:val="0"/>
+                <w:numId w:val="0"/>
+              </w:numPr>
+              <w:kinsoku/>
+              <w:wordWrap/>
+              <w:overflowPunct/>
+              <w:topLinePunct w:val="0"/>
+              <w:autoSpaceDE/>
+              <w:autoSpaceDN/>
+              <w:bidi w:val="0"/>
+              <w:adjustRightInd/>
+              <w:snapToGrid/>
+              <w:spacing w:line="240" w:lineRule="auto"/>
+              <w:jc w:val="center"/>
+              <w:textAlignment w:val="auto"/>
+              <w:rPr>
+                <w:rFonts w:hint="default" w:ascii="Times New Roman" w:hAnsi="Times New Roman"/>
+                <w:b w:val="0"/>
+                <w:bCs w:val="0"/>
+                <w:sz w:val="24"/>
+                <w:szCs w:val="24"/>
+                <w:vertAlign w:val="baseline"/>
+                <w:lang w:val="ru-RU"/>
+              </w:rPr>
+            </w:pPr>
+            <w:r>
+              <w:rPr>
+                <w:rFonts w:hint="default" w:ascii="Times New Roman" w:hAnsi="Times New Roman"/>
+                <w:b w:val="0"/>
+                <w:bCs w:val="0"/>
+                <w:sz w:val="24"/>
+                <w:szCs w:val="24"/>
+                <w:vertAlign w:val="baseline"/>
+                <w:lang w:val="ru-RU"/>
+              </w:rPr>
+              <w:t>33 620</w:t>
+            </w:r>
+          </w:p>
+        </w:tc>
+        <w:tc>
+          <w:tcPr>
+            <w:tcW w:w="1192" w:type="dxa"/>
+            <w:vAlign w:val="center"/>
+          </w:tcPr>
+          <w:p>
+            <w:pPr>
+              <w:keepNext w:val="0"/>
+              <w:keepLines w:val="0"/>
+              <w:pageBreakBefore w:val="0"/>
+              <w:widowControl/>
+              <w:numPr>
+                <w:ilvl w:val="0"/>
+                <w:numId w:val="0"/>
+              </w:numPr>
+              <w:kinsoku/>
+              <w:wordWrap/>
+              <w:overflowPunct/>
+              <w:topLinePunct w:val="0"/>
+              <w:autoSpaceDE/>
+              <w:autoSpaceDN/>
+              <w:bidi w:val="0"/>
+              <w:adjustRightInd/>
+              <w:snapToGrid/>
+              <w:spacing w:line="240" w:lineRule="auto"/>
+              <w:jc w:val="center"/>
+              <w:textAlignment w:val="auto"/>
+              <w:rPr>
+                <w:rFonts w:hint="default" w:ascii="Times New Roman" w:hAnsi="Times New Roman"/>
+                <w:b w:val="0"/>
+                <w:bCs w:val="0"/>
+                <w:sz w:val="24"/>
+                <w:szCs w:val="24"/>
+                <w:vertAlign w:val="baseline"/>
+                <w:lang w:val="ru-RU"/>
+              </w:rPr>
+            </w:pPr>
+            <w:r>
+              <w:rPr>
+                <w:rFonts w:hint="default" w:ascii="Times New Roman" w:hAnsi="Times New Roman"/>
+                <w:b w:val="0"/>
+                <w:bCs w:val="0"/>
+                <w:sz w:val="24"/>
+                <w:szCs w:val="24"/>
+                <w:vertAlign w:val="baseline"/>
+                <w:lang w:val="ru-RU"/>
+              </w:rPr>
+              <w:t>32 180</w:t>
+            </w:r>
+          </w:p>
+        </w:tc>
+        <w:tc>
+          <w:tcPr>
+            <w:tcW w:w="1552" w:type="dxa"/>
+            <w:vAlign w:val="center"/>
+          </w:tcPr>
+          <w:p>
+            <w:pPr>
+              <w:keepNext w:val="0"/>
+              <w:keepLines w:val="0"/>
+              <w:pageBreakBefore w:val="0"/>
+              <w:widowControl/>
+              <w:numPr>
+                <w:ilvl w:val="0"/>
+                <w:numId w:val="0"/>
+              </w:numPr>
+              <w:kinsoku/>
+              <w:wordWrap/>
+              <w:overflowPunct/>
+              <w:topLinePunct w:val="0"/>
+              <w:autoSpaceDE/>
+              <w:autoSpaceDN/>
+              <w:bidi w:val="0"/>
+              <w:adjustRightInd/>
+              <w:snapToGrid/>
+              <w:spacing w:line="240" w:lineRule="auto"/>
+              <w:jc w:val="center"/>
+              <w:textAlignment w:val="auto"/>
+              <w:rPr>
+                <w:rFonts w:hint="default" w:ascii="Times New Roman" w:hAnsi="Times New Roman"/>
+                <w:b w:val="0"/>
+                <w:bCs w:val="0"/>
+                <w:sz w:val="24"/>
+                <w:szCs w:val="24"/>
+                <w:vertAlign w:val="baseline"/>
+                <w:lang w:val="ru-RU"/>
+              </w:rPr>
+            </w:pPr>
+            <w:r>
+              <w:rPr>
+                <w:rFonts w:hint="default" w:ascii="Times New Roman" w:hAnsi="Times New Roman"/>
+                <w:b w:val="0"/>
+                <w:bCs w:val="0"/>
+                <w:sz w:val="24"/>
+                <w:szCs w:val="24"/>
+                <w:vertAlign w:val="baseline"/>
+                <w:lang w:val="ru-RU"/>
+              </w:rPr>
+              <w:t>- 1 440</w:t>
+            </w:r>
+          </w:p>
+        </w:tc>
+        <w:tc>
+          <w:tcPr>
+            <w:tcW w:w="1570" w:type="dxa"/>
+            <w:vAlign w:val="center"/>
+          </w:tcPr>
+          <w:p>
+            <w:pPr>
+              <w:keepNext w:val="0"/>
+              <w:keepLines w:val="0"/>
+              <w:pageBreakBefore w:val="0"/>
+              <w:widowControl/>
+              <w:numPr>
+                <w:ilvl w:val="0"/>
+                <w:numId w:val="0"/>
+              </w:numPr>
+              <w:kinsoku/>
+              <w:wordWrap/>
+              <w:overflowPunct/>
+              <w:topLinePunct w:val="0"/>
+              <w:autoSpaceDE/>
+              <w:autoSpaceDN/>
+              <w:bidi w:val="0"/>
+              <w:adjustRightInd/>
+              <w:snapToGrid/>
+              <w:spacing w:line="240" w:lineRule="auto"/>
+              <w:jc w:val="center"/>
+              <w:textAlignment w:val="auto"/>
+              <w:rPr>
+                <w:rFonts w:hint="default" w:ascii="Times New Roman" w:hAnsi="Times New Roman"/>
+                <w:b w:val="0"/>
+                <w:bCs w:val="0"/>
+                <w:sz w:val="24"/>
+                <w:szCs w:val="24"/>
+                <w:vertAlign w:val="baseline"/>
+                <w:lang w:val="ru-RU"/>
+              </w:rPr>
+            </w:pPr>
+            <w:r>
+              <w:rPr>
+                <w:rFonts w:hint="default" w:ascii="Times New Roman" w:hAnsi="Times New Roman"/>
+                <w:b w:val="0"/>
+                <w:bCs w:val="0"/>
+                <w:sz w:val="24"/>
+                <w:szCs w:val="24"/>
+                <w:vertAlign w:val="baseline"/>
+                <w:lang w:val="ru-RU"/>
+              </w:rPr>
+              <w:t>95,7</w:t>
+            </w:r>
+          </w:p>
+        </w:tc>
+      </w:tr>
+      <w:tr>
+        <w:tblPrEx>
+          <w:tblBorders>
+            <w:top w:val="single" w:color="auto" w:sz="4" w:space="0"/>
+            <w:left w:val="single" w:color="auto" w:sz="4" w:space="0"/>
+            <w:bottom w:val="single" w:color="auto" w:sz="4" w:space="0"/>
+            <w:right w:val="single" w:color="auto" w:sz="4" w:space="0"/>
+            <w:insideH w:val="single" w:color="auto" w:sz="4" w:space="0"/>
+            <w:insideV w:val="single" w:color="auto" w:sz="4" w:space="0"/>
+          </w:tblBorders>
+          <w:tblCellMar>
+            <w:top w:w="0" w:type="dxa"/>
+            <w:left w:w="108" w:type="dxa"/>
+            <w:bottom w:w="0" w:type="dxa"/>
+            <w:right w:w="108" w:type="dxa"/>
+          </w:tblCellMar>
+        </w:tblPrEx>
+        <w:tc>
+          <w:tcPr>
+            <w:tcW w:w="2464" w:type="dxa"/>
+            <w:vAlign w:val="center"/>
+          </w:tcPr>
+          <w:p>
+            <w:pPr>
+              <w:keepNext w:val="0"/>
+              <w:keepLines w:val="0"/>
+              <w:pageBreakBefore w:val="0"/>
+              <w:widowControl/>
+              <w:numPr>
+                <w:ilvl w:val="0"/>
+                <w:numId w:val="0"/>
+              </w:numPr>
+              <w:kinsoku/>
+              <w:wordWrap/>
+              <w:overflowPunct/>
+              <w:topLinePunct w:val="0"/>
+              <w:autoSpaceDE/>
+              <w:autoSpaceDN/>
+              <w:bidi w:val="0"/>
+              <w:adjustRightInd/>
+              <w:snapToGrid/>
+              <w:spacing w:line="240" w:lineRule="auto"/>
+              <w:jc w:val="left"/>
+              <w:textAlignment w:val="auto"/>
+              <w:rPr>
+                <w:rFonts w:hint="default" w:ascii="Times New Roman" w:hAnsi="Times New Roman"/>
+                <w:b w:val="0"/>
+                <w:bCs w:val="0"/>
+                <w:sz w:val="24"/>
+                <w:szCs w:val="24"/>
+                <w:vertAlign w:val="baseline"/>
+                <w:lang w:val="ru-RU"/>
+              </w:rPr>
+            </w:pPr>
+            <w:r>
+              <w:rPr>
+                <w:rFonts w:hint="default" w:ascii="Times New Roman" w:hAnsi="Times New Roman"/>
+                <w:b w:val="0"/>
+                <w:bCs w:val="0"/>
+                <w:sz w:val="24"/>
+                <w:szCs w:val="24"/>
+                <w:vertAlign w:val="baseline"/>
+                <w:lang w:val="ru-RU"/>
+              </w:rPr>
+              <w:t>Валовая прибыль, тыс.руб.</w:t>
+            </w:r>
+          </w:p>
+        </w:tc>
+        <w:tc>
+          <w:tcPr>
+            <w:tcW w:w="1517" w:type="dxa"/>
+            <w:vAlign w:val="center"/>
+          </w:tcPr>
+          <w:p>
+            <w:pPr>
+              <w:keepNext w:val="0"/>
+              <w:keepLines w:val="0"/>
+              <w:pageBreakBefore w:val="0"/>
+              <w:widowControl/>
+              <w:numPr>
+                <w:ilvl w:val="0"/>
+                <w:numId w:val="0"/>
+              </w:numPr>
+              <w:kinsoku/>
+              <w:wordWrap/>
+              <w:overflowPunct/>
+              <w:topLinePunct w:val="0"/>
+              <w:autoSpaceDE/>
+              <w:autoSpaceDN/>
+              <w:bidi w:val="0"/>
+              <w:adjustRightInd/>
+              <w:snapToGrid/>
+              <w:spacing w:line="240" w:lineRule="auto"/>
+              <w:jc w:val="center"/>
+              <w:textAlignment w:val="auto"/>
+              <w:rPr>
+                <w:rFonts w:hint="default" w:ascii="Times New Roman" w:hAnsi="Times New Roman"/>
+                <w:b w:val="0"/>
+                <w:bCs w:val="0"/>
+                <w:sz w:val="24"/>
+                <w:szCs w:val="24"/>
+                <w:vertAlign w:val="baseline"/>
+                <w:lang w:val="ru-RU"/>
+              </w:rPr>
+            </w:pPr>
+            <w:r>
+              <w:rPr>
+                <w:rFonts w:hint="default" w:ascii="Times New Roman" w:hAnsi="Times New Roman"/>
+                <w:b w:val="0"/>
+                <w:bCs w:val="0"/>
+                <w:sz w:val="24"/>
+                <w:szCs w:val="24"/>
+                <w:vertAlign w:val="baseline"/>
+                <w:lang w:val="ru-RU"/>
+              </w:rPr>
+              <w:t>11 230</w:t>
+            </w:r>
+          </w:p>
+        </w:tc>
+        <w:tc>
+          <w:tcPr>
+            <w:tcW w:w="1121" w:type="dxa"/>
+            <w:vAlign w:val="center"/>
+          </w:tcPr>
+          <w:p>
+            <w:pPr>
+              <w:keepNext w:val="0"/>
+              <w:keepLines w:val="0"/>
+              <w:pageBreakBefore w:val="0"/>
+              <w:widowControl/>
+              <w:numPr>
+                <w:ilvl w:val="0"/>
+                <w:numId w:val="0"/>
+              </w:numPr>
+              <w:kinsoku/>
+              <w:wordWrap/>
+              <w:overflowPunct/>
+              <w:topLinePunct w:val="0"/>
+              <w:autoSpaceDE/>
+              <w:autoSpaceDN/>
+              <w:bidi w:val="0"/>
+              <w:adjustRightInd/>
+              <w:snapToGrid/>
+              <w:spacing w:line="240" w:lineRule="auto"/>
+              <w:jc w:val="center"/>
+              <w:textAlignment w:val="auto"/>
+              <w:rPr>
+                <w:rFonts w:hint="default" w:ascii="Times New Roman" w:hAnsi="Times New Roman"/>
+                <w:b w:val="0"/>
+                <w:bCs w:val="0"/>
+                <w:sz w:val="24"/>
+                <w:szCs w:val="24"/>
+                <w:vertAlign w:val="baseline"/>
+                <w:lang w:val="ru-RU"/>
+              </w:rPr>
+            </w:pPr>
+            <w:r>
+              <w:rPr>
+                <w:rFonts w:hint="default" w:ascii="Times New Roman" w:hAnsi="Times New Roman"/>
+                <w:b w:val="0"/>
+                <w:bCs w:val="0"/>
+                <w:sz w:val="24"/>
+                <w:szCs w:val="24"/>
+                <w:vertAlign w:val="baseline"/>
+                <w:lang w:val="ru-RU"/>
+              </w:rPr>
+              <w:t>10 900</w:t>
+            </w:r>
+          </w:p>
+        </w:tc>
+        <w:tc>
+          <w:tcPr>
+            <w:tcW w:w="1192" w:type="dxa"/>
+            <w:vAlign w:val="center"/>
+          </w:tcPr>
+          <w:p>
+            <w:pPr>
+              <w:keepNext w:val="0"/>
+              <w:keepLines w:val="0"/>
+              <w:pageBreakBefore w:val="0"/>
+              <w:widowControl/>
+              <w:numPr>
+                <w:ilvl w:val="0"/>
+                <w:numId w:val="0"/>
+              </w:numPr>
+              <w:kinsoku/>
+              <w:wordWrap/>
+              <w:overflowPunct/>
+              <w:topLinePunct w:val="0"/>
+              <w:autoSpaceDE/>
+              <w:autoSpaceDN/>
+              <w:bidi w:val="0"/>
+              <w:adjustRightInd/>
+              <w:snapToGrid/>
+              <w:spacing w:line="240" w:lineRule="auto"/>
+              <w:jc w:val="center"/>
+              <w:textAlignment w:val="auto"/>
+              <w:rPr>
+                <w:rFonts w:hint="default" w:ascii="Times New Roman" w:hAnsi="Times New Roman"/>
+                <w:b w:val="0"/>
+                <w:bCs w:val="0"/>
+                <w:sz w:val="24"/>
+                <w:szCs w:val="24"/>
+                <w:vertAlign w:val="baseline"/>
+                <w:lang w:val="ru-RU"/>
+              </w:rPr>
+            </w:pPr>
+            <w:r>
+              <w:rPr>
+                <w:rFonts w:hint="default" w:ascii="Times New Roman" w:hAnsi="Times New Roman"/>
+                <w:b w:val="0"/>
+                <w:bCs w:val="0"/>
+                <w:sz w:val="24"/>
+                <w:szCs w:val="24"/>
+                <w:vertAlign w:val="baseline"/>
+                <w:lang w:val="ru-RU"/>
+              </w:rPr>
+              <w:t>9 170</w:t>
+            </w:r>
+          </w:p>
+        </w:tc>
+        <w:tc>
+          <w:tcPr>
+            <w:tcW w:w="1552" w:type="dxa"/>
+            <w:vAlign w:val="center"/>
+          </w:tcPr>
+          <w:p>
+            <w:pPr>
+              <w:keepNext w:val="0"/>
+              <w:keepLines w:val="0"/>
+              <w:pageBreakBefore w:val="0"/>
+              <w:widowControl/>
+              <w:numPr>
+                <w:ilvl w:val="0"/>
+                <w:numId w:val="0"/>
+              </w:numPr>
+              <w:kinsoku/>
+              <w:wordWrap/>
+              <w:overflowPunct/>
+              <w:topLinePunct w:val="0"/>
+              <w:autoSpaceDE/>
+              <w:autoSpaceDN/>
+              <w:bidi w:val="0"/>
+              <w:adjustRightInd/>
+              <w:snapToGrid/>
+              <w:spacing w:line="240" w:lineRule="auto"/>
+              <w:jc w:val="center"/>
+              <w:textAlignment w:val="auto"/>
+              <w:rPr>
+                <w:rFonts w:hint="default" w:ascii="Times New Roman" w:hAnsi="Times New Roman"/>
+                <w:b w:val="0"/>
+                <w:bCs w:val="0"/>
+                <w:sz w:val="24"/>
+                <w:szCs w:val="24"/>
+                <w:vertAlign w:val="baseline"/>
+                <w:lang w:val="ru-RU"/>
+              </w:rPr>
+            </w:pPr>
+            <w:r>
+              <w:rPr>
+                <w:rFonts w:hint="default" w:ascii="Times New Roman" w:hAnsi="Times New Roman"/>
+                <w:b w:val="0"/>
+                <w:bCs w:val="0"/>
+                <w:sz w:val="24"/>
+                <w:szCs w:val="24"/>
+                <w:vertAlign w:val="baseline"/>
+                <w:lang w:val="ru-RU"/>
+              </w:rPr>
+              <w:t>- 1 730</w:t>
+            </w:r>
+          </w:p>
+        </w:tc>
+        <w:tc>
+          <w:tcPr>
+            <w:tcW w:w="1570" w:type="dxa"/>
+            <w:vAlign w:val="center"/>
+          </w:tcPr>
+          <w:p>
+            <w:pPr>
+              <w:keepNext w:val="0"/>
+              <w:keepLines w:val="0"/>
+              <w:pageBreakBefore w:val="0"/>
+              <w:widowControl/>
+              <w:numPr>
+                <w:ilvl w:val="0"/>
+                <w:numId w:val="0"/>
+              </w:numPr>
+              <w:kinsoku/>
+              <w:wordWrap/>
+              <w:overflowPunct/>
+              <w:topLinePunct w:val="0"/>
+              <w:autoSpaceDE/>
+              <w:autoSpaceDN/>
+              <w:bidi w:val="0"/>
+              <w:adjustRightInd/>
+              <w:snapToGrid/>
+              <w:spacing w:line="240" w:lineRule="auto"/>
+              <w:jc w:val="center"/>
+              <w:textAlignment w:val="auto"/>
+              <w:rPr>
+                <w:rFonts w:hint="default" w:ascii="Times New Roman" w:hAnsi="Times New Roman"/>
+                <w:b w:val="0"/>
+                <w:bCs w:val="0"/>
+                <w:sz w:val="24"/>
+                <w:szCs w:val="24"/>
+                <w:vertAlign w:val="baseline"/>
+                <w:lang w:val="ru-RU"/>
+              </w:rPr>
+            </w:pPr>
+            <w:r>
+              <w:rPr>
+                <w:rFonts w:hint="default" w:ascii="Times New Roman" w:hAnsi="Times New Roman"/>
+                <w:b w:val="0"/>
+                <w:bCs w:val="0"/>
+                <w:sz w:val="24"/>
+                <w:szCs w:val="24"/>
+                <w:vertAlign w:val="baseline"/>
+                <w:lang w:val="ru-RU"/>
+              </w:rPr>
+              <w:t>84.1</w:t>
+            </w:r>
+          </w:p>
+        </w:tc>
+      </w:tr>
+      <w:tr>
+        <w:tblPrEx>
+          <w:tblBorders>
+            <w:top w:val="single" w:color="auto" w:sz="4" w:space="0"/>
+            <w:left w:val="single" w:color="auto" w:sz="4" w:space="0"/>
+            <w:bottom w:val="single" w:color="auto" w:sz="4" w:space="0"/>
+            <w:right w:val="single" w:color="auto" w:sz="4" w:space="0"/>
+            <w:insideH w:val="single" w:color="auto" w:sz="4" w:space="0"/>
+            <w:insideV w:val="single" w:color="auto" w:sz="4" w:space="0"/>
+          </w:tblBorders>
+          <w:tblCellMar>
+            <w:top w:w="0" w:type="dxa"/>
+            <w:left w:w="108" w:type="dxa"/>
+            <w:bottom w:w="0" w:type="dxa"/>
+            <w:right w:w="108" w:type="dxa"/>
+          </w:tblCellMar>
+        </w:tblPrEx>
+        <w:tc>
+          <w:tcPr>
+            <w:tcW w:w="2464" w:type="dxa"/>
+            <w:vAlign w:val="center"/>
+          </w:tcPr>
+          <w:p>
+            <w:pPr>
+              <w:keepNext w:val="0"/>
+              <w:keepLines w:val="0"/>
+              <w:pageBreakBefore w:val="0"/>
+              <w:widowControl/>
+              <w:numPr>
+                <w:ilvl w:val="0"/>
+                <w:numId w:val="0"/>
+              </w:numPr>
+              <w:kinsoku/>
+              <w:wordWrap/>
+              <w:overflowPunct/>
+              <w:topLinePunct w:val="0"/>
+              <w:autoSpaceDE/>
+              <w:autoSpaceDN/>
+              <w:bidi w:val="0"/>
+              <w:adjustRightInd/>
+              <w:snapToGrid/>
+              <w:spacing w:line="240" w:lineRule="auto"/>
+              <w:jc w:val="left"/>
+              <w:textAlignment w:val="auto"/>
+              <w:rPr>
+                <w:rFonts w:hint="default" w:ascii="Times New Roman" w:hAnsi="Times New Roman"/>
+                <w:b w:val="0"/>
+                <w:bCs w:val="0"/>
+                <w:sz w:val="24"/>
+                <w:szCs w:val="24"/>
+                <w:vertAlign w:val="baseline"/>
+                <w:lang w:val="ru-RU"/>
+              </w:rPr>
+            </w:pPr>
+            <w:r>
+              <w:rPr>
+                <w:rFonts w:hint="default" w:ascii="Times New Roman" w:hAnsi="Times New Roman"/>
+                <w:b w:val="0"/>
+                <w:bCs w:val="0"/>
+                <w:sz w:val="24"/>
+                <w:szCs w:val="24"/>
+                <w:vertAlign w:val="baseline"/>
+                <w:lang w:val="ru-RU"/>
+              </w:rPr>
+              <w:t>Коммерческие расходы, тыс.руб.</w:t>
+            </w:r>
+          </w:p>
+        </w:tc>
+        <w:tc>
+          <w:tcPr>
+            <w:tcW w:w="1517" w:type="dxa"/>
+            <w:vAlign w:val="center"/>
+          </w:tcPr>
+          <w:p>
+            <w:pPr>
+              <w:keepNext w:val="0"/>
+              <w:keepLines w:val="0"/>
+              <w:pageBreakBefore w:val="0"/>
+              <w:widowControl/>
+              <w:numPr>
+                <w:ilvl w:val="0"/>
+                <w:numId w:val="0"/>
+              </w:numPr>
+              <w:kinsoku/>
+              <w:wordWrap/>
+              <w:overflowPunct/>
+              <w:topLinePunct w:val="0"/>
+              <w:autoSpaceDE/>
+              <w:autoSpaceDN/>
+              <w:bidi w:val="0"/>
+              <w:adjustRightInd/>
+              <w:snapToGrid/>
+              <w:spacing w:line="240" w:lineRule="auto"/>
+              <w:ind w:firstLine="360" w:firstLineChars="150"/>
+              <w:jc w:val="both"/>
+              <w:textAlignment w:val="auto"/>
+              <w:rPr>
+                <w:rFonts w:hint="default" w:ascii="Times New Roman" w:hAnsi="Times New Roman"/>
+                <w:b w:val="0"/>
+                <w:bCs w:val="0"/>
+                <w:sz w:val="24"/>
+                <w:szCs w:val="24"/>
+                <w:vertAlign w:val="baseline"/>
+                <w:lang w:val="ru-RU"/>
+              </w:rPr>
+            </w:pPr>
+            <w:r>
+              <w:rPr>
+                <w:rFonts w:hint="default" w:ascii="Times New Roman" w:hAnsi="Times New Roman"/>
+                <w:b w:val="0"/>
+                <w:bCs w:val="0"/>
+                <w:sz w:val="24"/>
+                <w:szCs w:val="24"/>
+                <w:vertAlign w:val="baseline"/>
+                <w:lang w:val="ru-RU"/>
+              </w:rPr>
+              <w:t xml:space="preserve"> 3 080</w:t>
+            </w:r>
+          </w:p>
+        </w:tc>
+        <w:tc>
+          <w:tcPr>
+            <w:tcW w:w="1121" w:type="dxa"/>
+            <w:vAlign w:val="center"/>
+          </w:tcPr>
+          <w:p>
+            <w:pPr>
+              <w:keepNext w:val="0"/>
+              <w:keepLines w:val="0"/>
+              <w:pageBreakBefore w:val="0"/>
+              <w:widowControl/>
+              <w:numPr>
+                <w:ilvl w:val="0"/>
+                <w:numId w:val="0"/>
+              </w:numPr>
+              <w:kinsoku/>
+              <w:wordWrap/>
+              <w:overflowPunct/>
+              <w:topLinePunct w:val="0"/>
+              <w:autoSpaceDE/>
+              <w:autoSpaceDN/>
+              <w:bidi w:val="0"/>
+              <w:adjustRightInd/>
+              <w:snapToGrid/>
+              <w:spacing w:line="240" w:lineRule="auto"/>
+              <w:jc w:val="center"/>
+              <w:textAlignment w:val="auto"/>
+              <w:rPr>
+                <w:rFonts w:hint="default" w:ascii="Times New Roman" w:hAnsi="Times New Roman"/>
+                <w:b w:val="0"/>
+                <w:bCs w:val="0"/>
+                <w:sz w:val="24"/>
+                <w:szCs w:val="24"/>
+                <w:vertAlign w:val="baseline"/>
+                <w:lang w:val="ru-RU"/>
+              </w:rPr>
+            </w:pPr>
+            <w:r>
+              <w:rPr>
+                <w:rFonts w:hint="default" w:ascii="Times New Roman" w:hAnsi="Times New Roman"/>
+                <w:b w:val="0"/>
+                <w:bCs w:val="0"/>
+                <w:sz w:val="24"/>
+                <w:szCs w:val="24"/>
+                <w:vertAlign w:val="baseline"/>
+                <w:lang w:val="ru-RU"/>
+              </w:rPr>
+              <w:t>3 260</w:t>
+            </w:r>
+          </w:p>
+        </w:tc>
+        <w:tc>
+          <w:tcPr>
+            <w:tcW w:w="1192" w:type="dxa"/>
+            <w:vAlign w:val="center"/>
+          </w:tcPr>
+          <w:p>
+            <w:pPr>
+              <w:keepNext w:val="0"/>
+              <w:keepLines w:val="0"/>
+              <w:pageBreakBefore w:val="0"/>
+              <w:widowControl/>
+              <w:numPr>
+                <w:ilvl w:val="0"/>
+                <w:numId w:val="0"/>
+              </w:numPr>
+              <w:kinsoku/>
+              <w:wordWrap/>
+              <w:overflowPunct/>
+              <w:topLinePunct w:val="0"/>
+              <w:autoSpaceDE/>
+              <w:autoSpaceDN/>
+              <w:bidi w:val="0"/>
+              <w:adjustRightInd/>
+              <w:snapToGrid/>
+              <w:spacing w:line="240" w:lineRule="auto"/>
+              <w:jc w:val="center"/>
+              <w:textAlignment w:val="auto"/>
+              <w:rPr>
+                <w:rFonts w:hint="default" w:ascii="Times New Roman" w:hAnsi="Times New Roman"/>
+                <w:b w:val="0"/>
+                <w:bCs w:val="0"/>
+                <w:sz w:val="24"/>
+                <w:szCs w:val="24"/>
+                <w:vertAlign w:val="baseline"/>
+                <w:lang w:val="ru-RU"/>
+              </w:rPr>
+            </w:pPr>
+            <w:r>
+              <w:rPr>
+                <w:rFonts w:hint="default" w:ascii="Times New Roman" w:hAnsi="Times New Roman"/>
+                <w:b w:val="0"/>
+                <w:bCs w:val="0"/>
+                <w:sz w:val="24"/>
+                <w:szCs w:val="24"/>
+                <w:vertAlign w:val="baseline"/>
+                <w:lang w:val="ru-RU"/>
+              </w:rPr>
+              <w:t>3 190</w:t>
+            </w:r>
+          </w:p>
+        </w:tc>
+        <w:tc>
+          <w:tcPr>
+            <w:tcW w:w="1552" w:type="dxa"/>
+            <w:vAlign w:val="center"/>
+          </w:tcPr>
+          <w:p>
+            <w:pPr>
+              <w:keepNext w:val="0"/>
+              <w:keepLines w:val="0"/>
+              <w:pageBreakBefore w:val="0"/>
+              <w:widowControl/>
+              <w:numPr>
+                <w:ilvl w:val="0"/>
+                <w:numId w:val="0"/>
+              </w:numPr>
+              <w:kinsoku/>
+              <w:wordWrap/>
+              <w:overflowPunct/>
+              <w:topLinePunct w:val="0"/>
+              <w:autoSpaceDE/>
+              <w:autoSpaceDN/>
+              <w:bidi w:val="0"/>
+              <w:adjustRightInd/>
+              <w:snapToGrid/>
+              <w:spacing w:line="240" w:lineRule="auto"/>
+              <w:jc w:val="center"/>
+              <w:textAlignment w:val="auto"/>
+              <w:rPr>
+                <w:rFonts w:hint="default" w:ascii="Times New Roman" w:hAnsi="Times New Roman"/>
+                <w:b w:val="0"/>
+                <w:bCs w:val="0"/>
+                <w:sz w:val="24"/>
+                <w:szCs w:val="24"/>
+                <w:vertAlign w:val="baseline"/>
+                <w:lang w:val="ru-RU"/>
+              </w:rPr>
+            </w:pPr>
+            <w:r>
+              <w:rPr>
+                <w:rFonts w:hint="default" w:ascii="Times New Roman" w:hAnsi="Times New Roman"/>
+                <w:b w:val="0"/>
+                <w:bCs w:val="0"/>
+                <w:sz w:val="24"/>
+                <w:szCs w:val="24"/>
+                <w:vertAlign w:val="baseline"/>
+                <w:lang w:val="ru-RU"/>
+              </w:rPr>
+              <w:t>- 70</w:t>
+            </w:r>
+          </w:p>
+        </w:tc>
+        <w:tc>
+          <w:tcPr>
+            <w:tcW w:w="1570" w:type="dxa"/>
+            <w:vAlign w:val="center"/>
+          </w:tcPr>
+          <w:p>
+            <w:pPr>
+              <w:keepNext w:val="0"/>
+              <w:keepLines w:val="0"/>
+              <w:pageBreakBefore w:val="0"/>
+              <w:widowControl/>
+              <w:numPr>
+                <w:ilvl w:val="0"/>
+                <w:numId w:val="0"/>
+              </w:numPr>
+              <w:kinsoku/>
+              <w:wordWrap/>
+              <w:overflowPunct/>
+              <w:topLinePunct w:val="0"/>
+              <w:autoSpaceDE/>
+              <w:autoSpaceDN/>
+              <w:bidi w:val="0"/>
+              <w:adjustRightInd/>
+              <w:snapToGrid/>
+              <w:spacing w:line="240" w:lineRule="auto"/>
+              <w:jc w:val="center"/>
+              <w:textAlignment w:val="auto"/>
+              <w:rPr>
+                <w:rFonts w:hint="default" w:ascii="Times New Roman" w:hAnsi="Times New Roman"/>
+                <w:b w:val="0"/>
+                <w:bCs w:val="0"/>
+                <w:sz w:val="24"/>
+                <w:szCs w:val="24"/>
+                <w:vertAlign w:val="baseline"/>
+                <w:lang w:val="ru-RU"/>
+              </w:rPr>
+            </w:pPr>
+            <w:r>
+              <w:rPr>
+                <w:rFonts w:hint="default" w:ascii="Times New Roman" w:hAnsi="Times New Roman"/>
+                <w:b w:val="0"/>
+                <w:bCs w:val="0"/>
+                <w:sz w:val="24"/>
+                <w:szCs w:val="24"/>
+                <w:vertAlign w:val="baseline"/>
+                <w:lang w:val="ru-RU"/>
+              </w:rPr>
+              <w:t>97,9</w:t>
+            </w:r>
+          </w:p>
+        </w:tc>
+      </w:tr>
+      <w:tr>
+        <w:tblPrEx>
+          <w:tblBorders>
+            <w:top w:val="single" w:color="auto" w:sz="4" w:space="0"/>
+            <w:left w:val="single" w:color="auto" w:sz="4" w:space="0"/>
+            <w:bottom w:val="single" w:color="auto" w:sz="4" w:space="0"/>
+            <w:right w:val="single" w:color="auto" w:sz="4" w:space="0"/>
+            <w:insideH w:val="single" w:color="auto" w:sz="4" w:space="0"/>
+            <w:insideV w:val="single" w:color="auto" w:sz="4" w:space="0"/>
+          </w:tblBorders>
+          <w:tblCellMar>
+            <w:top w:w="0" w:type="dxa"/>
+            <w:left w:w="108" w:type="dxa"/>
+            <w:bottom w:w="0" w:type="dxa"/>
+            <w:right w:w="108" w:type="dxa"/>
+          </w:tblCellMar>
+        </w:tblPrEx>
+        <w:tc>
+          <w:tcPr>
+            <w:tcW w:w="2464" w:type="dxa"/>
+            <w:vAlign w:val="center"/>
+          </w:tcPr>
+          <w:p>
+            <w:pPr>
+              <w:keepNext w:val="0"/>
+              <w:keepLines w:val="0"/>
+              <w:pageBreakBefore w:val="0"/>
+              <w:widowControl/>
+              <w:numPr>
+                <w:ilvl w:val="0"/>
+                <w:numId w:val="0"/>
+              </w:numPr>
+              <w:kinsoku/>
+              <w:wordWrap/>
+              <w:overflowPunct/>
+              <w:topLinePunct w:val="0"/>
+              <w:autoSpaceDE/>
+              <w:autoSpaceDN/>
+              <w:bidi w:val="0"/>
+              <w:adjustRightInd/>
+              <w:snapToGrid/>
+              <w:spacing w:line="240" w:lineRule="auto"/>
+              <w:jc w:val="left"/>
+              <w:textAlignment w:val="auto"/>
+              <w:rPr>
+                <w:rFonts w:hint="default" w:ascii="Times New Roman" w:hAnsi="Times New Roman"/>
+                <w:b w:val="0"/>
+                <w:bCs w:val="0"/>
+                <w:sz w:val="24"/>
+                <w:szCs w:val="24"/>
+                <w:vertAlign w:val="baseline"/>
+                <w:lang w:val="ru-RU"/>
+              </w:rPr>
+            </w:pPr>
+            <w:r>
+              <w:rPr>
+                <w:rFonts w:hint="default" w:ascii="Times New Roman" w:hAnsi="Times New Roman"/>
+                <w:b w:val="0"/>
+                <w:bCs w:val="0"/>
+                <w:sz w:val="24"/>
+                <w:szCs w:val="24"/>
+                <w:vertAlign w:val="baseline"/>
+                <w:lang w:val="ru-RU"/>
+              </w:rPr>
+              <w:t>Управленские расходы, тыс.руб.</w:t>
+            </w:r>
+          </w:p>
+        </w:tc>
+        <w:tc>
+          <w:tcPr>
+            <w:tcW w:w="1517" w:type="dxa"/>
+            <w:vAlign w:val="center"/>
+          </w:tcPr>
+          <w:p>
+            <w:pPr>
+              <w:keepNext w:val="0"/>
+              <w:keepLines w:val="0"/>
+              <w:pageBreakBefore w:val="0"/>
+              <w:widowControl/>
+              <w:numPr>
+                <w:ilvl w:val="0"/>
+                <w:numId w:val="0"/>
+              </w:numPr>
+              <w:kinsoku/>
+              <w:wordWrap/>
+              <w:overflowPunct/>
+              <w:topLinePunct w:val="0"/>
+              <w:autoSpaceDE/>
+              <w:autoSpaceDN/>
+              <w:bidi w:val="0"/>
+              <w:adjustRightInd/>
+              <w:snapToGrid/>
+              <w:spacing w:line="240" w:lineRule="auto"/>
+              <w:jc w:val="center"/>
+              <w:textAlignment w:val="auto"/>
+              <w:rPr>
+                <w:rFonts w:hint="default" w:ascii="Times New Roman" w:hAnsi="Times New Roman"/>
+                <w:b w:val="0"/>
+                <w:bCs w:val="0"/>
+                <w:sz w:val="24"/>
+                <w:szCs w:val="24"/>
+                <w:vertAlign w:val="baseline"/>
+                <w:lang w:val="ru-RU"/>
+              </w:rPr>
+            </w:pPr>
+            <w:r>
+              <w:rPr>
+                <w:rFonts w:hint="default" w:ascii="Times New Roman" w:hAnsi="Times New Roman"/>
+                <w:b w:val="0"/>
+                <w:bCs w:val="0"/>
+                <w:sz w:val="24"/>
+                <w:szCs w:val="24"/>
+                <w:vertAlign w:val="baseline"/>
+                <w:lang w:val="ru-RU"/>
+              </w:rPr>
+              <w:t>3 150</w:t>
+            </w:r>
+          </w:p>
+        </w:tc>
+        <w:tc>
+          <w:tcPr>
+            <w:tcW w:w="1121" w:type="dxa"/>
+            <w:vAlign w:val="center"/>
+          </w:tcPr>
+          <w:p>
+            <w:pPr>
+              <w:keepNext w:val="0"/>
+              <w:keepLines w:val="0"/>
+              <w:pageBreakBefore w:val="0"/>
+              <w:widowControl/>
+              <w:numPr>
+                <w:ilvl w:val="0"/>
+                <w:numId w:val="0"/>
+              </w:numPr>
+              <w:kinsoku/>
+              <w:wordWrap/>
+              <w:overflowPunct/>
+              <w:topLinePunct w:val="0"/>
+              <w:autoSpaceDE/>
+              <w:autoSpaceDN/>
+              <w:bidi w:val="0"/>
+              <w:adjustRightInd/>
+              <w:snapToGrid/>
+              <w:spacing w:line="240" w:lineRule="auto"/>
+              <w:jc w:val="center"/>
+              <w:textAlignment w:val="auto"/>
+              <w:rPr>
+                <w:rFonts w:hint="default" w:ascii="Times New Roman" w:hAnsi="Times New Roman"/>
+                <w:b w:val="0"/>
+                <w:bCs w:val="0"/>
+                <w:sz w:val="24"/>
+                <w:szCs w:val="24"/>
+                <w:vertAlign w:val="baseline"/>
+                <w:lang w:val="ru-RU"/>
+              </w:rPr>
+            </w:pPr>
+            <w:r>
+              <w:rPr>
+                <w:rFonts w:hint="default" w:ascii="Times New Roman" w:hAnsi="Times New Roman"/>
+                <w:b w:val="0"/>
+                <w:bCs w:val="0"/>
+                <w:sz w:val="24"/>
+                <w:szCs w:val="24"/>
+                <w:vertAlign w:val="baseline"/>
+                <w:lang w:val="ru-RU"/>
+              </w:rPr>
+              <w:t>3 240</w:t>
+            </w:r>
+          </w:p>
+        </w:tc>
+        <w:tc>
+          <w:tcPr>
+            <w:tcW w:w="1192" w:type="dxa"/>
+            <w:vAlign w:val="center"/>
+          </w:tcPr>
+          <w:p>
+            <w:pPr>
+              <w:keepNext w:val="0"/>
+              <w:keepLines w:val="0"/>
+              <w:pageBreakBefore w:val="0"/>
+              <w:widowControl/>
+              <w:numPr>
+                <w:ilvl w:val="0"/>
+                <w:numId w:val="0"/>
+              </w:numPr>
+              <w:kinsoku/>
+              <w:wordWrap/>
+              <w:overflowPunct/>
+              <w:topLinePunct w:val="0"/>
+              <w:autoSpaceDE/>
+              <w:autoSpaceDN/>
+              <w:bidi w:val="0"/>
+              <w:adjustRightInd/>
+              <w:snapToGrid/>
+              <w:spacing w:line="240" w:lineRule="auto"/>
+              <w:jc w:val="center"/>
+              <w:textAlignment w:val="auto"/>
+              <w:rPr>
+                <w:rFonts w:hint="default" w:ascii="Times New Roman" w:hAnsi="Times New Roman"/>
+                <w:b w:val="0"/>
+                <w:bCs w:val="0"/>
+                <w:sz w:val="24"/>
+                <w:szCs w:val="24"/>
+                <w:vertAlign w:val="baseline"/>
+                <w:lang w:val="ru-RU"/>
+              </w:rPr>
+            </w:pPr>
+            <w:r>
+              <w:rPr>
+                <w:rFonts w:hint="default" w:ascii="Times New Roman" w:hAnsi="Times New Roman"/>
+                <w:b w:val="0"/>
+                <w:bCs w:val="0"/>
+                <w:sz w:val="24"/>
+                <w:szCs w:val="24"/>
+                <w:vertAlign w:val="baseline"/>
+                <w:lang w:val="ru-RU"/>
+              </w:rPr>
+              <w:t>3 210</w:t>
+            </w:r>
+          </w:p>
+        </w:tc>
+        <w:tc>
+          <w:tcPr>
+            <w:tcW w:w="1552" w:type="dxa"/>
+            <w:vAlign w:val="center"/>
+          </w:tcPr>
+          <w:p>
+            <w:pPr>
+              <w:keepNext w:val="0"/>
+              <w:keepLines w:val="0"/>
+              <w:pageBreakBefore w:val="0"/>
+              <w:widowControl/>
+              <w:numPr>
+                <w:ilvl w:val="0"/>
+                <w:numId w:val="0"/>
+              </w:numPr>
+              <w:kinsoku/>
+              <w:wordWrap/>
+              <w:overflowPunct/>
+              <w:topLinePunct w:val="0"/>
+              <w:autoSpaceDE/>
+              <w:autoSpaceDN/>
+              <w:bidi w:val="0"/>
+              <w:adjustRightInd/>
+              <w:snapToGrid/>
+              <w:spacing w:line="240" w:lineRule="auto"/>
+              <w:jc w:val="center"/>
+              <w:textAlignment w:val="auto"/>
+              <w:rPr>
+                <w:rFonts w:hint="default" w:ascii="Times New Roman" w:hAnsi="Times New Roman"/>
+                <w:b w:val="0"/>
+                <w:bCs w:val="0"/>
+                <w:sz w:val="24"/>
+                <w:szCs w:val="24"/>
+                <w:vertAlign w:val="baseline"/>
+                <w:lang w:val="ru-RU"/>
+              </w:rPr>
+            </w:pPr>
+            <w:r>
+              <w:rPr>
+                <w:rFonts w:hint="default" w:ascii="Times New Roman" w:hAnsi="Times New Roman"/>
+                <w:b w:val="0"/>
+                <w:bCs w:val="0"/>
+                <w:sz w:val="24"/>
+                <w:szCs w:val="24"/>
+                <w:vertAlign w:val="baseline"/>
+                <w:lang w:val="ru-RU"/>
+              </w:rPr>
+              <w:t>- 30</w:t>
+            </w:r>
+          </w:p>
+        </w:tc>
+        <w:tc>
+          <w:tcPr>
+            <w:tcW w:w="1570" w:type="dxa"/>
+            <w:vAlign w:val="center"/>
+          </w:tcPr>
+          <w:p>
+            <w:pPr>
+              <w:keepNext w:val="0"/>
+              <w:keepLines w:val="0"/>
+              <w:pageBreakBefore w:val="0"/>
+              <w:widowControl/>
+              <w:numPr>
+                <w:ilvl w:val="0"/>
+                <w:numId w:val="0"/>
+              </w:numPr>
+              <w:kinsoku/>
+              <w:wordWrap/>
+              <w:overflowPunct/>
+              <w:topLinePunct w:val="0"/>
+              <w:autoSpaceDE/>
+              <w:autoSpaceDN/>
+              <w:bidi w:val="0"/>
+              <w:adjustRightInd/>
+              <w:snapToGrid/>
+              <w:spacing w:line="240" w:lineRule="auto"/>
+              <w:jc w:val="center"/>
+              <w:textAlignment w:val="auto"/>
+              <w:rPr>
+                <w:rFonts w:hint="default" w:ascii="Times New Roman" w:hAnsi="Times New Roman"/>
+                <w:b w:val="0"/>
+                <w:bCs w:val="0"/>
+                <w:sz w:val="24"/>
+                <w:szCs w:val="24"/>
+                <w:vertAlign w:val="baseline"/>
+                <w:lang w:val="ru-RU"/>
+              </w:rPr>
+            </w:pPr>
+            <w:r>
+              <w:rPr>
+                <w:rFonts w:hint="default" w:ascii="Times New Roman" w:hAnsi="Times New Roman"/>
+                <w:b w:val="0"/>
+                <w:bCs w:val="0"/>
+                <w:sz w:val="24"/>
+                <w:szCs w:val="24"/>
+                <w:vertAlign w:val="baseline"/>
+                <w:lang w:val="ru-RU"/>
+              </w:rPr>
+              <w:t>99,1</w:t>
+            </w:r>
+          </w:p>
+        </w:tc>
+      </w:tr>
+      <w:tr>
+        <w:tblPrEx>
+          <w:tblBorders>
+            <w:top w:val="single" w:color="auto" w:sz="4" w:space="0"/>
+            <w:left w:val="single" w:color="auto" w:sz="4" w:space="0"/>
+            <w:bottom w:val="single" w:color="auto" w:sz="4" w:space="0"/>
+            <w:right w:val="single" w:color="auto" w:sz="4" w:space="0"/>
+            <w:insideH w:val="single" w:color="auto" w:sz="4" w:space="0"/>
+            <w:insideV w:val="single" w:color="auto" w:sz="4" w:space="0"/>
+          </w:tblBorders>
+          <w:tblCellMar>
+            <w:top w:w="0" w:type="dxa"/>
+            <w:left w:w="108" w:type="dxa"/>
+            <w:bottom w:w="0" w:type="dxa"/>
+            <w:right w:w="108" w:type="dxa"/>
+          </w:tblCellMar>
+        </w:tblPrEx>
+        <w:tc>
+          <w:tcPr>
+            <w:tcW w:w="2464" w:type="dxa"/>
+            <w:vAlign w:val="center"/>
+          </w:tcPr>
+          <w:p>
+            <w:pPr>
+              <w:keepNext w:val="0"/>
+              <w:keepLines w:val="0"/>
+              <w:pageBreakBefore w:val="0"/>
+              <w:widowControl/>
+              <w:numPr>
+                <w:ilvl w:val="0"/>
+                <w:numId w:val="0"/>
+              </w:numPr>
+              <w:kinsoku/>
+              <w:wordWrap/>
+              <w:overflowPunct/>
+              <w:topLinePunct w:val="0"/>
+              <w:autoSpaceDE/>
+              <w:autoSpaceDN/>
+              <w:bidi w:val="0"/>
+              <w:adjustRightInd/>
+              <w:snapToGrid/>
+              <w:spacing w:line="240" w:lineRule="auto"/>
+              <w:jc w:val="left"/>
+              <w:textAlignment w:val="auto"/>
+              <w:rPr>
+                <w:rFonts w:hint="default" w:ascii="Times New Roman" w:hAnsi="Times New Roman"/>
+                <w:b w:val="0"/>
+                <w:bCs w:val="0"/>
+                <w:sz w:val="24"/>
+                <w:szCs w:val="24"/>
+                <w:vertAlign w:val="baseline"/>
+                <w:lang w:val="ru-RU"/>
+              </w:rPr>
+            </w:pPr>
+            <w:r>
+              <w:rPr>
+                <w:rFonts w:hint="default" w:ascii="Times New Roman" w:hAnsi="Times New Roman"/>
+                <w:b w:val="0"/>
+                <w:bCs w:val="0"/>
+                <w:sz w:val="24"/>
+                <w:szCs w:val="24"/>
+                <w:vertAlign w:val="baseline"/>
+                <w:lang w:val="ru-RU"/>
+              </w:rPr>
+              <w:t>Прибыль от продаж, тыс.руб.</w:t>
+            </w:r>
+          </w:p>
+        </w:tc>
+        <w:tc>
+          <w:tcPr>
+            <w:tcW w:w="1517" w:type="dxa"/>
+            <w:vAlign w:val="center"/>
+          </w:tcPr>
+          <w:p>
+            <w:pPr>
+              <w:keepNext w:val="0"/>
+              <w:keepLines w:val="0"/>
+              <w:pageBreakBefore w:val="0"/>
+              <w:widowControl/>
+              <w:numPr>
+                <w:ilvl w:val="0"/>
+                <w:numId w:val="0"/>
+              </w:numPr>
+              <w:kinsoku/>
+              <w:wordWrap/>
+              <w:overflowPunct/>
+              <w:topLinePunct w:val="0"/>
+              <w:autoSpaceDE/>
+              <w:autoSpaceDN/>
+              <w:bidi w:val="0"/>
+              <w:adjustRightInd/>
+              <w:snapToGrid/>
+              <w:spacing w:line="240" w:lineRule="auto"/>
+              <w:jc w:val="center"/>
+              <w:textAlignment w:val="auto"/>
+              <w:rPr>
+                <w:rFonts w:hint="default" w:ascii="Times New Roman" w:hAnsi="Times New Roman"/>
+                <w:b w:val="0"/>
+                <w:bCs w:val="0"/>
+                <w:sz w:val="24"/>
+                <w:szCs w:val="24"/>
+                <w:vertAlign w:val="baseline"/>
+                <w:lang w:val="ru-RU"/>
+              </w:rPr>
+            </w:pPr>
+            <w:r>
+              <w:rPr>
+                <w:rFonts w:hint="default" w:ascii="Times New Roman" w:hAnsi="Times New Roman"/>
+                <w:b w:val="0"/>
+                <w:bCs w:val="0"/>
+                <w:sz w:val="24"/>
+                <w:szCs w:val="24"/>
+                <w:vertAlign w:val="baseline"/>
+                <w:lang w:val="ru-RU"/>
+              </w:rPr>
+              <w:t>5 000</w:t>
+            </w:r>
+          </w:p>
+        </w:tc>
+        <w:tc>
+          <w:tcPr>
+            <w:tcW w:w="1121" w:type="dxa"/>
+            <w:vAlign w:val="center"/>
+          </w:tcPr>
+          <w:p>
+            <w:pPr>
+              <w:keepNext w:val="0"/>
+              <w:keepLines w:val="0"/>
+              <w:pageBreakBefore w:val="0"/>
+              <w:widowControl/>
+              <w:numPr>
+                <w:ilvl w:val="0"/>
+                <w:numId w:val="0"/>
+              </w:numPr>
+              <w:kinsoku/>
+              <w:wordWrap/>
+              <w:overflowPunct/>
+              <w:topLinePunct w:val="0"/>
+              <w:autoSpaceDE/>
+              <w:autoSpaceDN/>
+              <w:bidi w:val="0"/>
+              <w:adjustRightInd/>
+              <w:snapToGrid/>
+              <w:spacing w:line="240" w:lineRule="auto"/>
+              <w:jc w:val="center"/>
+              <w:textAlignment w:val="auto"/>
+              <w:rPr>
+                <w:rFonts w:hint="default" w:ascii="Times New Roman" w:hAnsi="Times New Roman"/>
+                <w:b w:val="0"/>
+                <w:bCs w:val="0"/>
+                <w:sz w:val="24"/>
+                <w:szCs w:val="24"/>
+                <w:vertAlign w:val="baseline"/>
+                <w:lang w:val="ru-RU"/>
+              </w:rPr>
+            </w:pPr>
+            <w:r>
+              <w:rPr>
+                <w:rFonts w:hint="default" w:ascii="Times New Roman" w:hAnsi="Times New Roman"/>
+                <w:b w:val="0"/>
+                <w:bCs w:val="0"/>
+                <w:sz w:val="24"/>
+                <w:szCs w:val="24"/>
+                <w:vertAlign w:val="baseline"/>
+                <w:lang w:val="ru-RU"/>
+              </w:rPr>
+              <w:t>4 400</w:t>
+            </w:r>
+          </w:p>
+        </w:tc>
+        <w:tc>
+          <w:tcPr>
+            <w:tcW w:w="1192" w:type="dxa"/>
+            <w:vAlign w:val="center"/>
+          </w:tcPr>
+          <w:p>
+            <w:pPr>
+              <w:keepNext w:val="0"/>
+              <w:keepLines w:val="0"/>
+              <w:pageBreakBefore w:val="0"/>
+              <w:widowControl/>
+              <w:numPr>
+                <w:ilvl w:val="0"/>
+                <w:numId w:val="0"/>
+              </w:numPr>
+              <w:kinsoku/>
+              <w:wordWrap/>
+              <w:overflowPunct/>
+              <w:topLinePunct w:val="0"/>
+              <w:autoSpaceDE/>
+              <w:autoSpaceDN/>
+              <w:bidi w:val="0"/>
+              <w:adjustRightInd/>
+              <w:snapToGrid/>
+              <w:spacing w:line="240" w:lineRule="auto"/>
+              <w:jc w:val="center"/>
+              <w:textAlignment w:val="auto"/>
+              <w:rPr>
+                <w:rFonts w:hint="default" w:ascii="Times New Roman" w:hAnsi="Times New Roman"/>
+                <w:b w:val="0"/>
+                <w:bCs w:val="0"/>
+                <w:sz w:val="24"/>
+                <w:szCs w:val="24"/>
+                <w:vertAlign w:val="baseline"/>
+                <w:lang w:val="ru-RU"/>
+              </w:rPr>
+            </w:pPr>
+            <w:r>
+              <w:rPr>
+                <w:rFonts w:hint="default" w:ascii="Times New Roman" w:hAnsi="Times New Roman"/>
+                <w:b w:val="0"/>
+                <w:bCs w:val="0"/>
+                <w:sz w:val="24"/>
+                <w:szCs w:val="24"/>
+                <w:vertAlign w:val="baseline"/>
+                <w:lang w:val="ru-RU"/>
+              </w:rPr>
+              <w:t>2 770</w:t>
+            </w:r>
+          </w:p>
+        </w:tc>
+        <w:tc>
+          <w:tcPr>
+            <w:tcW w:w="1552" w:type="dxa"/>
+            <w:vAlign w:val="center"/>
+          </w:tcPr>
+          <w:p>
+            <w:pPr>
+              <w:keepNext w:val="0"/>
+              <w:keepLines w:val="0"/>
+              <w:pageBreakBefore w:val="0"/>
+              <w:widowControl/>
+              <w:numPr>
+                <w:ilvl w:val="0"/>
+                <w:numId w:val="0"/>
+              </w:numPr>
+              <w:kinsoku/>
+              <w:wordWrap/>
+              <w:overflowPunct/>
+              <w:topLinePunct w:val="0"/>
+              <w:autoSpaceDE/>
+              <w:autoSpaceDN/>
+              <w:bidi w:val="0"/>
+              <w:adjustRightInd/>
+              <w:snapToGrid/>
+              <w:spacing w:line="240" w:lineRule="auto"/>
+              <w:jc w:val="center"/>
+              <w:textAlignment w:val="auto"/>
+              <w:rPr>
+                <w:rFonts w:hint="default" w:ascii="Times New Roman" w:hAnsi="Times New Roman"/>
+                <w:b w:val="0"/>
+                <w:bCs w:val="0"/>
+                <w:sz w:val="24"/>
+                <w:szCs w:val="24"/>
+                <w:vertAlign w:val="baseline"/>
+                <w:lang w:val="ru-RU"/>
+              </w:rPr>
+            </w:pPr>
+            <w:r>
+              <w:rPr>
+                <w:rFonts w:hint="default" w:ascii="Times New Roman" w:hAnsi="Times New Roman"/>
+                <w:b w:val="0"/>
+                <w:bCs w:val="0"/>
+                <w:sz w:val="24"/>
+                <w:szCs w:val="24"/>
+                <w:vertAlign w:val="baseline"/>
+                <w:lang w:val="ru-RU"/>
+              </w:rPr>
+              <w:t>- 1 630</w:t>
+            </w:r>
+          </w:p>
+        </w:tc>
+        <w:tc>
+          <w:tcPr>
+            <w:tcW w:w="1570" w:type="dxa"/>
+            <w:vAlign w:val="center"/>
+          </w:tcPr>
+          <w:p>
+            <w:pPr>
+              <w:keepNext w:val="0"/>
+              <w:keepLines w:val="0"/>
+              <w:pageBreakBefore w:val="0"/>
+              <w:widowControl/>
+              <w:numPr>
+                <w:ilvl w:val="0"/>
+                <w:numId w:val="0"/>
+              </w:numPr>
+              <w:kinsoku/>
+              <w:wordWrap/>
+              <w:overflowPunct/>
+              <w:topLinePunct w:val="0"/>
+              <w:autoSpaceDE/>
+              <w:autoSpaceDN/>
+              <w:bidi w:val="0"/>
+              <w:adjustRightInd/>
+              <w:snapToGrid/>
+              <w:spacing w:line="240" w:lineRule="auto"/>
+              <w:jc w:val="center"/>
+              <w:textAlignment w:val="auto"/>
+              <w:rPr>
+                <w:rFonts w:hint="default" w:ascii="Times New Roman" w:hAnsi="Times New Roman"/>
+                <w:b w:val="0"/>
+                <w:bCs w:val="0"/>
+                <w:sz w:val="24"/>
+                <w:szCs w:val="24"/>
+                <w:vertAlign w:val="baseline"/>
+                <w:lang w:val="ru-RU"/>
+              </w:rPr>
+            </w:pPr>
+            <w:r>
+              <w:rPr>
+                <w:rFonts w:hint="default" w:ascii="Times New Roman" w:hAnsi="Times New Roman"/>
+                <w:b w:val="0"/>
+                <w:bCs w:val="0"/>
+                <w:sz w:val="24"/>
+                <w:szCs w:val="24"/>
+                <w:vertAlign w:val="baseline"/>
+                <w:lang w:val="ru-RU"/>
+              </w:rPr>
+              <w:t>63,0</w:t>
+            </w:r>
+          </w:p>
+        </w:tc>
+      </w:tr>
+      <w:tr>
+        <w:tblPrEx>
+          <w:tblBorders>
+            <w:top w:val="single" w:color="auto" w:sz="4" w:space="0"/>
+            <w:left w:val="single" w:color="auto" w:sz="4" w:space="0"/>
+            <w:bottom w:val="single" w:color="auto" w:sz="4" w:space="0"/>
+            <w:right w:val="single" w:color="auto" w:sz="4" w:space="0"/>
+            <w:insideH w:val="single" w:color="auto" w:sz="4" w:space="0"/>
+            <w:insideV w:val="single" w:color="auto" w:sz="4" w:space="0"/>
+          </w:tblBorders>
+          <w:tblCellMar>
+            <w:top w:w="0" w:type="dxa"/>
+            <w:left w:w="108" w:type="dxa"/>
+            <w:bottom w:w="0" w:type="dxa"/>
+            <w:right w:w="108" w:type="dxa"/>
+          </w:tblCellMar>
+        </w:tblPrEx>
+        <w:tc>
+          <w:tcPr>
+            <w:tcW w:w="2464" w:type="dxa"/>
+            <w:vAlign w:val="center"/>
+          </w:tcPr>
+          <w:p>
+            <w:pPr>
+              <w:keepNext w:val="0"/>
+              <w:keepLines w:val="0"/>
+              <w:pageBreakBefore w:val="0"/>
+              <w:widowControl/>
+              <w:numPr>
+                <w:ilvl w:val="0"/>
+                <w:numId w:val="0"/>
+              </w:numPr>
+              <w:kinsoku/>
+              <w:wordWrap/>
+              <w:overflowPunct/>
+              <w:topLinePunct w:val="0"/>
+              <w:autoSpaceDE/>
+              <w:autoSpaceDN/>
+              <w:bidi w:val="0"/>
+              <w:adjustRightInd/>
+              <w:snapToGrid/>
+              <w:spacing w:line="240" w:lineRule="auto"/>
+              <w:jc w:val="left"/>
+              <w:textAlignment w:val="auto"/>
+              <w:rPr>
+                <w:rFonts w:hint="default" w:ascii="Times New Roman" w:hAnsi="Times New Roman"/>
+                <w:b w:val="0"/>
+                <w:bCs w:val="0"/>
+                <w:sz w:val="24"/>
+                <w:szCs w:val="24"/>
+                <w:vertAlign w:val="baseline"/>
+                <w:lang w:val="ru-RU"/>
+              </w:rPr>
+            </w:pPr>
+            <w:r>
+              <w:rPr>
+                <w:rFonts w:hint="default" w:ascii="Times New Roman" w:hAnsi="Times New Roman"/>
+                <w:b w:val="0"/>
+                <w:bCs w:val="0"/>
+                <w:sz w:val="24"/>
+                <w:szCs w:val="24"/>
+                <w:vertAlign w:val="baseline"/>
+                <w:lang w:val="ru-RU"/>
+              </w:rPr>
+              <w:t>Чистая прибыль, тыс.руб.</w:t>
+            </w:r>
+          </w:p>
+        </w:tc>
+        <w:tc>
+          <w:tcPr>
+            <w:tcW w:w="1517" w:type="dxa"/>
+            <w:vAlign w:val="center"/>
+          </w:tcPr>
+          <w:p>
+            <w:pPr>
+              <w:keepNext w:val="0"/>
+              <w:keepLines w:val="0"/>
+              <w:pageBreakBefore w:val="0"/>
+              <w:widowControl/>
+              <w:numPr>
+                <w:ilvl w:val="0"/>
+                <w:numId w:val="0"/>
+              </w:numPr>
+              <w:kinsoku/>
+              <w:wordWrap/>
+              <w:overflowPunct/>
+              <w:topLinePunct w:val="0"/>
+              <w:autoSpaceDE/>
+              <w:autoSpaceDN/>
+              <w:bidi w:val="0"/>
+              <w:adjustRightInd/>
+              <w:snapToGrid/>
+              <w:spacing w:line="240" w:lineRule="auto"/>
+              <w:jc w:val="center"/>
+              <w:textAlignment w:val="auto"/>
+              <w:rPr>
+                <w:rFonts w:hint="default" w:ascii="Times New Roman" w:hAnsi="Times New Roman"/>
+                <w:b w:val="0"/>
+                <w:bCs w:val="0"/>
+                <w:sz w:val="24"/>
+                <w:szCs w:val="24"/>
+                <w:vertAlign w:val="baseline"/>
+                <w:lang w:val="ru-RU"/>
+              </w:rPr>
+            </w:pPr>
+            <w:r>
+              <w:rPr>
+                <w:rFonts w:hint="default" w:ascii="Times New Roman" w:hAnsi="Times New Roman"/>
+                <w:b w:val="0"/>
+                <w:bCs w:val="0"/>
+                <w:sz w:val="24"/>
+                <w:szCs w:val="24"/>
+                <w:vertAlign w:val="baseline"/>
+                <w:lang w:val="ru-RU"/>
+              </w:rPr>
+              <w:t>4 000</w:t>
+            </w:r>
+          </w:p>
+        </w:tc>
+        <w:tc>
+          <w:tcPr>
+            <w:tcW w:w="1121" w:type="dxa"/>
+            <w:vAlign w:val="center"/>
+          </w:tcPr>
+          <w:p>
+            <w:pPr>
+              <w:keepNext w:val="0"/>
+              <w:keepLines w:val="0"/>
+              <w:pageBreakBefore w:val="0"/>
+              <w:widowControl/>
+              <w:numPr>
+                <w:ilvl w:val="0"/>
+                <w:numId w:val="0"/>
+              </w:numPr>
+              <w:kinsoku/>
+              <w:wordWrap/>
+              <w:overflowPunct/>
+              <w:topLinePunct w:val="0"/>
+              <w:autoSpaceDE/>
+              <w:autoSpaceDN/>
+              <w:bidi w:val="0"/>
+              <w:adjustRightInd/>
+              <w:snapToGrid/>
+              <w:spacing w:line="240" w:lineRule="auto"/>
+              <w:jc w:val="center"/>
+              <w:textAlignment w:val="auto"/>
+              <w:rPr>
+                <w:rFonts w:hint="default" w:ascii="Times New Roman" w:hAnsi="Times New Roman"/>
+                <w:b w:val="0"/>
+                <w:bCs w:val="0"/>
+                <w:sz w:val="24"/>
+                <w:szCs w:val="24"/>
+                <w:vertAlign w:val="baseline"/>
+                <w:lang w:val="ru-RU"/>
+              </w:rPr>
+            </w:pPr>
+            <w:r>
+              <w:rPr>
+                <w:rFonts w:hint="default" w:ascii="Times New Roman" w:hAnsi="Times New Roman"/>
+                <w:b w:val="0"/>
+                <w:bCs w:val="0"/>
+                <w:sz w:val="24"/>
+                <w:szCs w:val="24"/>
+                <w:vertAlign w:val="baseline"/>
+                <w:lang w:val="ru-RU"/>
+              </w:rPr>
+              <w:t>3 520</w:t>
+            </w:r>
+          </w:p>
+        </w:tc>
+        <w:tc>
+          <w:tcPr>
+            <w:tcW w:w="1192" w:type="dxa"/>
+            <w:vAlign w:val="center"/>
+          </w:tcPr>
+          <w:p>
+            <w:pPr>
+              <w:keepNext w:val="0"/>
+              <w:keepLines w:val="0"/>
+              <w:pageBreakBefore w:val="0"/>
+              <w:widowControl/>
+              <w:numPr>
+                <w:ilvl w:val="0"/>
+                <w:numId w:val="0"/>
+              </w:numPr>
+              <w:kinsoku/>
+              <w:wordWrap/>
+              <w:overflowPunct/>
+              <w:topLinePunct w:val="0"/>
+              <w:autoSpaceDE/>
+              <w:autoSpaceDN/>
+              <w:bidi w:val="0"/>
+              <w:adjustRightInd/>
+              <w:snapToGrid/>
+              <w:spacing w:line="240" w:lineRule="auto"/>
+              <w:jc w:val="center"/>
+              <w:textAlignment w:val="auto"/>
+              <w:rPr>
+                <w:rFonts w:hint="default" w:ascii="Times New Roman" w:hAnsi="Times New Roman"/>
+                <w:b w:val="0"/>
+                <w:bCs w:val="0"/>
+                <w:sz w:val="24"/>
+                <w:szCs w:val="24"/>
+                <w:vertAlign w:val="baseline"/>
+                <w:lang w:val="ru-RU"/>
+              </w:rPr>
+            </w:pPr>
+            <w:r>
+              <w:rPr>
+                <w:rFonts w:hint="default" w:ascii="Times New Roman" w:hAnsi="Times New Roman"/>
+                <w:b w:val="0"/>
+                <w:bCs w:val="0"/>
+                <w:sz w:val="24"/>
+                <w:szCs w:val="24"/>
+                <w:vertAlign w:val="baseline"/>
+                <w:lang w:val="ru-RU"/>
+              </w:rPr>
+              <w:t>2 216</w:t>
+            </w:r>
+          </w:p>
+        </w:tc>
+        <w:tc>
+          <w:tcPr>
+            <w:tcW w:w="1552" w:type="dxa"/>
+            <w:vAlign w:val="center"/>
+          </w:tcPr>
+          <w:p>
+            <w:pPr>
+              <w:keepNext w:val="0"/>
+              <w:keepLines w:val="0"/>
+              <w:pageBreakBefore w:val="0"/>
+              <w:widowControl/>
+              <w:numPr>
+                <w:ilvl w:val="0"/>
+                <w:numId w:val="0"/>
+              </w:numPr>
+              <w:kinsoku/>
+              <w:wordWrap/>
+              <w:overflowPunct/>
+              <w:topLinePunct w:val="0"/>
+              <w:autoSpaceDE/>
+              <w:autoSpaceDN/>
+              <w:bidi w:val="0"/>
+              <w:adjustRightInd/>
+              <w:snapToGrid/>
+              <w:spacing w:line="240" w:lineRule="auto"/>
+              <w:jc w:val="center"/>
+              <w:textAlignment w:val="auto"/>
+              <w:rPr>
+                <w:rFonts w:hint="default" w:ascii="Times New Roman" w:hAnsi="Times New Roman"/>
+                <w:b w:val="0"/>
+                <w:bCs w:val="0"/>
+                <w:sz w:val="24"/>
+                <w:szCs w:val="24"/>
+                <w:vertAlign w:val="baseline"/>
+                <w:lang w:val="ru-RU"/>
+              </w:rPr>
+            </w:pPr>
+            <w:r>
+              <w:rPr>
+                <w:rFonts w:hint="default" w:ascii="Times New Roman" w:hAnsi="Times New Roman"/>
+                <w:b w:val="0"/>
+                <w:bCs w:val="0"/>
+                <w:sz w:val="24"/>
+                <w:szCs w:val="24"/>
+                <w:vertAlign w:val="baseline"/>
+                <w:lang w:val="ru-RU"/>
+              </w:rPr>
+              <w:t>- 1 304</w:t>
+            </w:r>
+          </w:p>
+        </w:tc>
+        <w:tc>
+          <w:tcPr>
+            <w:tcW w:w="1570" w:type="dxa"/>
+            <w:vAlign w:val="center"/>
+          </w:tcPr>
+          <w:p>
+            <w:pPr>
+              <w:keepNext w:val="0"/>
+              <w:keepLines w:val="0"/>
+              <w:pageBreakBefore w:val="0"/>
+              <w:widowControl/>
+              <w:numPr>
+                <w:ilvl w:val="0"/>
+                <w:numId w:val="0"/>
+              </w:numPr>
+              <w:kinsoku/>
+              <w:wordWrap/>
+              <w:overflowPunct/>
+              <w:topLinePunct w:val="0"/>
+              <w:autoSpaceDE/>
+              <w:autoSpaceDN/>
+              <w:bidi w:val="0"/>
+              <w:adjustRightInd/>
+              <w:snapToGrid/>
+              <w:spacing w:line="240" w:lineRule="auto"/>
+              <w:jc w:val="center"/>
+              <w:textAlignment w:val="auto"/>
+              <w:rPr>
+                <w:rFonts w:hint="default" w:ascii="Times New Roman" w:hAnsi="Times New Roman"/>
+                <w:b w:val="0"/>
+                <w:bCs w:val="0"/>
+                <w:sz w:val="24"/>
+                <w:szCs w:val="24"/>
+                <w:vertAlign w:val="baseline"/>
+                <w:lang w:val="ru-RU"/>
+              </w:rPr>
+            </w:pPr>
+            <w:r>
+              <w:rPr>
+                <w:rFonts w:hint="default" w:ascii="Times New Roman" w:hAnsi="Times New Roman"/>
+                <w:b w:val="0"/>
+                <w:bCs w:val="0"/>
+                <w:sz w:val="24"/>
+                <w:szCs w:val="24"/>
+                <w:vertAlign w:val="baseline"/>
+                <w:lang w:val="ru-RU"/>
+              </w:rPr>
+              <w:t>63,0</w:t>
+            </w:r>
+          </w:p>
+        </w:tc>
+      </w:tr>
+    </w:tbl>
+    <w:p>
+      <w:pPr>
+        <w:keepNext w:val="0"/>
+        <w:keepLines w:val="0"/>
+        <w:pageBreakBefore w:val="0"/>
+        <w:widowControl/>
+        <w:numPr>
+          <w:ilvl w:val="0"/>
+          <w:numId w:val="0"/>
+        </w:numPr>
+        <w:kinsoku/>
+        <w:wordWrap/>
+        <w:overflowPunct/>
+        <w:topLinePunct w:val="0"/>
+        <w:autoSpaceDE/>
+        <w:autoSpaceDN/>
+        <w:bidi w:val="0"/>
+        <w:adjustRightInd/>
+        <w:snapToGrid/>
+        <w:spacing w:line="240" w:lineRule="auto"/>
+        <w:ind w:firstLine="300" w:firstLineChars="125"/>
+        <w:jc w:val="both"/>
+        <w:textAlignment w:val="auto"/>
+        <w:rPr>
+          <w:rFonts w:hint="default" w:ascii="Times New Roman" w:hAnsi="Times New Roman"/>
+          <w:b w:val="0"/>
+          <w:bCs w:val="0"/>
+          <w:sz w:val="24"/>
+          <w:szCs w:val="24"/>
+          <w:lang w:val="ru-RU"/>
+        </w:rPr>
+      </w:pPr>
+    </w:p>
+    <w:p>
+      <w:pPr>
+        <w:keepNext w:val="0"/>
+        <w:keepLines w:val="0"/>
+        <w:pageBreakBefore w:val="0"/>
+        <w:widowControl/>
+        <w:numPr>
+          <w:ilvl w:val="0"/>
+          <w:numId w:val="0"/>
+        </w:numPr>
+        <w:kinsoku/>
+        <w:wordWrap/>
+        <w:overflowPunct/>
+        <w:topLinePunct w:val="0"/>
+        <w:autoSpaceDE/>
+        <w:autoSpaceDN/>
+        <w:bidi w:val="0"/>
+        <w:adjustRightInd/>
+        <w:snapToGrid/>
+        <w:spacing w:line="360" w:lineRule="auto"/>
+        <w:ind w:firstLine="350" w:firstLineChars="125"/>
+        <w:jc w:val="both"/>
+        <w:textAlignment w:val="auto"/>
+        <w:rPr>
+          <w:rFonts w:hint="default" w:ascii="Times New Roman" w:hAnsi="Times New Roman"/>
+          <w:b w:val="0"/>
+          <w:bCs w:val="0"/>
+          <w:sz w:val="28"/>
+          <w:szCs w:val="28"/>
+          <w:lang w:val="ru-RU"/>
+        </w:rPr>
+      </w:pPr>
+      <w:r>
+        <w:rPr>
+          <w:rFonts w:hint="default" w:ascii="Times New Roman" w:hAnsi="Times New Roman"/>
+          <w:b w:val="0"/>
+          <w:bCs w:val="0"/>
+          <w:sz w:val="28"/>
+          <w:szCs w:val="28"/>
+          <w:lang w:val="ru-RU"/>
+        </w:rPr>
+        <w:t>Из таблицы 1.1. видно, что за анализируемый период общая выручка ООО «Лайф Медиа» сократилась на 7,9% и составила в 2025 году 41,3 млн.руб. При этом выручка от тендерной деятельности снизилась ощутимее —  на 14% и составила 30,8 млн.руб. Валовая прибыль снизилась на 15,9% и составила 9,1 млн.руб. Управленческие и коммерческие расходы практически не изменились и остались на том же уровне, не сокращаясь вслед за падением доходов. В итоге прибыль от продаж и чистая прибыль упали на 37%, составив 2,7 млн.руб. и 2,2 млн.руб. соответственно. Компания сохраняет положительную прибыль, однако ухудшение показателей требует анализа эффективности работы ключевого подразделения — тендерного отдела.</w:t>
+      </w:r>
+    </w:p>
+    <w:p>
+      <w:pPr>
         <w:spacing w:after="120" w:line="360" w:lineRule="auto"/>
         <w:jc w:val="center"/>
       </w:pPr>
@@ -74,10 +5332,9 @@
         <w:rPr>
           <w:rFonts w:ascii="Times New Roman" w:hAnsi="Times New Roman"/>
           <w:b/>
-          <w:i w:val="0"/>
-          <w:sz w:val="28"/>
-        </w:rPr>
-        <w:t>Глава 3. Система обучения и развития тендерных специалистов ООО «Лайф Медиа»</w:t>
+          <w:sz w:val="28"/>
+        </w:rPr>
+        <w:t>Глава 2. Анализ системы управления персоналом предприятия ООО «Лайф Медиа»</w:t>
       </w:r>
     </w:p>
     <w:p>
@@ -89,10 +5346,9 @@
         <w:rPr>
           <w:rFonts w:ascii="Times New Roman" w:hAnsi="Times New Roman"/>
           <w:b/>
-          <w:i w:val="0"/>
-          <w:sz w:val="28"/>
-        </w:rPr>
-        <w:t>3.1. Фактическое состояние обучения и развития персонала тендерного отдела</w:t>
+          <w:sz w:val="28"/>
+        </w:rPr>
+        <w:t>2.1. Организация управления персоналом и кадровый состав предприятия</w:t>
       </w:r>
     </w:p>
     <w:p>
@@ -104,10 +5360,9 @@
         <w:rPr>
           <w:rFonts w:ascii="Times New Roman" w:hAnsi="Times New Roman"/>
           <w:b w:val="0"/>
-          <w:i w:val="0"/>
-          <w:sz w:val="28"/>
-        </w:rPr>
-        <w:t>Тендерный отдел ООО «Лайф Медиа» является ключевым подразделением компании, так как именно через участие в государственных и корпоративных закупках формируется основная часть выручки. Работа специалистов отдела связана с постоянным анализом документации заказчиков, отслеживанием изменений в законодательстве, расчетом ценовых предложений, подготовкой комплекта документов и технической подачей заявок на электронных торговых площадках. При таком характере деятельности квалификация сотрудников напрямую влияет не только на качество выполнения отдельных операций, но и на финансовый результат компании.</w:t>
+          <w:sz w:val="28"/>
+        </w:rPr>
+        <w:t>Система управления персоналом ООО «Лайф Медиа» формируется с учетом двух особенностей предприятия: малого масштаба бизнеса и полностью удаленного формата работы большинства сотрудников. В компании отсутствует самостоятельная HR-служба, поэтому кадровые функции распределены между несколькими участниками управления. Генеральный директор принимает ключевые кадровые решения и определяет требования к персоналу, руководитель тендерного отдела участвует в подборе, оценке и текущей координации специалистов, бухгалтерия обеспечивает кадровое делопроизводство, расчет заработной платы и оформление обязательных документов.</w:t>
       </w:r>
     </w:p>
     <w:p>
@@ -119,10 +5374,9 @@
         <w:rPr>
           <w:rFonts w:ascii="Times New Roman" w:hAnsi="Times New Roman"/>
           <w:b w:val="0"/>
-          <w:i w:val="0"/>
-          <w:sz w:val="28"/>
-        </w:rPr>
-        <w:t>Несмотря на высокую значимость тендерного отдела, в компании отсутствует целостная система обучения и развития персонала. Под системой обучения в данном случае понимается не разовое направление сотрудников на вебинар или самостоятельное изучение материалов, а совокупность взаимосвязанных элементов: вводная адаптация новых работников, регулярное обновление знаний, единые учебные материалы, проверка усвоения информации, разбор ошибок, наставничество и оценка влияния обучения на рабочие показатели. В ООО «Лайф Медиа» такие элементы либо отсутствуют полностью, либо существуют фрагментарно и не связаны между собой.</w:t>
+          <w:sz w:val="28"/>
+        </w:rPr>
+        <w:t>Такое распределение функций типично для малого предприятия, однако оно делает систему управления персоналом зависимой от текущей загрузки руководителей. Отдельные кадровые процессы выполняются, но не всегда оформлены как единая последовательность: подбор запускается под конкретную вакансию, адаптация проходит преимущественно в рабочем процессе, а развитие сотрудников не выделено в самостоятельное направление управления.</w:t>
       </w:r>
     </w:p>
     <w:p>
@@ -134,10 +5388,9 @@
         <w:rPr>
           <w:rFonts w:ascii="Times New Roman" w:hAnsi="Times New Roman"/>
           <w:b w:val="0"/>
-          <w:i w:val="0"/>
-          <w:sz w:val="28"/>
-        </w:rPr>
-        <w:t>Фактически обучение тендерных специалистов строится преимущественно на самостоятельном поиске информации и передаче опыта от более опытных сотрудников к новым работникам в процессе текущей работы. Такой формат нельзя считать устойчивой системой, поскольку он зависит от личной инициативы конкретных сотрудников, загруженности руководителя отдела и наличия свободного времени у коллег. Если новый специалист сталкивается с нестандартной закупкой, изменением формы документа или особенностями конкретной электронной площадки, он чаще всего получает информацию ситуативно: через устное пояснение, поиск в открытых источниках или просмотр ранее поданных заявок.</w:t>
+          <w:sz w:val="28"/>
+        </w:rPr>
+        <w:t>Поиск персонала носит проектный характер и чаще всего связан с потребностями тендерного отдела. Основными каналами привлечения выступают hh.ru, Авито, Работа.ru и профессиональные рекомендации. Важным преимуществом работодателя является удаленный формат, позволяющий привлекать кандидатов не только из Нижнего Новгорода, но и из других регионов. При этом удаленная занятость повышает требования к самостоятельности, цифровой дисциплине и умению работать с электронными документами.</w:t>
       </w:r>
     </w:p>
     <w:p>
@@ -149,10 +5402,9 @@
         <w:rPr>
           <w:rFonts w:ascii="Times New Roman" w:hAnsi="Times New Roman"/>
           <w:b w:val="0"/>
-          <w:i w:val="0"/>
-          <w:sz w:val="28"/>
-        </w:rPr>
-        <w:t>Отсутствие системности проявляется прежде всего в том, что в компании нет утвержденной программы адаптации тендерного специалиста. Новый сотрудник не проходит последовательный маршрут введения в должность, где были бы закреплены темы, сроки освоения, ответственные лица и критерии готовности к самостоятельной работе. В результате скорость включения в работу зависит от первоначального уровня подготовки человека и от того, насколько подробно коллеги объяснят ему внутренние правила подготовки заявок.</w:t>
+          <w:sz w:val="28"/>
+        </w:rPr>
+        <w:t>Отбор кандидатов построен по классической воронке. Сначала проводится скрининг резюме с учетом опыта работы с 44-ФЗ и 223-ФЗ, затем телефонное интервью с руководителем отдела, после чего кандидат выполняет тестовое задание на основе реальных рабочих ситуаций: анализ документации, расчет НМЦК, выявление ошибок в заявке. Финальный этап включает видеоинтервью с генеральным директором и оформление через электронный документооборот. Прием на работу сопровождается получением электронных копий документов, подготовкой трудового договора, приказа о приеме, ознакомлением с должностной инструкцией и внесением сведений в электронную трудовую книжку.</w:t>
       </w:r>
     </w:p>
     <w:p>
@@ -164,56 +5416,23 @@
         <w:rPr>
           <w:rFonts w:ascii="Times New Roman" w:hAnsi="Times New Roman"/>
           <w:b w:val="0"/>
-          <w:i w:val="0"/>
-          <w:sz w:val="28"/>
-        </w:rPr>
-        <w:t>Второй важный признак отсутствия системы обучения связан с тем, что в компании нет единой базы актуальных учебных и рабочих материалов. Документы, шаблоны, образцы заполнения форм и инструкции хранятся разрозненно. Часть материалов может находиться в общих папках, часть — у отдельных сотрудников, часть — в переписке или в задачах Битрикс24. При этом не закреплен порядок регулярного обновления таких материалов после изменений в 44-ФЗ, 223-ФЗ, требованиях заказчиков или правилах электронных площадок. Это создает риск использования устаревших форм и неодинакового подхода к подготовке заявок.</w:t>
+          <w:sz w:val="28"/>
+        </w:rPr>
+        <w:t>Кадровый потенциал компании во многом определяется тендерным отделом, так как он обеспечивает основную часть выручки. Поэтому анализ структуры персонала целесообразно начинать с оценки численности и роли подразделений.</w:t>
       </w:r>
     </w:p>
     <w:p>
       <w:pPr>
         <w:spacing w:after="120" w:line="360" w:lineRule="auto"/>
-        <w:ind w:firstLine="700"/>
+        <w:jc w:val="center"/>
       </w:pPr>
       <w:r>
         <w:rPr>
           <w:rFonts w:ascii="Times New Roman" w:hAnsi="Times New Roman"/>
           <w:b w:val="0"/>
-          <w:i w:val="0"/>
-          <w:sz w:val="28"/>
-        </w:rPr>
-        <w:t>Третья проблема заключается в отсутствии регулярной проверки знаний. В компании не проводится тестирование по изменениям законодательства, не фиксируются результаты изучения обучающих материалов, не оценивается готовность специалиста к самостоятельной работе с отдельными типами закупок. Поэтому руководство не получает объективной информации о том, какие темы сотрудники знают уверенно, а по каким направлениям возникают пробелы.</w:t>
-      </w:r>
-    </w:p>
-    <w:p>
-      <w:pPr>
-        <w:spacing w:after="120" w:line="360" w:lineRule="auto"/>
-        <w:ind w:firstLine="700"/>
-      </w:pPr>
-      <w:r>
-        <w:rPr>
-          <w:rFonts w:ascii="Times New Roman" w:hAnsi="Times New Roman"/>
-          <w:b w:val="0"/>
-          <w:i w:val="0"/>
-          <w:sz w:val="28"/>
-        </w:rPr>
-        <w:t>Четвертый элемент, который также отсутствует в оформленном виде, — системный разбор ошибок. Если заявка отклоняется, ошибка обсуждается устно и, как правило, в привязке к конкретному случаю. Такая информация не превращается в общую базу знаний отдела: не фиксируется причина отклонения, не формируется перечень типовых ошибок, не анализируется повторяемость нарушений по сотрудникам и по видам закупок. В результате один и тот же тип ошибки может повторяться у разных специалистов, потому что опыт отдельного случая не становится общим знанием подразделения.</w:t>
-      </w:r>
-    </w:p>
-    <w:p>
-      <w:pPr>
-        <w:spacing w:after="120" w:line="360" w:lineRule="auto"/>
-        <w:ind w:firstLine="700"/>
-        <w:jc w:val="center"/>
-      </w:pPr>
-      <w:r>
-        <w:rPr>
-          <w:rFonts w:ascii="Times New Roman" w:hAnsi="Times New Roman"/>
-          <w:b w:val="0"/>
-          <w:i w:val="0"/>
-          <w:sz w:val="28"/>
-        </w:rPr>
-        <w:t>Таблица 3.1. Характеристика фактического состояния обучения тендерных специалистов ООО «Лайф Медиа»</w:t>
+          <w:sz w:val="28"/>
+        </w:rPr>
+        <w:t>Таблица 2.1. Структура персонала ООО «Лайф Медиа»</w:t>
       </w:r>
     </w:p>
     <w:tbl>
@@ -239,7 +5458,7 @@
                 <w:b/>
                 <w:sz w:val="24"/>
               </w:rPr>
-              <w:t>Элемент системы обучения</w:t>
+              <w:t>Категория персонала</w:t>
             </w:r>
           </w:p>
         </w:tc>
@@ -254,7 +5473,7 @@
                 <w:b/>
                 <w:sz w:val="24"/>
               </w:rPr>
-              <w:t>Фактическое состояние в компании</w:t>
+              <w:t>Подразделение</w:t>
             </w:r>
           </w:p>
         </w:tc>
@@ -269,7 +5488,7 @@
                 <w:b/>
                 <w:sz w:val="24"/>
               </w:rPr>
-              <w:t>Проявление в работе отдела</w:t>
+              <w:t>Количество, чел.</w:t>
             </w:r>
           </w:p>
         </w:tc>
@@ -285,35 +5504,35 @@
                 <w:rFonts w:ascii="Times New Roman" w:hAnsi="Times New Roman"/>
                 <w:sz w:val="24"/>
               </w:rPr>
-              <w:t>Вводная адаптация</w:t>
-            </w:r>
-          </w:p>
-        </w:tc>
-        <w:tc>
-          <w:tcPr>
-            <w:tcW w:type="dxa" w:w="3118"/>
-          </w:tcPr>
-          <w:p>
-            <w:r>
-              <w:rPr>
-                <w:rFonts w:ascii="Times New Roman" w:hAnsi="Times New Roman"/>
-                <w:sz w:val="24"/>
-              </w:rPr>
-              <w:t>Единая программа адаптации отсутствует</w:t>
-            </w:r>
-          </w:p>
-        </w:tc>
-        <w:tc>
-          <w:tcPr>
-            <w:tcW w:type="dxa" w:w="3118"/>
-          </w:tcPr>
-          <w:p>
-            <w:r>
-              <w:rPr>
-                <w:rFonts w:ascii="Times New Roman" w:hAnsi="Times New Roman"/>
-                <w:sz w:val="24"/>
-              </w:rPr>
-              <w:t>Новый сотрудник осваивает работу через устные пояснения и текущие задачи</w:t>
+              <w:t>Основной персонал</w:t>
+            </w:r>
+          </w:p>
+        </w:tc>
+        <w:tc>
+          <w:tcPr>
+            <w:tcW w:type="dxa" w:w="3118"/>
+          </w:tcPr>
+          <w:p>
+            <w:r>
+              <w:rPr>
+                <w:rFonts w:ascii="Times New Roman" w:hAnsi="Times New Roman"/>
+                <w:sz w:val="24"/>
+              </w:rPr>
+              <w:t>Тендерный отдел</w:t>
+            </w:r>
+          </w:p>
+        </w:tc>
+        <w:tc>
+          <w:tcPr>
+            <w:tcW w:type="dxa" w:w="3118"/>
+          </w:tcPr>
+          <w:p>
+            <w:r>
+              <w:rPr>
+                <w:rFonts w:ascii="Times New Roman" w:hAnsi="Times New Roman"/>
+                <w:sz w:val="24"/>
+              </w:rPr>
+              <w:t>8</w:t>
             </w:r>
           </w:p>
         </w:tc>
@@ -329,35 +5548,35 @@
                 <w:rFonts w:ascii="Times New Roman" w:hAnsi="Times New Roman"/>
                 <w:sz w:val="24"/>
               </w:rPr>
-              <w:t>Учебные материалы</w:t>
-            </w:r>
-          </w:p>
-        </w:tc>
-        <w:tc>
-          <w:tcPr>
-            <w:tcW w:type="dxa" w:w="3118"/>
-          </w:tcPr>
-          <w:p>
-            <w:r>
-              <w:rPr>
-                <w:rFonts w:ascii="Times New Roman" w:hAnsi="Times New Roman"/>
-                <w:sz w:val="24"/>
-              </w:rPr>
-              <w:t>Единая база актуальных материалов не сформирована</w:t>
-            </w:r>
-          </w:p>
-        </w:tc>
-        <w:tc>
-          <w:tcPr>
-            <w:tcW w:type="dxa" w:w="3118"/>
-          </w:tcPr>
-          <w:p>
-            <w:r>
-              <w:rPr>
-                <w:rFonts w:ascii="Times New Roman" w:hAnsi="Times New Roman"/>
-                <w:sz w:val="24"/>
-              </w:rPr>
-              <w:t>Сотрудники используют разные источники, часть шаблонов может устаревать</w:t>
+              <w:t>Вспомогательный персонал</w:t>
+            </w:r>
+          </w:p>
+        </w:tc>
+        <w:tc>
+          <w:tcPr>
+            <w:tcW w:type="dxa" w:w="3118"/>
+          </w:tcPr>
+          <w:p>
+            <w:r>
+              <w:rPr>
+                <w:rFonts w:ascii="Times New Roman" w:hAnsi="Times New Roman"/>
+                <w:sz w:val="24"/>
+              </w:rPr>
+              <w:t>Отдел логистики и поставок</w:t>
+            </w:r>
+          </w:p>
+        </w:tc>
+        <w:tc>
+          <w:tcPr>
+            <w:tcW w:type="dxa" w:w="3118"/>
+          </w:tcPr>
+          <w:p>
+            <w:r>
+              <w:rPr>
+                <w:rFonts w:ascii="Times New Roman" w:hAnsi="Times New Roman"/>
+                <w:sz w:val="24"/>
+              </w:rPr>
+              <w:t>3</w:t>
             </w:r>
           </w:p>
         </w:tc>
@@ -373,35 +5592,35 @@
                 <w:rFonts w:ascii="Times New Roman" w:hAnsi="Times New Roman"/>
                 <w:sz w:val="24"/>
               </w:rPr>
-              <w:t>Обновление знаний</w:t>
-            </w:r>
-          </w:p>
-        </w:tc>
-        <w:tc>
-          <w:tcPr>
-            <w:tcW w:type="dxa" w:w="3118"/>
-          </w:tcPr>
-          <w:p>
-            <w:r>
-              <w:rPr>
-                <w:rFonts w:ascii="Times New Roman" w:hAnsi="Times New Roman"/>
-                <w:sz w:val="24"/>
-              </w:rPr>
-              <w:t>Происходит эпизодически через вебинары и самостоятельный поиск информации</w:t>
-            </w:r>
-          </w:p>
-        </w:tc>
-        <w:tc>
-          <w:tcPr>
-            <w:tcW w:type="dxa" w:w="3118"/>
-          </w:tcPr>
-          <w:p>
-            <w:r>
-              <w:rPr>
-                <w:rFonts w:ascii="Times New Roman" w:hAnsi="Times New Roman"/>
-                <w:sz w:val="24"/>
-              </w:rPr>
-              <w:t>Изменения законодательства не всегда одинаково быстро доходят до всех сотрудников</w:t>
+              <w:t>Коммерческий персонал</w:t>
+            </w:r>
+          </w:p>
+        </w:tc>
+        <w:tc>
+          <w:tcPr>
+            <w:tcW w:type="dxa" w:w="3118"/>
+          </w:tcPr>
+          <w:p>
+            <w:r>
+              <w:rPr>
+                <w:rFonts w:ascii="Times New Roman" w:hAnsi="Times New Roman"/>
+                <w:sz w:val="24"/>
+              </w:rPr>
+              <w:t>Отдел продаж</w:t>
+            </w:r>
+          </w:p>
+        </w:tc>
+        <w:tc>
+          <w:tcPr>
+            <w:tcW w:type="dxa" w:w="3118"/>
+          </w:tcPr>
+          <w:p>
+            <w:r>
+              <w:rPr>
+                <w:rFonts w:ascii="Times New Roman" w:hAnsi="Times New Roman"/>
+                <w:sz w:val="24"/>
+              </w:rPr>
+              <w:t>4</w:t>
             </w:r>
           </w:p>
         </w:tc>
@@ -417,35 +5636,35 @@
                 <w:rFonts w:ascii="Times New Roman" w:hAnsi="Times New Roman"/>
                 <w:sz w:val="24"/>
               </w:rPr>
-              <w:t>Проверка знаний</w:t>
-            </w:r>
-          </w:p>
-        </w:tc>
-        <w:tc>
-          <w:tcPr>
-            <w:tcW w:type="dxa" w:w="3118"/>
-          </w:tcPr>
-          <w:p>
-            <w:r>
-              <w:rPr>
-                <w:rFonts w:ascii="Times New Roman" w:hAnsi="Times New Roman"/>
-                <w:sz w:val="24"/>
-              </w:rPr>
-              <w:t>Регулярное тестирование не проводится</w:t>
-            </w:r>
-          </w:p>
-        </w:tc>
-        <w:tc>
-          <w:tcPr>
-            <w:tcW w:type="dxa" w:w="3118"/>
-          </w:tcPr>
-          <w:p>
-            <w:r>
-              <w:rPr>
-                <w:rFonts w:ascii="Times New Roman" w:hAnsi="Times New Roman"/>
-                <w:sz w:val="24"/>
-              </w:rPr>
-              <w:t>Руководитель не имеет точной картины по пробелам в знаниях специалистов</w:t>
+              <w:t>Административно-управленческий персонал</w:t>
+            </w:r>
+          </w:p>
+        </w:tc>
+        <w:tc>
+          <w:tcPr>
+            <w:tcW w:type="dxa" w:w="3118"/>
+          </w:tcPr>
+          <w:p>
+            <w:r>
+              <w:rPr>
+                <w:rFonts w:ascii="Times New Roman" w:hAnsi="Times New Roman"/>
+                <w:sz w:val="24"/>
+              </w:rPr>
+              <w:t>Бухгалтерия, системный администратор</w:t>
+            </w:r>
+          </w:p>
+        </w:tc>
+        <w:tc>
+          <w:tcPr>
+            <w:tcW w:type="dxa" w:w="3118"/>
+          </w:tcPr>
+          <w:p>
+            <w:r>
+              <w:rPr>
+                <w:rFonts w:ascii="Times New Roman" w:hAnsi="Times New Roman"/>
+                <w:sz w:val="24"/>
+              </w:rPr>
+              <w:t>2</w:t>
             </w:r>
           </w:p>
         </w:tc>
@@ -461,35 +5680,141 @@
                 <w:rFonts w:ascii="Times New Roman" w:hAnsi="Times New Roman"/>
                 <w:sz w:val="24"/>
               </w:rPr>
-              <w:t>Разбор ошибок</w:t>
-            </w:r>
-          </w:p>
-        </w:tc>
-        <w:tc>
-          <w:tcPr>
-            <w:tcW w:type="dxa" w:w="3118"/>
-          </w:tcPr>
-          <w:p>
-            <w:r>
-              <w:rPr>
-                <w:rFonts w:ascii="Times New Roman" w:hAnsi="Times New Roman"/>
-                <w:sz w:val="24"/>
-              </w:rPr>
-              <w:t>Ошибки обсуждаются устно и не фиксируются в единой базе</w:t>
-            </w:r>
-          </w:p>
-        </w:tc>
-        <w:tc>
-          <w:tcPr>
-            <w:tcW w:type="dxa" w:w="3118"/>
-          </w:tcPr>
-          <w:p>
-            <w:r>
-              <w:rPr>
-                <w:rFonts w:ascii="Times New Roman" w:hAnsi="Times New Roman"/>
-                <w:sz w:val="24"/>
-              </w:rPr>
-              <w:t>Повторяющиеся ошибки не превращаются в общий опыт отдела</w:t>
+              <w:t>Итого</w:t>
+            </w:r>
+          </w:p>
+        </w:tc>
+        <w:tc>
+          <w:tcPr>
+            <w:tcW w:type="dxa" w:w="3118"/>
+          </w:tcPr>
+          <w:p>
+            <w:r>
+              <w:rPr>
+                <w:rFonts w:ascii="Times New Roman" w:hAnsi="Times New Roman"/>
+                <w:sz w:val="24"/>
+              </w:rPr>
+            </w:r>
+          </w:p>
+        </w:tc>
+        <w:tc>
+          <w:tcPr>
+            <w:tcW w:type="dxa" w:w="3118"/>
+          </w:tcPr>
+          <w:p>
+            <w:r>
+              <w:rPr>
+                <w:rFonts w:ascii="Times New Roman" w:hAnsi="Times New Roman"/>
+                <w:sz w:val="24"/>
+              </w:rPr>
+              <w:t>17</w:t>
+            </w:r>
+          </w:p>
+        </w:tc>
+      </w:tr>
+    </w:tbl>
+    <w:p>
+      <w:pPr>
+        <w:spacing w:after="120" w:line="360" w:lineRule="auto"/>
+        <w:ind w:firstLine="700"/>
+      </w:pPr>
+    </w:p>
+    <w:p>
+      <w:pPr>
+        <w:spacing w:after="120" w:line="360" w:lineRule="auto"/>
+        <w:ind w:firstLine="700"/>
+      </w:pPr>
+      <w:r>
+        <w:rPr>
+          <w:rFonts w:ascii="Times New Roman" w:hAnsi="Times New Roman"/>
+          <w:b w:val="0"/>
+          <w:sz w:val="28"/>
+        </w:rPr>
+        <w:t>Из таблицы видно, что тендерные специалисты составляют крупнейшую группу персонала — 8 человек из 17. Это подтверждает приоритетность данного подразделения для бизнес-модели предприятия. Логистика и продажи обеспечивают сопровождение контрактов и работу с частными заказами, а административно-управленческий блок представлен минимальным составом, что соответствует масштабу малого бизнеса.</w:t>
+      </w:r>
+    </w:p>
+    <w:p>
+      <w:pPr>
+        <w:spacing w:after="120" w:line="360" w:lineRule="auto"/>
+        <w:ind w:firstLine="700"/>
+      </w:pPr>
+      <w:r>
+        <w:rPr>
+          <w:rFonts w:ascii="Times New Roman" w:hAnsi="Times New Roman"/>
+          <w:b w:val="0"/>
+          <w:sz w:val="28"/>
+        </w:rPr>
+        <w:t>Для оценки устойчивости кадрового состава были рассмотрены возраст, стаж работы и уровень образования сотрудников тендерного отдела.</w:t>
+      </w:r>
+    </w:p>
+    <w:p>
+      <w:pPr>
+        <w:spacing w:after="120" w:line="360" w:lineRule="auto"/>
+        <w:jc w:val="center"/>
+      </w:pPr>
+      <w:r>
+        <w:rPr>
+          <w:rFonts w:ascii="Times New Roman" w:hAnsi="Times New Roman"/>
+          <w:b w:val="0"/>
+          <w:sz w:val="28"/>
+        </w:rPr>
+        <w:t>Таблица 2.2. Возрастная структура тендерных специалистов ООО «Лайф Медиа» (2025 г.)</w:t>
+      </w:r>
+    </w:p>
+    <w:tbl>
+      <w:tblPr>
+        <w:tblStyle w:val="6"/>
+        <w:tblW w:type="auto" w:w="0"/>
+        <w:tblLook w:firstColumn="1" w:firstRow="1" w:lastColumn="0" w:lastRow="0" w:noHBand="0" w:noVBand="1" w:val="04A0"/>
+      </w:tblPr>
+      <w:tblGrid>
+        <w:gridCol w:w="3118"/>
+        <w:gridCol w:w="3118"/>
+        <w:gridCol w:w="3118"/>
+      </w:tblGrid>
+      <w:tr>
+        <w:tc>
+          <w:tcPr>
+            <w:tcW w:type="dxa" w:w="3118"/>
+          </w:tcPr>
+          <w:p>
+            <w:r>
+              <w:rPr>
+                <w:rFonts w:ascii="Times New Roman" w:hAnsi="Times New Roman"/>
+                <w:b/>
+                <w:sz w:val="24"/>
+              </w:rPr>
+              <w:t>Возрастная группа</w:t>
+            </w:r>
+          </w:p>
+        </w:tc>
+        <w:tc>
+          <w:tcPr>
+            <w:tcW w:type="dxa" w:w="3118"/>
+          </w:tcPr>
+          <w:p>
+            <w:r>
+              <w:rPr>
+                <w:rFonts w:ascii="Times New Roman" w:hAnsi="Times New Roman"/>
+                <w:b/>
+                <w:sz w:val="24"/>
+              </w:rPr>
+              <w:t>Количество, чел.</w:t>
+            </w:r>
+          </w:p>
+        </w:tc>
+        <w:tc>
+          <w:tcPr>
+            <w:tcW w:type="dxa" w:w="3118"/>
+          </w:tcPr>
+          <w:p>
+            <w:r>
+              <w:rPr>
+                <w:rFonts w:ascii="Times New Roman" w:hAnsi="Times New Roman"/>
+                <w:b/>
+                <w:sz w:val="24"/>
+              </w:rPr>
+              <w:t>Доля, %</w:t>
             </w:r>
           </w:p>
         </w:tc>
@@ -505,35 +5830,35 @@
                 <w:rFonts w:ascii="Times New Roman" w:hAnsi="Times New Roman"/>
                 <w:sz w:val="24"/>
               </w:rPr>
-              <w:t>Наставничество</w:t>
-            </w:r>
-          </w:p>
-        </w:tc>
-        <w:tc>
-          <w:tcPr>
-            <w:tcW w:type="dxa" w:w="3118"/>
-          </w:tcPr>
-          <w:p>
-            <w:r>
-              <w:rPr>
-                <w:rFonts w:ascii="Times New Roman" w:hAnsi="Times New Roman"/>
-                <w:sz w:val="24"/>
-              </w:rPr>
-              <w:t>Формально не закреплено</w:t>
-            </w:r>
-          </w:p>
-        </w:tc>
-        <w:tc>
-          <w:tcPr>
-            <w:tcW w:type="dxa" w:w="3118"/>
-          </w:tcPr>
-          <w:p>
-            <w:r>
-              <w:rPr>
-                <w:rFonts w:ascii="Times New Roman" w:hAnsi="Times New Roman"/>
-                <w:sz w:val="24"/>
-              </w:rPr>
-              <w:t>Передача опыта зависит от личной инициативы опытных сотрудников</w:t>
+              <w:t>До 25 лет</w:t>
+            </w:r>
+          </w:p>
+        </w:tc>
+        <w:tc>
+          <w:tcPr>
+            <w:tcW w:type="dxa" w:w="3118"/>
+          </w:tcPr>
+          <w:p>
+            <w:r>
+              <w:rPr>
+                <w:rFonts w:ascii="Times New Roman" w:hAnsi="Times New Roman"/>
+                <w:sz w:val="24"/>
+              </w:rPr>
+              <w:t>2</w:t>
+            </w:r>
+          </w:p>
+        </w:tc>
+        <w:tc>
+          <w:tcPr>
+            <w:tcW w:type="dxa" w:w="3118"/>
+          </w:tcPr>
+          <w:p>
+            <w:r>
+              <w:rPr>
+                <w:rFonts w:ascii="Times New Roman" w:hAnsi="Times New Roman"/>
+                <w:sz w:val="24"/>
+              </w:rPr>
+              <w:t>25,0</w:t>
             </w:r>
           </w:p>
         </w:tc>
@@ -549,35 +5874,123 @@
                 <w:rFonts w:ascii="Times New Roman" w:hAnsi="Times New Roman"/>
                 <w:sz w:val="24"/>
               </w:rPr>
-              <w:t>Оценка эффективности обучения</w:t>
-            </w:r>
-          </w:p>
-        </w:tc>
-        <w:tc>
-          <w:tcPr>
-            <w:tcW w:type="dxa" w:w="3118"/>
-          </w:tcPr>
-          <w:p>
-            <w:r>
-              <w:rPr>
-                <w:rFonts w:ascii="Times New Roman" w:hAnsi="Times New Roman"/>
-                <w:sz w:val="24"/>
-              </w:rPr>
-              <w:t>Не проводится</w:t>
-            </w:r>
-          </w:p>
-        </w:tc>
-        <w:tc>
-          <w:tcPr>
-            <w:tcW w:type="dxa" w:w="3118"/>
-          </w:tcPr>
-          <w:p>
-            <w:r>
-              <w:rPr>
-                <w:rFonts w:ascii="Times New Roman" w:hAnsi="Times New Roman"/>
-                <w:sz w:val="24"/>
-              </w:rPr>
-              <w:t>Невозможно определить, влияет ли обучение на качество заявок и количество отклонений</w:t>
+              <w:t>25-35 лет</w:t>
+            </w:r>
+          </w:p>
+        </w:tc>
+        <w:tc>
+          <w:tcPr>
+            <w:tcW w:type="dxa" w:w="3118"/>
+          </w:tcPr>
+          <w:p>
+            <w:r>
+              <w:rPr>
+                <w:rFonts w:ascii="Times New Roman" w:hAnsi="Times New Roman"/>
+                <w:sz w:val="24"/>
+              </w:rPr>
+              <w:t>5</w:t>
+            </w:r>
+          </w:p>
+        </w:tc>
+        <w:tc>
+          <w:tcPr>
+            <w:tcW w:type="dxa" w:w="3118"/>
+          </w:tcPr>
+          <w:p>
+            <w:r>
+              <w:rPr>
+                <w:rFonts w:ascii="Times New Roman" w:hAnsi="Times New Roman"/>
+                <w:sz w:val="24"/>
+              </w:rPr>
+              <w:t>62,5</w:t>
+            </w:r>
+          </w:p>
+        </w:tc>
+      </w:tr>
+      <w:tr>
+        <w:tc>
+          <w:tcPr>
+            <w:tcW w:type="dxa" w:w="3118"/>
+          </w:tcPr>
+          <w:p>
+            <w:r>
+              <w:rPr>
+                <w:rFonts w:ascii="Times New Roman" w:hAnsi="Times New Roman"/>
+                <w:sz w:val="24"/>
+              </w:rPr>
+              <w:t>36-45 лет</w:t>
+            </w:r>
+          </w:p>
+        </w:tc>
+        <w:tc>
+          <w:tcPr>
+            <w:tcW w:type="dxa" w:w="3118"/>
+          </w:tcPr>
+          <w:p>
+            <w:r>
+              <w:rPr>
+                <w:rFonts w:ascii="Times New Roman" w:hAnsi="Times New Roman"/>
+                <w:sz w:val="24"/>
+              </w:rPr>
+              <w:t>1</w:t>
+            </w:r>
+          </w:p>
+        </w:tc>
+        <w:tc>
+          <w:tcPr>
+            <w:tcW w:type="dxa" w:w="3118"/>
+          </w:tcPr>
+          <w:p>
+            <w:r>
+              <w:rPr>
+                <w:rFonts w:ascii="Times New Roman" w:hAnsi="Times New Roman"/>
+                <w:sz w:val="24"/>
+              </w:rPr>
+              <w:t>12,5</w:t>
+            </w:r>
+          </w:p>
+        </w:tc>
+      </w:tr>
+      <w:tr>
+        <w:tc>
+          <w:tcPr>
+            <w:tcW w:type="dxa" w:w="3118"/>
+          </w:tcPr>
+          <w:p>
+            <w:r>
+              <w:rPr>
+                <w:rFonts w:ascii="Times New Roman" w:hAnsi="Times New Roman"/>
+                <w:sz w:val="24"/>
+              </w:rPr>
+              <w:t>Старше 45 лет</w:t>
+            </w:r>
+          </w:p>
+        </w:tc>
+        <w:tc>
+          <w:tcPr>
+            <w:tcW w:type="dxa" w:w="3118"/>
+          </w:tcPr>
+          <w:p>
+            <w:r>
+              <w:rPr>
+                <w:rFonts w:ascii="Times New Roman" w:hAnsi="Times New Roman"/>
+                <w:sz w:val="24"/>
+              </w:rPr>
+              <w:t>0</w:t>
+            </w:r>
+          </w:p>
+        </w:tc>
+        <w:tc>
+          <w:tcPr>
+            <w:tcW w:type="dxa" w:w="3118"/>
+          </w:tcPr>
+          <w:p>
+            <w:r>
+              <w:rPr>
+                <w:rFonts w:ascii="Times New Roman" w:hAnsi="Times New Roman"/>
+                <w:sz w:val="24"/>
+              </w:rPr>
+              <w:t>0</w:t>
             </w:r>
           </w:p>
         </w:tc>
@@ -586,30 +5999,307 @@
     <w:p>
       <w:pPr>
         <w:spacing w:after="120" w:line="360" w:lineRule="auto"/>
+        <w:ind w:firstLine="700"/>
+      </w:pPr>
+    </w:p>
+    <w:p>
+      <w:pPr>
+        <w:spacing w:after="120" w:line="360" w:lineRule="auto"/>
+        <w:jc w:val="center"/>
       </w:pPr>
       <w:r>
         <w:rPr>
           <w:rFonts w:ascii="Times New Roman" w:hAnsi="Times New Roman"/>
           <w:b w:val="0"/>
-          <w:i w:val="0"/>
-          <w:sz w:val="28"/>
-        </w:rPr>
-      </w:r>
-    </w:p>
+          <w:sz w:val="28"/>
+        </w:rPr>
+        <w:t>Таблица 2.3. Структура тендерных специалистов по продолжительности работы в ООО «Лайф Медиа» (2025 г.)</w:t>
+      </w:r>
+    </w:p>
+    <w:tbl>
+      <w:tblPr>
+        <w:tblStyle w:val="6"/>
+        <w:tblW w:type="auto" w:w="0"/>
+        <w:tblLook w:firstColumn="1" w:firstRow="1" w:lastColumn="0" w:lastRow="0" w:noHBand="0" w:noVBand="1" w:val="04A0"/>
+      </w:tblPr>
+      <w:tblGrid>
+        <w:gridCol w:w="3118"/>
+        <w:gridCol w:w="3118"/>
+        <w:gridCol w:w="3118"/>
+      </w:tblGrid>
+      <w:tr>
+        <w:tc>
+          <w:tcPr>
+            <w:tcW w:type="dxa" w:w="3118"/>
+          </w:tcPr>
+          <w:p>
+            <w:r>
+              <w:rPr>
+                <w:rFonts w:ascii="Times New Roman" w:hAnsi="Times New Roman"/>
+                <w:b/>
+                <w:sz w:val="24"/>
+              </w:rPr>
+              <w:t>Стаж в компании</w:t>
+            </w:r>
+          </w:p>
+        </w:tc>
+        <w:tc>
+          <w:tcPr>
+            <w:tcW w:type="dxa" w:w="3118"/>
+          </w:tcPr>
+          <w:p>
+            <w:r>
+              <w:rPr>
+                <w:rFonts w:ascii="Times New Roman" w:hAnsi="Times New Roman"/>
+                <w:b/>
+                <w:sz w:val="24"/>
+              </w:rPr>
+              <w:t>Количество, чел.</w:t>
+            </w:r>
+          </w:p>
+        </w:tc>
+        <w:tc>
+          <w:tcPr>
+            <w:tcW w:type="dxa" w:w="3118"/>
+          </w:tcPr>
+          <w:p>
+            <w:r>
+              <w:rPr>
+                <w:rFonts w:ascii="Times New Roman" w:hAnsi="Times New Roman"/>
+                <w:b/>
+                <w:sz w:val="24"/>
+              </w:rPr>
+              <w:t>Доля, %</w:t>
+            </w:r>
+          </w:p>
+        </w:tc>
+      </w:tr>
+      <w:tr>
+        <w:tc>
+          <w:tcPr>
+            <w:tcW w:type="dxa" w:w="3118"/>
+          </w:tcPr>
+          <w:p>
+            <w:r>
+              <w:rPr>
+                <w:rFonts w:ascii="Times New Roman" w:hAnsi="Times New Roman"/>
+                <w:sz w:val="24"/>
+              </w:rPr>
+              <w:t>Менее 3 месяцев</w:t>
+            </w:r>
+          </w:p>
+        </w:tc>
+        <w:tc>
+          <w:tcPr>
+            <w:tcW w:type="dxa" w:w="3118"/>
+          </w:tcPr>
+          <w:p>
+            <w:r>
+              <w:rPr>
+                <w:rFonts w:ascii="Times New Roman" w:hAnsi="Times New Roman"/>
+                <w:sz w:val="24"/>
+              </w:rPr>
+              <w:t>2</w:t>
+            </w:r>
+          </w:p>
+        </w:tc>
+        <w:tc>
+          <w:tcPr>
+            <w:tcW w:type="dxa" w:w="3118"/>
+          </w:tcPr>
+          <w:p>
+            <w:r>
+              <w:rPr>
+                <w:rFonts w:ascii="Times New Roman" w:hAnsi="Times New Roman"/>
+                <w:sz w:val="24"/>
+              </w:rPr>
+              <w:t>25,0</w:t>
+            </w:r>
+          </w:p>
+        </w:tc>
+      </w:tr>
+      <w:tr>
+        <w:tc>
+          <w:tcPr>
+            <w:tcW w:type="dxa" w:w="3118"/>
+          </w:tcPr>
+          <w:p>
+            <w:r>
+              <w:rPr>
+                <w:rFonts w:ascii="Times New Roman" w:hAnsi="Times New Roman"/>
+                <w:sz w:val="24"/>
+              </w:rPr>
+              <w:t>От 3 до 6 месяцев</w:t>
+            </w:r>
+          </w:p>
+        </w:tc>
+        <w:tc>
+          <w:tcPr>
+            <w:tcW w:type="dxa" w:w="3118"/>
+          </w:tcPr>
+          <w:p>
+            <w:r>
+              <w:rPr>
+                <w:rFonts w:ascii="Times New Roman" w:hAnsi="Times New Roman"/>
+                <w:sz w:val="24"/>
+              </w:rPr>
+              <w:t>1</w:t>
+            </w:r>
+          </w:p>
+        </w:tc>
+        <w:tc>
+          <w:tcPr>
+            <w:tcW w:type="dxa" w:w="3118"/>
+          </w:tcPr>
+          <w:p>
+            <w:r>
+              <w:rPr>
+                <w:rFonts w:ascii="Times New Roman" w:hAnsi="Times New Roman"/>
+                <w:sz w:val="24"/>
+              </w:rPr>
+              <w:t>12,5</w:t>
+            </w:r>
+          </w:p>
+        </w:tc>
+      </w:tr>
+      <w:tr>
+        <w:tc>
+          <w:tcPr>
+            <w:tcW w:type="dxa" w:w="3118"/>
+          </w:tcPr>
+          <w:p>
+            <w:r>
+              <w:rPr>
+                <w:rFonts w:ascii="Times New Roman" w:hAnsi="Times New Roman"/>
+                <w:sz w:val="24"/>
+              </w:rPr>
+              <w:t>От 6 до 12 месяцев</w:t>
+            </w:r>
+          </w:p>
+        </w:tc>
+        <w:tc>
+          <w:tcPr>
+            <w:tcW w:type="dxa" w:w="3118"/>
+          </w:tcPr>
+          <w:p>
+            <w:r>
+              <w:rPr>
+                <w:rFonts w:ascii="Times New Roman" w:hAnsi="Times New Roman"/>
+                <w:sz w:val="24"/>
+              </w:rPr>
+              <w:t>2</w:t>
+            </w:r>
+          </w:p>
+        </w:tc>
+        <w:tc>
+          <w:tcPr>
+            <w:tcW w:type="dxa" w:w="3118"/>
+          </w:tcPr>
+          <w:p>
+            <w:r>
+              <w:rPr>
+                <w:rFonts w:ascii="Times New Roman" w:hAnsi="Times New Roman"/>
+                <w:sz w:val="24"/>
+              </w:rPr>
+              <w:t>25,0</w:t>
+            </w:r>
+          </w:p>
+        </w:tc>
+      </w:tr>
+      <w:tr>
+        <w:tc>
+          <w:tcPr>
+            <w:tcW w:type="dxa" w:w="3118"/>
+          </w:tcPr>
+          <w:p>
+            <w:r>
+              <w:rPr>
+                <w:rFonts w:ascii="Times New Roman" w:hAnsi="Times New Roman"/>
+                <w:sz w:val="24"/>
+              </w:rPr>
+              <w:t>От 1 до 2 лет</w:t>
+            </w:r>
+          </w:p>
+        </w:tc>
+        <w:tc>
+          <w:tcPr>
+            <w:tcW w:type="dxa" w:w="3118"/>
+          </w:tcPr>
+          <w:p>
+            <w:r>
+              <w:rPr>
+                <w:rFonts w:ascii="Times New Roman" w:hAnsi="Times New Roman"/>
+                <w:sz w:val="24"/>
+              </w:rPr>
+              <w:t>1</w:t>
+            </w:r>
+          </w:p>
+        </w:tc>
+        <w:tc>
+          <w:tcPr>
+            <w:tcW w:type="dxa" w:w="3118"/>
+          </w:tcPr>
+          <w:p>
+            <w:r>
+              <w:rPr>
+                <w:rFonts w:ascii="Times New Roman" w:hAnsi="Times New Roman"/>
+                <w:sz w:val="24"/>
+              </w:rPr>
+              <w:t>12,5</w:t>
+            </w:r>
+          </w:p>
+        </w:tc>
+      </w:tr>
+      <w:tr>
+        <w:tc>
+          <w:tcPr>
+            <w:tcW w:type="dxa" w:w="3118"/>
+          </w:tcPr>
+          <w:p>
+            <w:r>
+              <w:rPr>
+                <w:rFonts w:ascii="Times New Roman" w:hAnsi="Times New Roman"/>
+                <w:sz w:val="24"/>
+              </w:rPr>
+              <w:t>Более 2 лет</w:t>
+            </w:r>
+          </w:p>
+        </w:tc>
+        <w:tc>
+          <w:tcPr>
+            <w:tcW w:type="dxa" w:w="3118"/>
+          </w:tcPr>
+          <w:p>
+            <w:r>
+              <w:rPr>
+                <w:rFonts w:ascii="Times New Roman" w:hAnsi="Times New Roman"/>
+                <w:sz w:val="24"/>
+              </w:rPr>
+              <w:t>2</w:t>
+            </w:r>
+          </w:p>
+        </w:tc>
+        <w:tc>
+          <w:tcPr>
+            <w:tcW w:type="dxa" w:w="3118"/>
+          </w:tcPr>
+          <w:p>
+            <w:r>
+              <w:rPr>
+                <w:rFonts w:ascii="Times New Roman" w:hAnsi="Times New Roman"/>
+                <w:sz w:val="24"/>
+              </w:rPr>
+              <w:t>25,0</w:t>
+            </w:r>
+          </w:p>
+        </w:tc>
+      </w:tr>
+    </w:tbl>
     <w:p>
       <w:pPr>
         <w:spacing w:after="120" w:line="360" w:lineRule="auto"/>
         <w:ind w:firstLine="700"/>
       </w:pPr>
-      <w:r>
-        <w:rPr>
-          <w:rFonts w:ascii="Times New Roman" w:hAnsi="Times New Roman"/>
-          <w:b w:val="0"/>
-          <w:i w:val="0"/>
-          <w:sz w:val="28"/>
-        </w:rPr>
-        <w:t>Таким образом, в тендерном отделе ООО «Лайф Медиа» присутствуют отдельные обучающие действия, но они не образуют целостной системы. Компания несет затраты на обучение, однако эти затраты имеют эпизодический характер и не сопровождаются управленческим циклом «выявление потребности — обучение — проверка знаний — применение в работе — анализ результата». Для отдела, работающего в условиях удаленного формата и высокой нормативной изменчивости, такая ситуация усиливает зависимость результатов от личного опыта каждого сотрудника.</w:t>
-      </w:r>
     </w:p>
     <w:p>
       <w:pPr>
@@ -619,39 +6309,2728 @@
       <w:r>
         <w:rPr>
           <w:rFonts w:ascii="Times New Roman" w:hAnsi="Times New Roman"/>
-          <w:b/>
-          <w:i w:val="0"/>
-          <w:sz w:val="28"/>
-        </w:rPr>
-        <w:t>3.2. Анализ результатов тендерной деятельности как индикатора проблем в обучении</w:t>
-      </w:r>
-    </w:p>
+          <w:b w:val="0"/>
+          <w:sz w:val="28"/>
+        </w:rPr>
+        <w:t>Таблица 2.4. Уровень образования специалистов тендерного отдела ООО «Лайф Медиа» (2025 г.)</w:t>
+      </w:r>
+    </w:p>
+    <w:tbl>
+      <w:tblPr>
+        <w:tblStyle w:val="6"/>
+        <w:tblW w:type="auto" w:w="0"/>
+        <w:tblLook w:firstColumn="1" w:firstRow="1" w:lastColumn="0" w:lastRow="0" w:noHBand="0" w:noVBand="1" w:val="04A0"/>
+      </w:tblPr>
+      <w:tblGrid>
+        <w:gridCol w:w="3118"/>
+        <w:gridCol w:w="3118"/>
+        <w:gridCol w:w="3118"/>
+      </w:tblGrid>
+      <w:tr>
+        <w:tc>
+          <w:tcPr>
+            <w:tcW w:type="dxa" w:w="3118"/>
+          </w:tcPr>
+          <w:p>
+            <w:r>
+              <w:rPr>
+                <w:rFonts w:ascii="Times New Roman" w:hAnsi="Times New Roman"/>
+                <w:b/>
+                <w:sz w:val="24"/>
+              </w:rPr>
+              <w:t>Уровень образования</w:t>
+            </w:r>
+          </w:p>
+        </w:tc>
+        <w:tc>
+          <w:tcPr>
+            <w:tcW w:type="dxa" w:w="3118"/>
+          </w:tcPr>
+          <w:p>
+            <w:r>
+              <w:rPr>
+                <w:rFonts w:ascii="Times New Roman" w:hAnsi="Times New Roman"/>
+                <w:b/>
+                <w:sz w:val="24"/>
+              </w:rPr>
+              <w:t>Количество, чел.</w:t>
+            </w:r>
+          </w:p>
+        </w:tc>
+        <w:tc>
+          <w:tcPr>
+            <w:tcW w:type="dxa" w:w="3118"/>
+          </w:tcPr>
+          <w:p>
+            <w:r>
+              <w:rPr>
+                <w:rFonts w:ascii="Times New Roman" w:hAnsi="Times New Roman"/>
+                <w:b/>
+                <w:sz w:val="24"/>
+              </w:rPr>
+              <w:t>Доля, %</w:t>
+            </w:r>
+          </w:p>
+        </w:tc>
+      </w:tr>
+      <w:tr>
+        <w:tc>
+          <w:tcPr>
+            <w:tcW w:type="dxa" w:w="3118"/>
+          </w:tcPr>
+          <w:p>
+            <w:r>
+              <w:rPr>
+                <w:rFonts w:ascii="Times New Roman" w:hAnsi="Times New Roman"/>
+                <w:sz w:val="24"/>
+              </w:rPr>
+              <w:t>Высшее профильное (экономика/менеджмент)</w:t>
+            </w:r>
+          </w:p>
+        </w:tc>
+        <w:tc>
+          <w:tcPr>
+            <w:tcW w:type="dxa" w:w="3118"/>
+          </w:tcPr>
+          <w:p>
+            <w:r>
+              <w:rPr>
+                <w:rFonts w:ascii="Times New Roman" w:hAnsi="Times New Roman"/>
+                <w:sz w:val="24"/>
+              </w:rPr>
+              <w:t>3</w:t>
+            </w:r>
+          </w:p>
+        </w:tc>
+        <w:tc>
+          <w:tcPr>
+            <w:tcW w:type="dxa" w:w="3118"/>
+          </w:tcPr>
+          <w:p>
+            <w:r>
+              <w:rPr>
+                <w:rFonts w:ascii="Times New Roman" w:hAnsi="Times New Roman"/>
+                <w:sz w:val="24"/>
+              </w:rPr>
+              <w:t>37,5</w:t>
+            </w:r>
+          </w:p>
+        </w:tc>
+      </w:tr>
+      <w:tr>
+        <w:tc>
+          <w:tcPr>
+            <w:tcW w:type="dxa" w:w="3118"/>
+          </w:tcPr>
+          <w:p>
+            <w:r>
+              <w:rPr>
+                <w:rFonts w:ascii="Times New Roman" w:hAnsi="Times New Roman"/>
+                <w:sz w:val="24"/>
+              </w:rPr>
+              <w:t>Высшее непрофильное</w:t>
+            </w:r>
+          </w:p>
+        </w:tc>
+        <w:tc>
+          <w:tcPr>
+            <w:tcW w:type="dxa" w:w="3118"/>
+          </w:tcPr>
+          <w:p>
+            <w:r>
+              <w:rPr>
+                <w:rFonts w:ascii="Times New Roman" w:hAnsi="Times New Roman"/>
+                <w:sz w:val="24"/>
+              </w:rPr>
+              <w:t>4</w:t>
+            </w:r>
+          </w:p>
+        </w:tc>
+        <w:tc>
+          <w:tcPr>
+            <w:tcW w:type="dxa" w:w="3118"/>
+          </w:tcPr>
+          <w:p>
+            <w:r>
+              <w:rPr>
+                <w:rFonts w:ascii="Times New Roman" w:hAnsi="Times New Roman"/>
+                <w:sz w:val="24"/>
+              </w:rPr>
+              <w:t>50,0</w:t>
+            </w:r>
+          </w:p>
+        </w:tc>
+      </w:tr>
+      <w:tr>
+        <w:tc>
+          <w:tcPr>
+            <w:tcW w:type="dxa" w:w="3118"/>
+          </w:tcPr>
+          <w:p>
+            <w:r>
+              <w:rPr>
+                <w:rFonts w:ascii="Times New Roman" w:hAnsi="Times New Roman"/>
+                <w:sz w:val="24"/>
+              </w:rPr>
+              <w:t>Среднее профессиональное</w:t>
+            </w:r>
+          </w:p>
+        </w:tc>
+        <w:tc>
+          <w:tcPr>
+            <w:tcW w:type="dxa" w:w="3118"/>
+          </w:tcPr>
+          <w:p>
+            <w:r>
+              <w:rPr>
+                <w:rFonts w:ascii="Times New Roman" w:hAnsi="Times New Roman"/>
+                <w:sz w:val="24"/>
+              </w:rPr>
+              <w:t>1</w:t>
+            </w:r>
+          </w:p>
+        </w:tc>
+        <w:tc>
+          <w:tcPr>
+            <w:tcW w:type="dxa" w:w="3118"/>
+          </w:tcPr>
+          <w:p>
+            <w:r>
+              <w:rPr>
+                <w:rFonts w:ascii="Times New Roman" w:hAnsi="Times New Roman"/>
+                <w:sz w:val="24"/>
+              </w:rPr>
+              <w:t>12,5</w:t>
+            </w:r>
+          </w:p>
+        </w:tc>
+      </w:tr>
+    </w:tbl>
     <w:p>
       <w:pPr>
         <w:spacing w:after="120" w:line="360" w:lineRule="auto"/>
         <w:ind w:firstLine="700"/>
       </w:pPr>
-      <w:r>
-        <w:rPr>
-          <w:rFonts w:ascii="Times New Roman" w:hAnsi="Times New Roman"/>
-          <w:b w:val="0"/>
-          <w:i w:val="0"/>
-          <w:sz w:val="28"/>
-        </w:rPr>
-        <w:t>Чтобы оценить, насколько отсутствие системного обучения отражается на деятельности тендерного отдела, необходимо рассмотреть показатели участия компании в закупках. Для ООО «Лайф Медиа» важны не только количество поданных заявок и число выигранных контрактов, но и доля заявок, признанных соответствующими требованиям заказчика. Именно этот показатель показывает, насколько качественно сотрудники выполняют подготовительный этап работы: проверяют документацию, собирают обязательные формы, соблюдают требования к файлам, срокам и электронной подписи.</w:t>
-      </w:r>
     </w:p>
     <w:p>
       <w:pPr>
         <w:spacing w:after="120" w:line="360" w:lineRule="auto"/>
         <w:ind w:firstLine="700"/>
+      </w:pPr>
+      <w:r>
+        <w:rPr>
+          <w:rFonts w:ascii="Times New Roman" w:hAnsi="Times New Roman"/>
+          <w:b w:val="0"/>
+          <w:sz w:val="28"/>
+        </w:rPr>
+        <w:t>Представленные данные показывают, что тендерный отдел состоит преимущественно из молодых сотрудников: 7 из 8 специалистов находятся в возрасте до 35 лет. Это создает потенциал для освоения цифровых инструментов и профессионального роста. Одновременно структура стажа указывает на недостаточную устойчивость кадрового состава: 5 сотрудников, или 62,5%, работают в компании менее одного года, а стаж более двух лет имеют только 2 человека. Следовательно, в отделе ограничена доля работников, которые могут выступать носителями устойчивого опыта.</w:t>
+      </w:r>
+    </w:p>
+    <w:p>
+      <w:pPr>
+        <w:spacing w:after="120" w:line="360" w:lineRule="auto"/>
+        <w:ind w:firstLine="700"/>
+      </w:pPr>
+      <w:r>
+        <w:rPr>
+          <w:rFonts w:ascii="Times New Roman" w:hAnsi="Times New Roman"/>
+          <w:b w:val="0"/>
+          <w:sz w:val="28"/>
+        </w:rPr>
+        <w:t>Образовательная структура также неоднородна. Профильное высшее образование имеют 3 специалиста, тогда как 5 сотрудников обладают непрофильным или средним профессиональным образованием. Это не означает невозможность эффективной работы, но повышает значение внутренней адаптации, передачи практических знаний и регулярного обновления компетенций, особенно с учетом изменений законодательства о закупках.</w:t>
+      </w:r>
+    </w:p>
+    <w:p>
+      <w:pPr>
+        <w:spacing w:after="120" w:line="360" w:lineRule="auto"/>
         <w:jc w:val="center"/>
       </w:pPr>
       <w:r>
         <w:rPr>
           <w:rFonts w:ascii="Times New Roman" w:hAnsi="Times New Roman"/>
-          <w:b w:val="0"/>
-          <w:i w:val="0"/>
+          <w:b/>
+          <w:sz w:val="28"/>
+        </w:rPr>
+        <w:t>2.2. Движение кадров, мотивация и затраты на персонал</w:t>
+      </w:r>
+    </w:p>
+    <w:p>
+      <w:pPr>
+        <w:spacing w:after="120" w:line="360" w:lineRule="auto"/>
+        <w:ind w:firstLine="700"/>
+      </w:pPr>
+      <w:r>
+        <w:rPr>
+          <w:rFonts w:ascii="Times New Roman" w:hAnsi="Times New Roman"/>
+          <w:b w:val="0"/>
+          <w:sz w:val="28"/>
+        </w:rPr>
+        <w:t>Стабильность персонала является важным условием качества работы тендерного отдела. Подготовка заявки требует знания законодательства, опыта работы с электронными площадками, понимания требований заказчиков и внутренних правил компании. При высокой сменяемости сотрудников часть опыта теряется, а новые работники вынуждены осваивать сложные операции в ускоренном режиме.</w:t>
+      </w:r>
+    </w:p>
+    <w:p>
+      <w:pPr>
+        <w:spacing w:after="120" w:line="360" w:lineRule="auto"/>
+        <w:jc w:val="center"/>
+      </w:pPr>
+      <w:r>
+        <w:rPr>
+          <w:rFonts w:ascii="Times New Roman" w:hAnsi="Times New Roman"/>
+          <w:b w:val="0"/>
+          <w:sz w:val="28"/>
+        </w:rPr>
+        <w:t>Таблица 2.5. Анализ движения персонала тендерного отдела ООО «Лайф Медиа» за 2024-2025 гг.</w:t>
+      </w:r>
+    </w:p>
+    <w:tbl>
+      <w:tblPr>
+        <w:tblStyle w:val="6"/>
+        <w:tblW w:type="auto" w:w="0"/>
+        <w:tblLook w:firstColumn="1" w:firstRow="1" w:lastColumn="0" w:lastRow="0" w:noHBand="0" w:noVBand="1" w:val="04A0"/>
+      </w:tblPr>
+      <w:tblGrid>
+        <w:gridCol w:w="3118"/>
+        <w:gridCol w:w="3118"/>
+        <w:gridCol w:w="3118"/>
+      </w:tblGrid>
+      <w:tr>
+        <w:tc>
+          <w:tcPr>
+            <w:tcW w:type="dxa" w:w="3118"/>
+          </w:tcPr>
+          <w:p>
+            <w:r>
+              <w:rPr>
+                <w:rFonts w:ascii="Times New Roman" w:hAnsi="Times New Roman"/>
+                <w:b/>
+                <w:sz w:val="24"/>
+              </w:rPr>
+              <w:t>Показатель</w:t>
+            </w:r>
+          </w:p>
+        </w:tc>
+        <w:tc>
+          <w:tcPr>
+            <w:tcW w:type="dxa" w:w="3118"/>
+          </w:tcPr>
+          <w:p>
+            <w:r>
+              <w:rPr>
+                <w:rFonts w:ascii="Times New Roman" w:hAnsi="Times New Roman"/>
+                <w:b/>
+                <w:sz w:val="24"/>
+              </w:rPr>
+              <w:t>2024</w:t>
+            </w:r>
+          </w:p>
+        </w:tc>
+        <w:tc>
+          <w:tcPr>
+            <w:tcW w:type="dxa" w:w="3118"/>
+          </w:tcPr>
+          <w:p>
+            <w:r>
+              <w:rPr>
+                <w:rFonts w:ascii="Times New Roman" w:hAnsi="Times New Roman"/>
+                <w:b/>
+                <w:sz w:val="24"/>
+              </w:rPr>
+              <w:t>2025</w:t>
+            </w:r>
+          </w:p>
+        </w:tc>
+      </w:tr>
+      <w:tr>
+        <w:tc>
+          <w:tcPr>
+            <w:tcW w:type="dxa" w:w="3118"/>
+          </w:tcPr>
+          <w:p>
+            <w:r>
+              <w:rPr>
+                <w:rFonts w:ascii="Times New Roman" w:hAnsi="Times New Roman"/>
+                <w:sz w:val="24"/>
+              </w:rPr>
+              <w:t>Численность на начало года, чел.</w:t>
+            </w:r>
+          </w:p>
+        </w:tc>
+        <w:tc>
+          <w:tcPr>
+            <w:tcW w:type="dxa" w:w="3118"/>
+          </w:tcPr>
+          <w:p>
+            <w:r>
+              <w:rPr>
+                <w:rFonts w:ascii="Times New Roman" w:hAnsi="Times New Roman"/>
+                <w:sz w:val="24"/>
+              </w:rPr>
+              <w:t>7</w:t>
+            </w:r>
+          </w:p>
+        </w:tc>
+        <w:tc>
+          <w:tcPr>
+            <w:tcW w:type="dxa" w:w="3118"/>
+          </w:tcPr>
+          <w:p>
+            <w:r>
+              <w:rPr>
+                <w:rFonts w:ascii="Times New Roman" w:hAnsi="Times New Roman"/>
+                <w:sz w:val="24"/>
+              </w:rPr>
+              <w:t>8</w:t>
+            </w:r>
+          </w:p>
+        </w:tc>
+      </w:tr>
+      <w:tr>
+        <w:tc>
+          <w:tcPr>
+            <w:tcW w:type="dxa" w:w="3118"/>
+          </w:tcPr>
+          <w:p>
+            <w:r>
+              <w:rPr>
+                <w:rFonts w:ascii="Times New Roman" w:hAnsi="Times New Roman"/>
+                <w:sz w:val="24"/>
+              </w:rPr>
+              <w:t>Принято, чел.</w:t>
+            </w:r>
+          </w:p>
+        </w:tc>
+        <w:tc>
+          <w:tcPr>
+            <w:tcW w:type="dxa" w:w="3118"/>
+          </w:tcPr>
+          <w:p>
+            <w:r>
+              <w:rPr>
+                <w:rFonts w:ascii="Times New Roman" w:hAnsi="Times New Roman"/>
+                <w:sz w:val="24"/>
+              </w:rPr>
+              <w:t>4</w:t>
+            </w:r>
+          </w:p>
+        </w:tc>
+        <w:tc>
+          <w:tcPr>
+            <w:tcW w:type="dxa" w:w="3118"/>
+          </w:tcPr>
+          <w:p>
+            <w:r>
+              <w:rPr>
+                <w:rFonts w:ascii="Times New Roman" w:hAnsi="Times New Roman"/>
+                <w:sz w:val="24"/>
+              </w:rPr>
+              <w:t>3</w:t>
+            </w:r>
+          </w:p>
+        </w:tc>
+      </w:tr>
+      <w:tr>
+        <w:tc>
+          <w:tcPr>
+            <w:tcW w:type="dxa" w:w="3118"/>
+          </w:tcPr>
+          <w:p>
+            <w:r>
+              <w:rPr>
+                <w:rFonts w:ascii="Times New Roman" w:hAnsi="Times New Roman"/>
+                <w:sz w:val="24"/>
+              </w:rPr>
+              <w:t>Уволено, чел.</w:t>
+            </w:r>
+          </w:p>
+        </w:tc>
+        <w:tc>
+          <w:tcPr>
+            <w:tcW w:type="dxa" w:w="3118"/>
+          </w:tcPr>
+          <w:p>
+            <w:r>
+              <w:rPr>
+                <w:rFonts w:ascii="Times New Roman" w:hAnsi="Times New Roman"/>
+                <w:sz w:val="24"/>
+              </w:rPr>
+              <w:t>3</w:t>
+            </w:r>
+          </w:p>
+        </w:tc>
+        <w:tc>
+          <w:tcPr>
+            <w:tcW w:type="dxa" w:w="3118"/>
+          </w:tcPr>
+          <w:p>
+            <w:r>
+              <w:rPr>
+                <w:rFonts w:ascii="Times New Roman" w:hAnsi="Times New Roman"/>
+                <w:sz w:val="24"/>
+              </w:rPr>
+              <w:t>3</w:t>
+            </w:r>
+          </w:p>
+        </w:tc>
+      </w:tr>
+      <w:tr>
+        <w:tc>
+          <w:tcPr>
+            <w:tcW w:type="dxa" w:w="3118"/>
+          </w:tcPr>
+          <w:p>
+            <w:r>
+              <w:rPr>
+                <w:rFonts w:ascii="Times New Roman" w:hAnsi="Times New Roman"/>
+                <w:sz w:val="24"/>
+              </w:rPr>
+              <w:t>Численность на конец года, чел.</w:t>
+            </w:r>
+          </w:p>
+        </w:tc>
+        <w:tc>
+          <w:tcPr>
+            <w:tcW w:type="dxa" w:w="3118"/>
+          </w:tcPr>
+          <w:p>
+            <w:r>
+              <w:rPr>
+                <w:rFonts w:ascii="Times New Roman" w:hAnsi="Times New Roman"/>
+                <w:sz w:val="24"/>
+              </w:rPr>
+              <w:t>8</w:t>
+            </w:r>
+          </w:p>
+        </w:tc>
+        <w:tc>
+          <w:tcPr>
+            <w:tcW w:type="dxa" w:w="3118"/>
+          </w:tcPr>
+          <w:p>
+            <w:r>
+              <w:rPr>
+                <w:rFonts w:ascii="Times New Roman" w:hAnsi="Times New Roman"/>
+                <w:sz w:val="24"/>
+              </w:rPr>
+              <w:t>8</w:t>
+            </w:r>
+          </w:p>
+        </w:tc>
+      </w:tr>
+      <w:tr>
+        <w:tc>
+          <w:tcPr>
+            <w:tcW w:type="dxa" w:w="3118"/>
+          </w:tcPr>
+          <w:p>
+            <w:r>
+              <w:rPr>
+                <w:rFonts w:ascii="Times New Roman" w:hAnsi="Times New Roman"/>
+                <w:sz w:val="24"/>
+              </w:rPr>
+              <w:t>Коэф. оборота по приему, %</w:t>
+            </w:r>
+          </w:p>
+        </w:tc>
+        <w:tc>
+          <w:tcPr>
+            <w:tcW w:type="dxa" w:w="3118"/>
+          </w:tcPr>
+          <w:p>
+            <w:r>
+              <w:rPr>
+                <w:rFonts w:ascii="Times New Roman" w:hAnsi="Times New Roman"/>
+                <w:sz w:val="24"/>
+              </w:rPr>
+              <w:t>55,3</w:t>
+            </w:r>
+          </w:p>
+        </w:tc>
+        <w:tc>
+          <w:tcPr>
+            <w:tcW w:type="dxa" w:w="3118"/>
+          </w:tcPr>
+          <w:p>
+            <w:r>
+              <w:rPr>
+                <w:rFonts w:ascii="Times New Roman" w:hAnsi="Times New Roman"/>
+                <w:sz w:val="24"/>
+              </w:rPr>
+              <w:t>37,5</w:t>
+            </w:r>
+          </w:p>
+        </w:tc>
+      </w:tr>
+      <w:tr>
+        <w:tc>
+          <w:tcPr>
+            <w:tcW w:type="dxa" w:w="3118"/>
+          </w:tcPr>
+          <w:p>
+            <w:r>
+              <w:rPr>
+                <w:rFonts w:ascii="Times New Roman" w:hAnsi="Times New Roman"/>
+                <w:sz w:val="24"/>
+              </w:rPr>
+              <w:t>Коэф. оборота по выбытию, %</w:t>
+            </w:r>
+          </w:p>
+        </w:tc>
+        <w:tc>
+          <w:tcPr>
+            <w:tcW w:type="dxa" w:w="3118"/>
+          </w:tcPr>
+          <w:p>
+            <w:r>
+              <w:rPr>
+                <w:rFonts w:ascii="Times New Roman" w:hAnsi="Times New Roman"/>
+                <w:sz w:val="24"/>
+              </w:rPr>
+              <w:t>40,0</w:t>
+            </w:r>
+          </w:p>
+        </w:tc>
+        <w:tc>
+          <w:tcPr>
+            <w:tcW w:type="dxa" w:w="3118"/>
+          </w:tcPr>
+          <w:p>
+            <w:r>
+              <w:rPr>
+                <w:rFonts w:ascii="Times New Roman" w:hAnsi="Times New Roman"/>
+                <w:sz w:val="24"/>
+              </w:rPr>
+              <w:t>37,5</w:t>
+            </w:r>
+          </w:p>
+        </w:tc>
+      </w:tr>
+      <w:tr>
+        <w:tc>
+          <w:tcPr>
+            <w:tcW w:type="dxa" w:w="3118"/>
+          </w:tcPr>
+          <w:p>
+            <w:r>
+              <w:rPr>
+                <w:rFonts w:ascii="Times New Roman" w:hAnsi="Times New Roman"/>
+                <w:sz w:val="24"/>
+              </w:rPr>
+              <w:t>Коэф. текучести кадров, %</w:t>
+            </w:r>
+          </w:p>
+        </w:tc>
+        <w:tc>
+          <w:tcPr>
+            <w:tcW w:type="dxa" w:w="3118"/>
+          </w:tcPr>
+          <w:p>
+            <w:r>
+              <w:rPr>
+                <w:rFonts w:ascii="Times New Roman" w:hAnsi="Times New Roman"/>
+                <w:sz w:val="24"/>
+              </w:rPr>
+              <w:t>37,5</w:t>
+            </w:r>
+          </w:p>
+        </w:tc>
+        <w:tc>
+          <w:tcPr>
+            <w:tcW w:type="dxa" w:w="3118"/>
+          </w:tcPr>
+          <w:p>
+            <w:r>
+              <w:rPr>
+                <w:rFonts w:ascii="Times New Roman" w:hAnsi="Times New Roman"/>
+                <w:sz w:val="24"/>
+              </w:rPr>
+              <w:t>37,5</w:t>
+            </w:r>
+          </w:p>
+        </w:tc>
+      </w:tr>
+    </w:tbl>
+    <w:p>
+      <w:pPr>
+        <w:spacing w:after="120" w:line="360" w:lineRule="auto"/>
+        <w:ind w:firstLine="700"/>
+      </w:pPr>
+    </w:p>
+    <w:p>
+      <w:pPr>
+        <w:spacing w:after="120" w:line="360" w:lineRule="auto"/>
+        <w:ind w:firstLine="700"/>
+      </w:pPr>
+      <w:r>
+        <w:rPr>
+          <w:rFonts w:ascii="Times New Roman" w:hAnsi="Times New Roman"/>
+          <w:b w:val="0"/>
+          <w:sz w:val="28"/>
+        </w:rPr>
+        <w:t>По данным таблицы коэффициент текучести в 2024-2025 гг. сохраняется на уровне 37,5%. Ежегодно отдел теряет 3 специалиста и одновременно принимает новых сотрудников. Формально численность подразделения остается стабильной, но состав команды постоянно обновляется. Для тендерного отдела это является существенным риском, поскольку качество работы зависит не только от количества сотрудников, но и от накопленного опыта подготовки заявок.</w:t>
+      </w:r>
+    </w:p>
+    <w:p>
+      <w:pPr>
+        <w:spacing w:after="120" w:line="360" w:lineRule="auto"/>
+        <w:ind w:firstLine="700"/>
+      </w:pPr>
+      <w:r>
+        <w:rPr>
+          <w:rFonts w:ascii="Times New Roman" w:hAnsi="Times New Roman"/>
+          <w:b w:val="0"/>
+          <w:sz w:val="28"/>
+        </w:rPr>
+        <w:t>Мотивация персонала в ООО «Лайф Медиа» построена на сочетании материальных и нематериальных факторов. Материальная часть закреплена в системе оплаты труда и премирования.</w:t>
+      </w:r>
+    </w:p>
+    <w:p>
+      <w:pPr>
+        <w:spacing w:after="120" w:line="360" w:lineRule="auto"/>
+        <w:jc w:val="center"/>
+      </w:pPr>
+      <w:r>
+        <w:rPr>
+          <w:rFonts w:ascii="Times New Roman" w:hAnsi="Times New Roman"/>
+          <w:b w:val="0"/>
+          <w:sz w:val="28"/>
+        </w:rPr>
+        <w:t>Таблица 2.6. Структура дохода тендерного специалиста ООО «Лайф Медиа»</w:t>
+      </w:r>
+    </w:p>
+    <w:tbl>
+      <w:tblPr>
+        <w:tblStyle w:val="6"/>
+        <w:tblW w:type="auto" w:w="0"/>
+        <w:tblLook w:firstColumn="1" w:firstRow="1" w:lastColumn="0" w:lastRow="0" w:noHBand="0" w:noVBand="1" w:val="04A0"/>
+      </w:tblPr>
+      <w:tblGrid>
+        <w:gridCol w:w="3118"/>
+        <w:gridCol w:w="3118"/>
+        <w:gridCol w:w="3118"/>
+      </w:tblGrid>
+      <w:tr>
+        <w:tc>
+          <w:tcPr>
+            <w:tcW w:type="dxa" w:w="3118"/>
+          </w:tcPr>
+          <w:p>
+            <w:r>
+              <w:rPr>
+                <w:rFonts w:ascii="Times New Roman" w:hAnsi="Times New Roman"/>
+                <w:b/>
+                <w:sz w:val="24"/>
+              </w:rPr>
+              <w:t>Компонент</w:t>
+            </w:r>
+          </w:p>
+        </w:tc>
+        <w:tc>
+          <w:tcPr>
+            <w:tcW w:type="dxa" w:w="3118"/>
+          </w:tcPr>
+          <w:p>
+            <w:r>
+              <w:rPr>
+                <w:rFonts w:ascii="Times New Roman" w:hAnsi="Times New Roman"/>
+                <w:b/>
+                <w:sz w:val="24"/>
+              </w:rPr>
+              <w:t>Размер</w:t>
+            </w:r>
+          </w:p>
+        </w:tc>
+        <w:tc>
+          <w:tcPr>
+            <w:tcW w:type="dxa" w:w="3118"/>
+          </w:tcPr>
+          <w:p>
+            <w:r>
+              <w:rPr>
+                <w:rFonts w:ascii="Times New Roman" w:hAnsi="Times New Roman"/>
+                <w:b/>
+                <w:sz w:val="24"/>
+              </w:rPr>
+              <w:t>Условия получения</w:t>
+            </w:r>
+          </w:p>
+        </w:tc>
+      </w:tr>
+      <w:tr>
+        <w:tc>
+          <w:tcPr>
+            <w:tcW w:type="dxa" w:w="3118"/>
+          </w:tcPr>
+          <w:p>
+            <w:r>
+              <w:rPr>
+                <w:rFonts w:ascii="Times New Roman" w:hAnsi="Times New Roman"/>
+                <w:sz w:val="24"/>
+              </w:rPr>
+              <w:t>Должностной оклад</w:t>
+            </w:r>
+          </w:p>
+        </w:tc>
+        <w:tc>
+          <w:tcPr>
+            <w:tcW w:type="dxa" w:w="3118"/>
+          </w:tcPr>
+          <w:p>
+            <w:r>
+              <w:rPr>
+                <w:rFonts w:ascii="Times New Roman" w:hAnsi="Times New Roman"/>
+                <w:sz w:val="24"/>
+              </w:rPr>
+              <w:t>57 000 руб. в месяц</w:t>
+            </w:r>
+          </w:p>
+        </w:tc>
+        <w:tc>
+          <w:tcPr>
+            <w:tcW w:type="dxa" w:w="3118"/>
+          </w:tcPr>
+          <w:p>
+            <w:r>
+              <w:rPr>
+                <w:rFonts w:ascii="Times New Roman" w:hAnsi="Times New Roman"/>
+                <w:sz w:val="24"/>
+              </w:rPr>
+              <w:t>Гарантированно и независимо от результатов</w:t>
+            </w:r>
+          </w:p>
+        </w:tc>
+      </w:tr>
+      <w:tr>
+        <w:tc>
+          <w:tcPr>
+            <w:tcW w:type="dxa" w:w="3118"/>
+          </w:tcPr>
+          <w:p>
+            <w:r>
+              <w:rPr>
+                <w:rFonts w:ascii="Times New Roman" w:hAnsi="Times New Roman"/>
+                <w:sz w:val="24"/>
+              </w:rPr>
+              <w:t>Квартальная премия</w:t>
+            </w:r>
+          </w:p>
+        </w:tc>
+        <w:tc>
+          <w:tcPr>
+            <w:tcW w:type="dxa" w:w="3118"/>
+          </w:tcPr>
+          <w:p>
+            <w:r>
+              <w:rPr>
+                <w:rFonts w:ascii="Times New Roman" w:hAnsi="Times New Roman"/>
+                <w:sz w:val="24"/>
+              </w:rPr>
+              <w:t>До 30% от оклада (до 17 000 руб.)</w:t>
+            </w:r>
+          </w:p>
+        </w:tc>
+        <w:tc>
+          <w:tcPr>
+            <w:tcW w:type="dxa" w:w="3118"/>
+          </w:tcPr>
+          <w:p>
+            <w:r>
+              <w:rPr>
+                <w:rFonts w:ascii="Times New Roman" w:hAnsi="Times New Roman"/>
+                <w:sz w:val="24"/>
+              </w:rPr>
+              <w:t>Зависит от выполнения KPI</w:t>
+            </w:r>
+          </w:p>
+        </w:tc>
+      </w:tr>
+      <w:tr>
+        <w:tc>
+          <w:tcPr>
+            <w:tcW w:type="dxa" w:w="3118"/>
+          </w:tcPr>
+          <w:p>
+            <w:r>
+              <w:rPr>
+                <w:rFonts w:ascii="Times New Roman" w:hAnsi="Times New Roman"/>
+                <w:sz w:val="24"/>
+              </w:rPr>
+              <w:t>Годовая премия</w:t>
+            </w:r>
+          </w:p>
+        </w:tc>
+        <w:tc>
+          <w:tcPr>
+            <w:tcW w:type="dxa" w:w="3118"/>
+          </w:tcPr>
+          <w:p>
+            <w:r>
+              <w:rPr>
+                <w:rFonts w:ascii="Times New Roman" w:hAnsi="Times New Roman"/>
+                <w:sz w:val="24"/>
+              </w:rPr>
+              <w:t>Переменная (обычно 50% от оклада)</w:t>
+            </w:r>
+          </w:p>
+        </w:tc>
+        <w:tc>
+          <w:tcPr>
+            <w:tcW w:type="dxa" w:w="3118"/>
+          </w:tcPr>
+          <w:p>
+            <w:r>
+              <w:rPr>
+                <w:rFonts w:ascii="Times New Roman" w:hAnsi="Times New Roman"/>
+                <w:sz w:val="24"/>
+              </w:rPr>
+              <w:t>По итогам работы за год, решение генерального директора</w:t>
+            </w:r>
+          </w:p>
+        </w:tc>
+      </w:tr>
+    </w:tbl>
+    <w:p>
+      <w:pPr>
+        <w:spacing w:after="120" w:line="360" w:lineRule="auto"/>
+        <w:ind w:firstLine="700"/>
+      </w:pPr>
+    </w:p>
+    <w:p>
+      <w:pPr>
+        <w:spacing w:after="120" w:line="360" w:lineRule="auto"/>
+        <w:jc w:val="center"/>
+      </w:pPr>
+      <w:r>
+        <w:rPr>
+          <w:rFonts w:ascii="Times New Roman" w:hAnsi="Times New Roman"/>
+          <w:b w:val="0"/>
+          <w:sz w:val="28"/>
+        </w:rPr>
+        <w:t>Таблица 2.7. Инструменты нематериальной мотивации ООО «Лайф Медиа»</w:t>
+      </w:r>
+    </w:p>
+    <w:tbl>
+      <w:tblPr>
+        <w:tblStyle w:val="6"/>
+        <w:tblW w:type="auto" w:w="0"/>
+        <w:tblLook w:firstColumn="1" w:firstRow="1" w:lastColumn="0" w:lastRow="0" w:noHBand="0" w:noVBand="1" w:val="04A0"/>
+      </w:tblPr>
+      <w:tblGrid>
+        <w:gridCol w:w="3118"/>
+        <w:gridCol w:w="3118"/>
+        <w:gridCol w:w="3118"/>
+      </w:tblGrid>
+      <w:tr>
+        <w:tc>
+          <w:tcPr>
+            <w:tcW w:type="dxa" w:w="3118"/>
+          </w:tcPr>
+          <w:p>
+            <w:r>
+              <w:rPr>
+                <w:rFonts w:ascii="Times New Roman" w:hAnsi="Times New Roman"/>
+                <w:b/>
+                <w:sz w:val="24"/>
+              </w:rPr>
+              <w:t>Инструмент</w:t>
+            </w:r>
+          </w:p>
+        </w:tc>
+        <w:tc>
+          <w:tcPr>
+            <w:tcW w:type="dxa" w:w="3118"/>
+          </w:tcPr>
+          <w:p>
+            <w:r>
+              <w:rPr>
+                <w:rFonts w:ascii="Times New Roman" w:hAnsi="Times New Roman"/>
+                <w:b/>
+                <w:sz w:val="24"/>
+              </w:rPr>
+              <w:t>Как работает</w:t>
+            </w:r>
+          </w:p>
+        </w:tc>
+        <w:tc>
+          <w:tcPr>
+            <w:tcW w:type="dxa" w:w="3118"/>
+          </w:tcPr>
+          <w:p>
+            <w:r>
+              <w:rPr>
+                <w:rFonts w:ascii="Times New Roman" w:hAnsi="Times New Roman"/>
+                <w:b/>
+                <w:sz w:val="24"/>
+              </w:rPr>
+              <w:t>Почему мотивирует</w:t>
+            </w:r>
+          </w:p>
+        </w:tc>
+      </w:tr>
+      <w:tr>
+        <w:tc>
+          <w:tcPr>
+            <w:tcW w:type="dxa" w:w="3118"/>
+          </w:tcPr>
+          <w:p>
+            <w:r>
+              <w:rPr>
+                <w:rFonts w:ascii="Times New Roman" w:hAnsi="Times New Roman"/>
+                <w:sz w:val="24"/>
+              </w:rPr>
+              <w:t>Полностью удаленный формат</w:t>
+            </w:r>
+          </w:p>
+        </w:tc>
+        <w:tc>
+          <w:tcPr>
+            <w:tcW w:type="dxa" w:w="3118"/>
+          </w:tcPr>
+          <w:p>
+            <w:r>
+              <w:rPr>
+                <w:rFonts w:ascii="Times New Roman" w:hAnsi="Times New Roman"/>
+                <w:sz w:val="24"/>
+              </w:rPr>
+              <w:t>Сотрудник может жить в любом городе и не тратить время и средства на дорогу</w:t>
+            </w:r>
+          </w:p>
+        </w:tc>
+        <w:tc>
+          <w:tcPr>
+            <w:tcW w:type="dxa" w:w="3118"/>
+          </w:tcPr>
+          <w:p>
+            <w:r>
+              <w:rPr>
+                <w:rFonts w:ascii="Times New Roman" w:hAnsi="Times New Roman"/>
+                <w:sz w:val="24"/>
+              </w:rPr>
+              <w:t>Свобода и экономия ресурсов</w:t>
+            </w:r>
+          </w:p>
+        </w:tc>
+      </w:tr>
+      <w:tr>
+        <w:tc>
+          <w:tcPr>
+            <w:tcW w:type="dxa" w:w="3118"/>
+          </w:tcPr>
+          <w:p>
+            <w:r>
+              <w:rPr>
+                <w:rFonts w:ascii="Times New Roman" w:hAnsi="Times New Roman"/>
+                <w:sz w:val="24"/>
+              </w:rPr>
+              <w:t>Гибкое начало рабочего дня</w:t>
+            </w:r>
+          </w:p>
+        </w:tc>
+        <w:tc>
+          <w:tcPr>
+            <w:tcW w:type="dxa" w:w="3118"/>
+          </w:tcPr>
+          <w:p>
+            <w:r>
+              <w:rPr>
+                <w:rFonts w:ascii="Times New Roman" w:hAnsi="Times New Roman"/>
+                <w:sz w:val="24"/>
+              </w:rPr>
+              <w:t>Можно начать рабочий день с 8:00 до 11:00 при условии выполнения нормы времени и участия в созвоне</w:t>
+            </w:r>
+          </w:p>
+        </w:tc>
+        <w:tc>
+          <w:tcPr>
+            <w:tcW w:type="dxa" w:w="3118"/>
+          </w:tcPr>
+          <w:p>
+            <w:r>
+              <w:rPr>
+                <w:rFonts w:ascii="Times New Roman" w:hAnsi="Times New Roman"/>
+                <w:sz w:val="24"/>
+              </w:rPr>
+              <w:t>Возможность подстроить график под личные обстоятельства</w:t>
+            </w:r>
+          </w:p>
+        </w:tc>
+      </w:tr>
+      <w:tr>
+        <w:tc>
+          <w:tcPr>
+            <w:tcW w:type="dxa" w:w="3118"/>
+          </w:tcPr>
+          <w:p>
+            <w:r>
+              <w:rPr>
+                <w:rFonts w:ascii="Times New Roman" w:hAnsi="Times New Roman"/>
+                <w:sz w:val="24"/>
+              </w:rPr>
+              <w:t>Прозрачная система премирования</w:t>
+            </w:r>
+          </w:p>
+        </w:tc>
+        <w:tc>
+          <w:tcPr>
+            <w:tcW w:type="dxa" w:w="3118"/>
+          </w:tcPr>
+          <w:p>
+            <w:r>
+              <w:rPr>
+                <w:rFonts w:ascii="Times New Roman" w:hAnsi="Times New Roman"/>
+                <w:sz w:val="24"/>
+              </w:rPr>
+              <w:t>В Битрикс24 отражаются KPI и текущий прогресс</w:t>
+            </w:r>
+          </w:p>
+        </w:tc>
+        <w:tc>
+          <w:tcPr>
+            <w:tcW w:type="dxa" w:w="3118"/>
+          </w:tcPr>
+          <w:p>
+            <w:r>
+              <w:rPr>
+                <w:rFonts w:ascii="Times New Roman" w:hAnsi="Times New Roman"/>
+                <w:sz w:val="24"/>
+              </w:rPr>
+              <w:t>Понятность критериев оценки</w:t>
+            </w:r>
+          </w:p>
+        </w:tc>
+      </w:tr>
+    </w:tbl>
+    <w:p>
+      <w:pPr>
+        <w:spacing w:after="120" w:line="360" w:lineRule="auto"/>
+        <w:ind w:firstLine="700"/>
+      </w:pPr>
+    </w:p>
+    <w:p>
+      <w:pPr>
+        <w:spacing w:after="120" w:line="360" w:lineRule="auto"/>
+        <w:ind w:firstLine="700"/>
+      </w:pPr>
+      <w:r>
+        <w:rPr>
+          <w:rFonts w:ascii="Times New Roman" w:hAnsi="Times New Roman"/>
+          <w:b w:val="0"/>
+          <w:sz w:val="28"/>
+        </w:rPr>
+        <w:t>Сильными сторонами мотивации являются прозрачность KPI, удаленный формат и гибкость рабочего графика. Однако действующая система почти не связана с профессиональным развитием. Премирование ориентировано на результат работы, но не выделяет обучение, наставничество или передачу опыта как самостоятельные ценности. В условиях высокой текучести это снижает заинтересованность опытных сотрудников в системной помощи новичкам и не создает устойчивого механизма накопления знаний внутри отдела.</w:t>
+      </w:r>
+    </w:p>
+    <w:p>
+      <w:pPr>
+        <w:spacing w:after="120" w:line="360" w:lineRule="auto"/>
+        <w:ind w:firstLine="700"/>
+      </w:pPr>
+      <w:r>
+        <w:rPr>
+          <w:rFonts w:ascii="Times New Roman" w:hAnsi="Times New Roman"/>
+          <w:b w:val="0"/>
+          <w:sz w:val="28"/>
+        </w:rPr>
+        <w:t>Финансовые результаты предприятия напрямую зависят от эффективности использования персонала. Структура среднемесячных выплат представлена в таблице 2.8.</w:t>
+      </w:r>
+    </w:p>
+    <w:p>
+      <w:pPr>
+        <w:spacing w:after="120" w:line="360" w:lineRule="auto"/>
+        <w:jc w:val="center"/>
+      </w:pPr>
+      <w:r>
+        <w:rPr>
+          <w:rFonts w:ascii="Times New Roman" w:hAnsi="Times New Roman"/>
+          <w:b w:val="0"/>
+          <w:sz w:val="28"/>
+        </w:rPr>
+        <w:t>Таблица 2.8. Структура персонала и среднемесячные выплаты (2025 г.)</w:t>
+      </w:r>
+    </w:p>
+    <w:tbl>
+      <w:tblPr>
+        <w:tblStyle w:val="6"/>
+        <w:tblW w:type="auto" w:w="0"/>
+        <w:tblLook w:firstColumn="1" w:firstRow="1" w:lastColumn="0" w:lastRow="0" w:noHBand="0" w:noVBand="1" w:val="04A0"/>
+      </w:tblPr>
+      <w:tblGrid>
+        <w:gridCol w:w="2339"/>
+        <w:gridCol w:w="2339"/>
+        <w:gridCol w:w="2339"/>
+        <w:gridCol w:w="2339"/>
+      </w:tblGrid>
+      <w:tr>
+        <w:tc>
+          <w:tcPr>
+            <w:tcW w:type="dxa" w:w="2339"/>
+          </w:tcPr>
+          <w:p>
+            <w:r>
+              <w:rPr>
+                <w:rFonts w:ascii="Times New Roman" w:hAnsi="Times New Roman"/>
+                <w:b/>
+                <w:sz w:val="24"/>
+              </w:rPr>
+              <w:t>Категория</w:t>
+            </w:r>
+          </w:p>
+        </w:tc>
+        <w:tc>
+          <w:tcPr>
+            <w:tcW w:type="dxa" w:w="2339"/>
+          </w:tcPr>
+          <w:p>
+            <w:r>
+              <w:rPr>
+                <w:rFonts w:ascii="Times New Roman" w:hAnsi="Times New Roman"/>
+                <w:b/>
+                <w:sz w:val="24"/>
+              </w:rPr>
+              <w:t>Кол-во</w:t>
+            </w:r>
+          </w:p>
+        </w:tc>
+        <w:tc>
+          <w:tcPr>
+            <w:tcW w:type="dxa" w:w="2339"/>
+          </w:tcPr>
+          <w:p>
+            <w:r>
+              <w:rPr>
+                <w:rFonts w:ascii="Times New Roman" w:hAnsi="Times New Roman"/>
+                <w:b/>
+                <w:sz w:val="24"/>
+              </w:rPr>
+              <w:t>Среднемесячная выплата, руб.</w:t>
+            </w:r>
+          </w:p>
+        </w:tc>
+        <w:tc>
+          <w:tcPr>
+            <w:tcW w:type="dxa" w:w="2339"/>
+          </w:tcPr>
+          <w:p>
+            <w:r>
+              <w:rPr>
+                <w:rFonts w:ascii="Times New Roman" w:hAnsi="Times New Roman"/>
+                <w:b/>
+                <w:sz w:val="24"/>
+              </w:rPr>
+              <w:t>Всего в месяц на категорию, руб.</w:t>
+            </w:r>
+          </w:p>
+        </w:tc>
+      </w:tr>
+      <w:tr>
+        <w:tc>
+          <w:tcPr>
+            <w:tcW w:type="dxa" w:w="2339"/>
+          </w:tcPr>
+          <w:p>
+            <w:r>
+              <w:rPr>
+                <w:rFonts w:ascii="Times New Roman" w:hAnsi="Times New Roman"/>
+                <w:sz w:val="24"/>
+              </w:rPr>
+              <w:t>Тендерные специалисты</w:t>
+            </w:r>
+          </w:p>
+        </w:tc>
+        <w:tc>
+          <w:tcPr>
+            <w:tcW w:type="dxa" w:w="2339"/>
+          </w:tcPr>
+          <w:p>
+            <w:r>
+              <w:rPr>
+                <w:rFonts w:ascii="Times New Roman" w:hAnsi="Times New Roman"/>
+                <w:sz w:val="24"/>
+              </w:rPr>
+              <w:t>8</w:t>
+            </w:r>
+          </w:p>
+        </w:tc>
+        <w:tc>
+          <w:tcPr>
+            <w:tcW w:type="dxa" w:w="2339"/>
+          </w:tcPr>
+          <w:p>
+            <w:r>
+              <w:rPr>
+                <w:rFonts w:ascii="Times New Roman" w:hAnsi="Times New Roman"/>
+                <w:sz w:val="24"/>
+              </w:rPr>
+              <w:t>63 175</w:t>
+            </w:r>
+          </w:p>
+        </w:tc>
+        <w:tc>
+          <w:tcPr>
+            <w:tcW w:type="dxa" w:w="2339"/>
+          </w:tcPr>
+          <w:p>
+            <w:r>
+              <w:rPr>
+                <w:rFonts w:ascii="Times New Roman" w:hAnsi="Times New Roman"/>
+                <w:sz w:val="24"/>
+              </w:rPr>
+              <w:t>505 400</w:t>
+            </w:r>
+          </w:p>
+        </w:tc>
+      </w:tr>
+      <w:tr>
+        <w:tc>
+          <w:tcPr>
+            <w:tcW w:type="dxa" w:w="2339"/>
+          </w:tcPr>
+          <w:p>
+            <w:r>
+              <w:rPr>
+                <w:rFonts w:ascii="Times New Roman" w:hAnsi="Times New Roman"/>
+                <w:sz w:val="24"/>
+              </w:rPr>
+              <w:t>Отдел продаж</w:t>
+            </w:r>
+          </w:p>
+        </w:tc>
+        <w:tc>
+          <w:tcPr>
+            <w:tcW w:type="dxa" w:w="2339"/>
+          </w:tcPr>
+          <w:p>
+            <w:r>
+              <w:rPr>
+                <w:rFonts w:ascii="Times New Roman" w:hAnsi="Times New Roman"/>
+                <w:sz w:val="24"/>
+              </w:rPr>
+              <w:t>4</w:t>
+            </w:r>
+          </w:p>
+        </w:tc>
+        <w:tc>
+          <w:tcPr>
+            <w:tcW w:type="dxa" w:w="2339"/>
+          </w:tcPr>
+          <w:p>
+            <w:r>
+              <w:rPr>
+                <w:rFonts w:ascii="Times New Roman" w:hAnsi="Times New Roman"/>
+                <w:sz w:val="24"/>
+              </w:rPr>
+              <w:t>48 000</w:t>
+            </w:r>
+          </w:p>
+        </w:tc>
+        <w:tc>
+          <w:tcPr>
+            <w:tcW w:type="dxa" w:w="2339"/>
+          </w:tcPr>
+          <w:p>
+            <w:r>
+              <w:rPr>
+                <w:rFonts w:ascii="Times New Roman" w:hAnsi="Times New Roman"/>
+                <w:sz w:val="24"/>
+              </w:rPr>
+              <w:t>192 000</w:t>
+            </w:r>
+          </w:p>
+        </w:tc>
+      </w:tr>
+      <w:tr>
+        <w:tc>
+          <w:tcPr>
+            <w:tcW w:type="dxa" w:w="2339"/>
+          </w:tcPr>
+          <w:p>
+            <w:r>
+              <w:rPr>
+                <w:rFonts w:ascii="Times New Roman" w:hAnsi="Times New Roman"/>
+                <w:sz w:val="24"/>
+              </w:rPr>
+              <w:t>Отдел логистики</w:t>
+            </w:r>
+          </w:p>
+        </w:tc>
+        <w:tc>
+          <w:tcPr>
+            <w:tcW w:type="dxa" w:w="2339"/>
+          </w:tcPr>
+          <w:p>
+            <w:r>
+              <w:rPr>
+                <w:rFonts w:ascii="Times New Roman" w:hAnsi="Times New Roman"/>
+                <w:sz w:val="24"/>
+              </w:rPr>
+              <w:t>3</w:t>
+            </w:r>
+          </w:p>
+        </w:tc>
+        <w:tc>
+          <w:tcPr>
+            <w:tcW w:type="dxa" w:w="2339"/>
+          </w:tcPr>
+          <w:p>
+            <w:r>
+              <w:rPr>
+                <w:rFonts w:ascii="Times New Roman" w:hAnsi="Times New Roman"/>
+                <w:sz w:val="24"/>
+              </w:rPr>
+              <w:t>45 000</w:t>
+            </w:r>
+          </w:p>
+        </w:tc>
+        <w:tc>
+          <w:tcPr>
+            <w:tcW w:type="dxa" w:w="2339"/>
+          </w:tcPr>
+          <w:p>
+            <w:r>
+              <w:rPr>
+                <w:rFonts w:ascii="Times New Roman" w:hAnsi="Times New Roman"/>
+                <w:sz w:val="24"/>
+              </w:rPr>
+              <w:t>135 000</w:t>
+            </w:r>
+          </w:p>
+        </w:tc>
+      </w:tr>
+      <w:tr>
+        <w:tc>
+          <w:tcPr>
+            <w:tcW w:type="dxa" w:w="2339"/>
+          </w:tcPr>
+          <w:p>
+            <w:r>
+              <w:rPr>
+                <w:rFonts w:ascii="Times New Roman" w:hAnsi="Times New Roman"/>
+                <w:sz w:val="24"/>
+              </w:rPr>
+              <w:t>Генеральный директор</w:t>
+            </w:r>
+          </w:p>
+        </w:tc>
+        <w:tc>
+          <w:tcPr>
+            <w:tcW w:type="dxa" w:w="2339"/>
+          </w:tcPr>
+          <w:p>
+            <w:r>
+              <w:rPr>
+                <w:rFonts w:ascii="Times New Roman" w:hAnsi="Times New Roman"/>
+                <w:sz w:val="24"/>
+              </w:rPr>
+              <w:t>1</w:t>
+            </w:r>
+          </w:p>
+        </w:tc>
+        <w:tc>
+          <w:tcPr>
+            <w:tcW w:type="dxa" w:w="2339"/>
+          </w:tcPr>
+          <w:p>
+            <w:r>
+              <w:rPr>
+                <w:rFonts w:ascii="Times New Roman" w:hAnsi="Times New Roman"/>
+                <w:sz w:val="24"/>
+              </w:rPr>
+              <w:t>60 000</w:t>
+            </w:r>
+          </w:p>
+        </w:tc>
+        <w:tc>
+          <w:tcPr>
+            <w:tcW w:type="dxa" w:w="2339"/>
+          </w:tcPr>
+          <w:p>
+            <w:r>
+              <w:rPr>
+                <w:rFonts w:ascii="Times New Roman" w:hAnsi="Times New Roman"/>
+                <w:sz w:val="24"/>
+              </w:rPr>
+              <w:t>60 000</w:t>
+            </w:r>
+          </w:p>
+        </w:tc>
+      </w:tr>
+      <w:tr>
+        <w:tc>
+          <w:tcPr>
+            <w:tcW w:type="dxa" w:w="2339"/>
+          </w:tcPr>
+          <w:p>
+            <w:r>
+              <w:rPr>
+                <w:rFonts w:ascii="Times New Roman" w:hAnsi="Times New Roman"/>
+                <w:sz w:val="24"/>
+              </w:rPr>
+              <w:t>Бухгалтер</w:t>
+            </w:r>
+          </w:p>
+        </w:tc>
+        <w:tc>
+          <w:tcPr>
+            <w:tcW w:type="dxa" w:w="2339"/>
+          </w:tcPr>
+          <w:p>
+            <w:r>
+              <w:rPr>
+                <w:rFonts w:ascii="Times New Roman" w:hAnsi="Times New Roman"/>
+                <w:sz w:val="24"/>
+              </w:rPr>
+              <w:t>1</w:t>
+            </w:r>
+          </w:p>
+        </w:tc>
+        <w:tc>
+          <w:tcPr>
+            <w:tcW w:type="dxa" w:w="2339"/>
+          </w:tcPr>
+          <w:p>
+            <w:r>
+              <w:rPr>
+                <w:rFonts w:ascii="Times New Roman" w:hAnsi="Times New Roman"/>
+                <w:sz w:val="24"/>
+              </w:rPr>
+              <w:t>57 292</w:t>
+            </w:r>
+          </w:p>
+        </w:tc>
+        <w:tc>
+          <w:tcPr>
+            <w:tcW w:type="dxa" w:w="2339"/>
+          </w:tcPr>
+          <w:p>
+            <w:r>
+              <w:rPr>
+                <w:rFonts w:ascii="Times New Roman" w:hAnsi="Times New Roman"/>
+                <w:sz w:val="24"/>
+              </w:rPr>
+              <w:t>57 292</w:t>
+            </w:r>
+          </w:p>
+        </w:tc>
+      </w:tr>
+      <w:tr>
+        <w:tc>
+          <w:tcPr>
+            <w:tcW w:type="dxa" w:w="2339"/>
+          </w:tcPr>
+          <w:p>
+            <w:r>
+              <w:rPr>
+                <w:rFonts w:ascii="Times New Roman" w:hAnsi="Times New Roman"/>
+                <w:sz w:val="24"/>
+              </w:rPr>
+              <w:t>Системный администратор</w:t>
+            </w:r>
+          </w:p>
+        </w:tc>
+        <w:tc>
+          <w:tcPr>
+            <w:tcW w:type="dxa" w:w="2339"/>
+          </w:tcPr>
+          <w:p>
+            <w:r>
+              <w:rPr>
+                <w:rFonts w:ascii="Times New Roman" w:hAnsi="Times New Roman"/>
+                <w:sz w:val="24"/>
+              </w:rPr>
+              <w:t>0,5</w:t>
+            </w:r>
+          </w:p>
+        </w:tc>
+        <w:tc>
+          <w:tcPr>
+            <w:tcW w:type="dxa" w:w="2339"/>
+          </w:tcPr>
+          <w:p>
+            <w:r>
+              <w:rPr>
+                <w:rFonts w:ascii="Times New Roman" w:hAnsi="Times New Roman"/>
+                <w:sz w:val="24"/>
+              </w:rPr>
+              <w:t>60 000</w:t>
+            </w:r>
+          </w:p>
+        </w:tc>
+        <w:tc>
+          <w:tcPr>
+            <w:tcW w:type="dxa" w:w="2339"/>
+          </w:tcPr>
+          <w:p>
+            <w:r>
+              <w:rPr>
+                <w:rFonts w:ascii="Times New Roman" w:hAnsi="Times New Roman"/>
+                <w:sz w:val="24"/>
+              </w:rPr>
+              <w:t>30 000</w:t>
+            </w:r>
+          </w:p>
+        </w:tc>
+      </w:tr>
+      <w:tr>
+        <w:tc>
+          <w:tcPr>
+            <w:tcW w:type="dxa" w:w="2339"/>
+          </w:tcPr>
+          <w:p>
+            <w:r>
+              <w:rPr>
+                <w:rFonts w:ascii="Times New Roman" w:hAnsi="Times New Roman"/>
+                <w:sz w:val="24"/>
+              </w:rPr>
+              <w:t>Юрист (аутсорсинг)</w:t>
+            </w:r>
+          </w:p>
+        </w:tc>
+        <w:tc>
+          <w:tcPr>
+            <w:tcW w:type="dxa" w:w="2339"/>
+          </w:tcPr>
+          <w:p>
+            <w:r>
+              <w:rPr>
+                <w:rFonts w:ascii="Times New Roman" w:hAnsi="Times New Roman"/>
+                <w:sz w:val="24"/>
+              </w:rPr>
+              <w:t>-</w:t>
+            </w:r>
+          </w:p>
+        </w:tc>
+        <w:tc>
+          <w:tcPr>
+            <w:tcW w:type="dxa" w:w="2339"/>
+          </w:tcPr>
+          <w:p>
+            <w:r>
+              <w:rPr>
+                <w:rFonts w:ascii="Times New Roman" w:hAnsi="Times New Roman"/>
+                <w:sz w:val="24"/>
+              </w:rPr>
+              <w:t>12 500</w:t>
+            </w:r>
+          </w:p>
+        </w:tc>
+        <w:tc>
+          <w:tcPr>
+            <w:tcW w:type="dxa" w:w="2339"/>
+          </w:tcPr>
+          <w:p>
+            <w:r>
+              <w:rPr>
+                <w:rFonts w:ascii="Times New Roman" w:hAnsi="Times New Roman"/>
+                <w:sz w:val="24"/>
+              </w:rPr>
+              <w:t>12 500</w:t>
+            </w:r>
+          </w:p>
+        </w:tc>
+      </w:tr>
+      <w:tr>
+        <w:tc>
+          <w:tcPr>
+            <w:tcW w:type="dxa" w:w="2339"/>
+          </w:tcPr>
+          <w:p>
+            <w:r>
+              <w:rPr>
+                <w:rFonts w:ascii="Times New Roman" w:hAnsi="Times New Roman"/>
+                <w:sz w:val="24"/>
+              </w:rPr>
+              <w:t>Итого</w:t>
+            </w:r>
+          </w:p>
+        </w:tc>
+        <w:tc>
+          <w:tcPr>
+            <w:tcW w:type="dxa" w:w="2339"/>
+          </w:tcPr>
+          <w:p>
+            <w:r>
+              <w:rPr>
+                <w:rFonts w:ascii="Times New Roman" w:hAnsi="Times New Roman"/>
+                <w:sz w:val="24"/>
+              </w:rPr>
+              <w:t>-</w:t>
+            </w:r>
+          </w:p>
+        </w:tc>
+        <w:tc>
+          <w:tcPr>
+            <w:tcW w:type="dxa" w:w="2339"/>
+          </w:tcPr>
+          <w:p>
+            <w:r>
+              <w:rPr>
+                <w:rFonts w:ascii="Times New Roman" w:hAnsi="Times New Roman"/>
+                <w:sz w:val="24"/>
+              </w:rPr>
+              <w:t>-</w:t>
+            </w:r>
+          </w:p>
+        </w:tc>
+        <w:tc>
+          <w:tcPr>
+            <w:tcW w:type="dxa" w:w="2339"/>
+          </w:tcPr>
+          <w:p>
+            <w:r>
+              <w:rPr>
+                <w:rFonts w:ascii="Times New Roman" w:hAnsi="Times New Roman"/>
+                <w:sz w:val="24"/>
+              </w:rPr>
+              <w:t>979 692</w:t>
+            </w:r>
+          </w:p>
+        </w:tc>
+      </w:tr>
+    </w:tbl>
+    <w:p>
+      <w:pPr>
+        <w:spacing w:after="120" w:line="360" w:lineRule="auto"/>
+        <w:ind w:firstLine="700"/>
+      </w:pPr>
+    </w:p>
+    <w:p>
+      <w:pPr>
+        <w:spacing w:after="120" w:line="360" w:lineRule="auto"/>
+        <w:ind w:firstLine="700"/>
+      </w:pPr>
+      <w:r>
+        <w:rPr>
+          <w:rFonts w:ascii="Times New Roman" w:hAnsi="Times New Roman"/>
+          <w:b w:val="0"/>
+          <w:sz w:val="28"/>
+        </w:rPr>
+        <w:t>Тендерные специалисты имеют наиболее высокий совокупный фонд ежемесячных выплат среди подразделений. Это объясняется их вкладом в выручку компании и сложностью выполняемых функций. При этом высокая стоимость персонала требует сопоставления затрат с качеством работы и результативностью участия в тендерах.</w:t>
+      </w:r>
+    </w:p>
+    <w:p>
+      <w:pPr>
+        <w:spacing w:after="120" w:line="360" w:lineRule="auto"/>
+        <w:jc w:val="center"/>
+      </w:pPr>
+      <w:r>
+        <w:rPr>
+          <w:rFonts w:ascii="Times New Roman" w:hAnsi="Times New Roman"/>
+          <w:b w:val="0"/>
+          <w:sz w:val="28"/>
+        </w:rPr>
+        <w:t>Таблица 2.9. Расходы на оплату труда и затраты на персонал ООО «Лайф Медиа» в 2025 г.</w:t>
+      </w:r>
+    </w:p>
+    <w:tbl>
+      <w:tblPr>
+        <w:tblStyle w:val="6"/>
+        <w:tblW w:type="auto" w:w="0"/>
+        <w:tblLook w:firstColumn="1" w:firstRow="1" w:lastColumn="0" w:lastRow="0" w:noHBand="0" w:noVBand="1" w:val="04A0"/>
+      </w:tblPr>
+      <w:tblGrid>
+        <w:gridCol w:w="4677"/>
+        <w:gridCol w:w="4677"/>
+      </w:tblGrid>
+      <w:tr>
+        <w:tc>
+          <w:tcPr>
+            <w:tcW w:type="dxa" w:w="4677"/>
+          </w:tcPr>
+          <w:p>
+            <w:r>
+              <w:rPr>
+                <w:rFonts w:ascii="Times New Roman" w:hAnsi="Times New Roman"/>
+                <w:b/>
+                <w:sz w:val="24"/>
+              </w:rPr>
+              <w:t>Показатель</w:t>
+            </w:r>
+          </w:p>
+        </w:tc>
+        <w:tc>
+          <w:tcPr>
+            <w:tcW w:type="dxa" w:w="4677"/>
+          </w:tcPr>
+          <w:p>
+            <w:r>
+              <w:rPr>
+                <w:rFonts w:ascii="Times New Roman" w:hAnsi="Times New Roman"/>
+                <w:b/>
+                <w:sz w:val="24"/>
+              </w:rPr>
+              <w:t>Сумма, тыс. руб.</w:t>
+            </w:r>
+          </w:p>
+        </w:tc>
+      </w:tr>
+      <w:tr>
+        <w:tc>
+          <w:tcPr>
+            <w:tcW w:type="dxa" w:w="4677"/>
+          </w:tcPr>
+          <w:p>
+            <w:r>
+              <w:rPr>
+                <w:rFonts w:ascii="Times New Roman" w:hAnsi="Times New Roman"/>
+                <w:sz w:val="24"/>
+              </w:rPr>
+              <w:t>ФОТ тендерного отдела (8 чел.)</w:t>
+            </w:r>
+          </w:p>
+        </w:tc>
+        <w:tc>
+          <w:tcPr>
+            <w:tcW w:type="dxa" w:w="4677"/>
+          </w:tcPr>
+          <w:p>
+            <w:r>
+              <w:rPr>
+                <w:rFonts w:ascii="Times New Roman" w:hAnsi="Times New Roman"/>
+                <w:sz w:val="24"/>
+              </w:rPr>
+              <w:t>6 100</w:t>
+            </w:r>
+          </w:p>
+        </w:tc>
+      </w:tr>
+      <w:tr>
+        <w:tc>
+          <w:tcPr>
+            <w:tcW w:type="dxa" w:w="4677"/>
+          </w:tcPr>
+          <w:p>
+            <w:r>
+              <w:rPr>
+                <w:rFonts w:ascii="Times New Roman" w:hAnsi="Times New Roman"/>
+                <w:sz w:val="24"/>
+              </w:rPr>
+              <w:t>ФОТ отдела продаж (4 чел.)</w:t>
+            </w:r>
+          </w:p>
+        </w:tc>
+        <w:tc>
+          <w:tcPr>
+            <w:tcW w:type="dxa" w:w="4677"/>
+          </w:tcPr>
+          <w:p>
+            <w:r>
+              <w:rPr>
+                <w:rFonts w:ascii="Times New Roman" w:hAnsi="Times New Roman"/>
+                <w:sz w:val="24"/>
+              </w:rPr>
+              <w:t>2 400</w:t>
+            </w:r>
+          </w:p>
+        </w:tc>
+      </w:tr>
+      <w:tr>
+        <w:tc>
+          <w:tcPr>
+            <w:tcW w:type="dxa" w:w="4677"/>
+          </w:tcPr>
+          <w:p>
+            <w:r>
+              <w:rPr>
+                <w:rFonts w:ascii="Times New Roman" w:hAnsi="Times New Roman"/>
+                <w:sz w:val="24"/>
+              </w:rPr>
+              <w:t>ФОТ отдела логистики (3 чел.)</w:t>
+            </w:r>
+          </w:p>
+        </w:tc>
+        <w:tc>
+          <w:tcPr>
+            <w:tcW w:type="dxa" w:w="4677"/>
+          </w:tcPr>
+          <w:p>
+            <w:r>
+              <w:rPr>
+                <w:rFonts w:ascii="Times New Roman" w:hAnsi="Times New Roman"/>
+                <w:sz w:val="24"/>
+              </w:rPr>
+              <w:t>1 600</w:t>
+            </w:r>
+          </w:p>
+        </w:tc>
+      </w:tr>
+      <w:tr>
+        <w:tc>
+          <w:tcPr>
+            <w:tcW w:type="dxa" w:w="4677"/>
+          </w:tcPr>
+          <w:p>
+            <w:r>
+              <w:rPr>
+                <w:rFonts w:ascii="Times New Roman" w:hAnsi="Times New Roman"/>
+                <w:sz w:val="24"/>
+              </w:rPr>
+              <w:t>ФОТ административно-управленческого блока (2,5 ставки)</w:t>
+            </w:r>
+          </w:p>
+        </w:tc>
+        <w:tc>
+          <w:tcPr>
+            <w:tcW w:type="dxa" w:w="4677"/>
+          </w:tcPr>
+          <w:p>
+            <w:r>
+              <w:rPr>
+                <w:rFonts w:ascii="Times New Roman" w:hAnsi="Times New Roman"/>
+                <w:sz w:val="24"/>
+              </w:rPr>
+              <w:t>1 500</w:t>
+            </w:r>
+          </w:p>
+        </w:tc>
+      </w:tr>
+      <w:tr>
+        <w:tc>
+          <w:tcPr>
+            <w:tcW w:type="dxa" w:w="4677"/>
+          </w:tcPr>
+          <w:p>
+            <w:r>
+              <w:rPr>
+                <w:rFonts w:ascii="Times New Roman" w:hAnsi="Times New Roman"/>
+                <w:sz w:val="24"/>
+              </w:rPr>
+              <w:t>Итого ФОТ</w:t>
+            </w:r>
+          </w:p>
+        </w:tc>
+        <w:tc>
+          <w:tcPr>
+            <w:tcW w:type="dxa" w:w="4677"/>
+          </w:tcPr>
+          <w:p>
+            <w:r>
+              <w:rPr>
+                <w:rFonts w:ascii="Times New Roman" w:hAnsi="Times New Roman"/>
+                <w:sz w:val="24"/>
+              </w:rPr>
+              <w:t>11 600</w:t>
+            </w:r>
+          </w:p>
+        </w:tc>
+      </w:tr>
+      <w:tr>
+        <w:tc>
+          <w:tcPr>
+            <w:tcW w:type="dxa" w:w="4677"/>
+          </w:tcPr>
+          <w:p>
+            <w:r>
+              <w:rPr>
+                <w:rFonts w:ascii="Times New Roman" w:hAnsi="Times New Roman"/>
+                <w:sz w:val="24"/>
+              </w:rPr>
+              <w:t>Страховые взносы (30%)</w:t>
+            </w:r>
+          </w:p>
+        </w:tc>
+        <w:tc>
+          <w:tcPr>
+            <w:tcW w:type="dxa" w:w="4677"/>
+          </w:tcPr>
+          <w:p>
+            <w:r>
+              <w:rPr>
+                <w:rFonts w:ascii="Times New Roman" w:hAnsi="Times New Roman"/>
+                <w:sz w:val="24"/>
+              </w:rPr>
+              <w:t>3 480</w:t>
+            </w:r>
+          </w:p>
+        </w:tc>
+      </w:tr>
+      <w:tr>
+        <w:tc>
+          <w:tcPr>
+            <w:tcW w:type="dxa" w:w="4677"/>
+          </w:tcPr>
+          <w:p>
+            <w:r>
+              <w:rPr>
+                <w:rFonts w:ascii="Times New Roman" w:hAnsi="Times New Roman"/>
+                <w:sz w:val="24"/>
+              </w:rPr>
+              <w:t>Подбор персонала</w:t>
+            </w:r>
+          </w:p>
+        </w:tc>
+        <w:tc>
+          <w:tcPr>
+            <w:tcW w:type="dxa" w:w="4677"/>
+          </w:tcPr>
+          <w:p>
+            <w:r>
+              <w:rPr>
+                <w:rFonts w:ascii="Times New Roman" w:hAnsi="Times New Roman"/>
+                <w:sz w:val="24"/>
+              </w:rPr>
+              <w:t>170</w:t>
+            </w:r>
+          </w:p>
+        </w:tc>
+      </w:tr>
+      <w:tr>
+        <w:tc>
+          <w:tcPr>
+            <w:tcW w:type="dxa" w:w="4677"/>
+          </w:tcPr>
+          <w:p>
+            <w:r>
+              <w:rPr>
+                <w:rFonts w:ascii="Times New Roman" w:hAnsi="Times New Roman"/>
+                <w:sz w:val="24"/>
+              </w:rPr>
+              <w:t>Обучение</w:t>
+            </w:r>
+          </w:p>
+        </w:tc>
+        <w:tc>
+          <w:tcPr>
+            <w:tcW w:type="dxa" w:w="4677"/>
+          </w:tcPr>
+          <w:p>
+            <w:r>
+              <w:rPr>
+                <w:rFonts w:ascii="Times New Roman" w:hAnsi="Times New Roman"/>
+                <w:sz w:val="24"/>
+              </w:rPr>
+              <w:t>45</w:t>
+            </w:r>
+          </w:p>
+        </w:tc>
+      </w:tr>
+      <w:tr>
+        <w:tc>
+          <w:tcPr>
+            <w:tcW w:type="dxa" w:w="4677"/>
+          </w:tcPr>
+          <w:p>
+            <w:r>
+              <w:rPr>
+                <w:rFonts w:ascii="Times New Roman" w:hAnsi="Times New Roman"/>
+                <w:sz w:val="24"/>
+              </w:rPr>
+              <w:t>Юрист (аутсорсинг)</w:t>
+            </w:r>
+          </w:p>
+        </w:tc>
+        <w:tc>
+          <w:tcPr>
+            <w:tcW w:type="dxa" w:w="4677"/>
+          </w:tcPr>
+          <w:p>
+            <w:r>
+              <w:rPr>
+                <w:rFonts w:ascii="Times New Roman" w:hAnsi="Times New Roman"/>
+                <w:sz w:val="24"/>
+              </w:rPr>
+              <w:t>150</w:t>
+            </w:r>
+          </w:p>
+        </w:tc>
+      </w:tr>
+      <w:tr>
+        <w:tc>
+          <w:tcPr>
+            <w:tcW w:type="dxa" w:w="4677"/>
+          </w:tcPr>
+          <w:p>
+            <w:r>
+              <w:rPr>
+                <w:rFonts w:ascii="Times New Roman" w:hAnsi="Times New Roman"/>
+                <w:sz w:val="24"/>
+              </w:rPr>
+              <w:t>Общие затраты на персонал</w:t>
+            </w:r>
+          </w:p>
+        </w:tc>
+        <w:tc>
+          <w:tcPr>
+            <w:tcW w:type="dxa" w:w="4677"/>
+          </w:tcPr>
+          <w:p>
+            <w:r>
+              <w:rPr>
+                <w:rFonts w:ascii="Times New Roman" w:hAnsi="Times New Roman"/>
+                <w:sz w:val="24"/>
+              </w:rPr>
+              <w:t>15 445</w:t>
+            </w:r>
+          </w:p>
+        </w:tc>
+      </w:tr>
+    </w:tbl>
+    <w:p>
+      <w:pPr>
+        <w:spacing w:after="120" w:line="360" w:lineRule="auto"/>
+        <w:ind w:firstLine="700"/>
+      </w:pPr>
+    </w:p>
+    <w:p>
+      <w:pPr>
+        <w:spacing w:after="120" w:line="360" w:lineRule="auto"/>
+        <w:ind w:firstLine="700"/>
+      </w:pPr>
+      <w:r>
+        <w:rPr>
+          <w:rFonts w:ascii="Times New Roman" w:hAnsi="Times New Roman"/>
+          <w:b w:val="0"/>
+          <w:sz w:val="28"/>
+        </w:rPr>
+        <w:t>Общие затраты на персонал в 2025 году составляют 15,445 млн руб., или около 37,3% от выручки. Для торговой компании такая доля является высокой по сравнению с ориентиром 20-30%. При этом расходы на обучение составляют всего 45 тыс. руб., то есть около 0,37% от ФОТ и 0,29% от общих затрат на персонал. Следовательно, основная часть кадровых расходов направлена на оплату труда и обязательные начисления, тогда как развитие компетенций финансируется минимально.</w:t>
+      </w:r>
+    </w:p>
+    <w:p>
+      <w:pPr>
+        <w:spacing w:after="120" w:line="360" w:lineRule="auto"/>
+        <w:ind w:firstLine="700"/>
+      </w:pPr>
+      <w:r>
+        <w:rPr>
+          <w:rFonts w:ascii="Times New Roman" w:hAnsi="Times New Roman"/>
+          <w:b w:val="0"/>
+          <w:sz w:val="28"/>
+        </w:rPr>
+        <w:t>Формальное наличие статьи «обучение» не означает существования полноценной системы развития. По имеющимся данным, средства используются эпизодически: чаще всего приобретаются доступы к записям вебинаров по изменениям 44-ФЗ и 223-ФЗ. При этом отсутствуют единая программа обучения, регулярное тестирование, внутренняя база знаний и оценка того, как обучение влияет на качество подготовки заявок.</w:t>
+      </w:r>
+    </w:p>
+    <w:p>
+      <w:pPr>
+        <w:spacing w:after="120" w:line="360" w:lineRule="auto"/>
+        <w:jc w:val="center"/>
+      </w:pPr>
+      <w:r>
+        <w:rPr>
+          <w:rFonts w:ascii="Times New Roman" w:hAnsi="Times New Roman"/>
+          <w:b/>
+          <w:sz w:val="28"/>
+        </w:rPr>
+        <w:t>2.3. Выводы по результатам анализа системы управления персоналом</w:t>
+      </w:r>
+    </w:p>
+    <w:p>
+      <w:pPr>
+        <w:spacing w:after="120" w:line="360" w:lineRule="auto"/>
+        <w:ind w:firstLine="700"/>
+      </w:pPr>
+      <w:r>
+        <w:rPr>
+          <w:rFonts w:ascii="Times New Roman" w:hAnsi="Times New Roman"/>
+          <w:b w:val="0"/>
+          <w:sz w:val="28"/>
+        </w:rPr>
+        <w:t>Проведенный анализ показывает, что система управления персоналом ООО «Лайф Медиа» обеспечивает базовые кадровые процессы: подбор, оформление, оплату труда и текущую координацию сотрудников. Однако эти процессы имеют преимущественно операционный характер и недостаточно связаны с долгосрочным развитием персонала. Наиболее значимым подразделением является тендерный отдел, поскольку он формирует основную часть выручки и одновременно требует высокой профессиональной квалификации сотрудников.</w:t>
+      </w:r>
+    </w:p>
+    <w:p>
+      <w:pPr>
+        <w:spacing w:after="120" w:line="360" w:lineRule="auto"/>
+        <w:ind w:firstLine="700"/>
+      </w:pPr>
+      <w:r>
+        <w:rPr>
+          <w:rFonts w:ascii="Times New Roman" w:hAnsi="Times New Roman"/>
+          <w:b w:val="0"/>
+          <w:sz w:val="28"/>
+        </w:rPr>
+        <w:t>Кадровая структура тендерного отдела характеризуется сочетанием потенциала и рисков. С одной стороны, большинство сотрудников моложе 35 лет, что создает основу для профессионального роста и адаптации к цифровым инструментам. С другой стороны, 62,5% специалистов работают в компании менее года, а только 25% имеют стаж более двух лет. Это указывает на дефицит накопленного опыта внутри отдела и повышает нагрузку на процессы адаптации.</w:t>
+      </w:r>
+    </w:p>
+    <w:p>
+      <w:pPr>
+        <w:spacing w:after="120" w:line="360" w:lineRule="auto"/>
+        <w:ind w:firstLine="700"/>
+      </w:pPr>
+      <w:r>
+        <w:rPr>
+          <w:rFonts w:ascii="Times New Roman" w:hAnsi="Times New Roman"/>
+          <w:b w:val="0"/>
+          <w:sz w:val="28"/>
+        </w:rPr>
+        <w:t>Высокая текучесть персонала, ограниченная доля опытных работников и неоднородный уровень образования усиливают потребность в системном обучении. При этом действующая мотивация ориентирована в основном на выполнение KPI и финансовый результат, но не закрепляет развитие компетенций и передачу опыта как отдельные элементы управления. Финансовый анализ также показывает дисбаланс: при значительной доле затрат на персонал расходы на обучение остаются минимальными и не образуют полноценной системы.</w:t>
+      </w:r>
+    </w:p>
+    <w:p>
+      <w:pPr>
+        <w:spacing w:after="120" w:line="360" w:lineRule="auto"/>
+        <w:ind w:firstLine="700"/>
+      </w:pPr>
+      <w:r>
+        <w:rPr>
+          <w:rFonts w:ascii="Times New Roman" w:hAnsi="Times New Roman"/>
+          <w:b w:val="0"/>
+          <w:sz w:val="28"/>
+        </w:rPr>
+        <w:t>Таким образом, во второй главе выявлено ключевое противоречие: персонал является главным ресурсом тендерной деятельности ООО «Лайф Медиа», но управление его развитием остается фрагментарным. Это создает основу для дальнейшего анализа того, как отсутствие целостной системы обучения отражается на качестве подготовки тендерных заявок и результатах работы отдела.</w:t>
+      </w:r>
+    </w:p>
+    <w:p>
+      <w:pPr>
+        <w:spacing w:after="120" w:line="360" w:lineRule="auto"/>
+        <w:jc w:val="center"/>
+      </w:pPr>
+      <w:r>
+        <w:rPr>
+          <w:rFonts w:ascii="Times New Roman" w:hAnsi="Times New Roman"/>
+          <w:b/>
+          <w:sz w:val="28"/>
+        </w:rPr>
+        <w:t>Глава 3. Система обучения и развития тендерных специалистов ООО «Лайф Медиа»</w:t>
+      </w:r>
+    </w:p>
+    <w:p>
+      <w:pPr>
+        <w:spacing w:after="120" w:line="360" w:lineRule="auto"/>
+        <w:jc w:val="center"/>
+      </w:pPr>
+      <w:r>
+        <w:rPr>
+          <w:rFonts w:ascii="Times New Roman" w:hAnsi="Times New Roman"/>
+          <w:b/>
+          <w:sz w:val="28"/>
+        </w:rPr>
+        <w:t>3.1. Фактическое состояние обучения и развития персонала тендерного отдела</w:t>
+      </w:r>
+    </w:p>
+    <w:p>
+      <w:pPr>
+        <w:spacing w:after="120" w:line="360" w:lineRule="auto"/>
+        <w:ind w:firstLine="700"/>
+      </w:pPr>
+      <w:r>
+        <w:rPr>
+          <w:rFonts w:ascii="Times New Roman" w:hAnsi="Times New Roman"/>
+          <w:b w:val="0"/>
+          <w:sz w:val="28"/>
+        </w:rPr>
+        <w:t>Тендерный отдел ООО «Лайф Медиа» является ключевым подразделением компании, так как именно через участие в государственных и корпоративных закупках формируется основная часть выручки. Работа специалистов отдела связана с постоянным анализом документации заказчиков, отслеживанием изменений в законодательстве, расчетом ценовых предложений, подготовкой комплекта документов и технической подачей заявок на электронных торговых площадках. При таком характере деятельности квалификация сотрудников напрямую влияет не только на качество выполнения отдельных операций, но и на финансовый результат компании.</w:t>
+      </w:r>
+    </w:p>
+    <w:p>
+      <w:pPr>
+        <w:spacing w:after="120" w:line="360" w:lineRule="auto"/>
+        <w:ind w:firstLine="700"/>
+      </w:pPr>
+      <w:r>
+        <w:rPr>
+          <w:rFonts w:ascii="Times New Roman" w:hAnsi="Times New Roman"/>
+          <w:b w:val="0"/>
+          <w:sz w:val="28"/>
+        </w:rPr>
+        <w:t>Несмотря на высокую значимость тендерного отдела, в компании отсутствует целостная система обучения и развития персонала. Под системой обучения в данном случае понимается не разовое направление сотрудников на вебинар или самостоятельное изучение материалов, а совокупность взаимосвязанных элементов: вводная адаптация новых работников, регулярное обновление знаний, единые учебные материалы, проверка усвоения информации, разбор ошибок, наставничество и оценка влияния обучения на рабочие показатели. В ООО «Лайф Медиа» такие элементы либо отсутствуют полностью, либо существуют фрагментарно и не связаны между собой.</w:t>
+      </w:r>
+    </w:p>
+    <w:p>
+      <w:pPr>
+        <w:spacing w:after="120" w:line="360" w:lineRule="auto"/>
+        <w:ind w:firstLine="700"/>
+      </w:pPr>
+      <w:r>
+        <w:rPr>
+          <w:rFonts w:ascii="Times New Roman" w:hAnsi="Times New Roman"/>
+          <w:b w:val="0"/>
+          <w:sz w:val="28"/>
+        </w:rPr>
+        <w:t>Фактически обучение тендерных специалистов строится преимущественно на самостоятельном поиске информации и передаче опыта от более опытных сотрудников к новым работникам в процессе текущей работы. Такой формат нельзя считать устойчивой системой, поскольку он зависит от личной инициативы конкретных сотрудников, загруженности руководителя отдела и наличия свободного времени у коллег. Если новый специалист сталкивается с нестандартной закупкой, изменением формы документа или особенностями конкретной электронной площадки, он чаще всего получает информацию ситуативно: через устное пояснение, поиск в открытых источниках или просмотр ранее поданных заявок.</w:t>
+      </w:r>
+    </w:p>
+    <w:p>
+      <w:pPr>
+        <w:spacing w:after="120" w:line="360" w:lineRule="auto"/>
+        <w:ind w:firstLine="700"/>
+      </w:pPr>
+      <w:r>
+        <w:rPr>
+          <w:rFonts w:ascii="Times New Roman" w:hAnsi="Times New Roman"/>
+          <w:b w:val="0"/>
+          <w:sz w:val="28"/>
+        </w:rPr>
+        <w:t>Отсутствие системности проявляется прежде всего в том, что в компании нет утвержденной программы адаптации тендерного специалиста. Новый сотрудник не проходит последовательный маршрут введения в должность, где были бы закреплены темы, сроки освоения, ответственные лица и критерии готовности к самостоятельной работе. В результате скорость включения в работу зависит от первоначального уровня подготовки человека и от того, насколько подробно коллеги объяснят ему внутренние правила подготовки заявок.</w:t>
+      </w:r>
+    </w:p>
+    <w:p>
+      <w:pPr>
+        <w:spacing w:after="120" w:line="360" w:lineRule="auto"/>
+        <w:ind w:firstLine="700"/>
+      </w:pPr>
+      <w:r>
+        <w:rPr>
+          <w:rFonts w:ascii="Times New Roman" w:hAnsi="Times New Roman"/>
+          <w:b w:val="0"/>
+          <w:sz w:val="28"/>
+        </w:rPr>
+        <w:t>Второй важный признак отсутствия системы обучения связан с тем, что в компании нет единой базы актуальных учебных и рабочих материалов. Документы, шаблоны, образцы заполнения форм и инструкции хранятся разрозненно. Часть материалов может находиться в общих папках, часть — у отдельных сотрудников, часть — в переписке или в задачах Битрикс24. При этом не закреплен порядок регулярного обновления таких материалов после изменений в 44-ФЗ, 223-ФЗ, требованиях заказчиков или правилах электронных площадок. Это создает риск использования устаревших форм и неодинакового подхода к подготовке заявок.</w:t>
+      </w:r>
+    </w:p>
+    <w:p>
+      <w:pPr>
+        <w:spacing w:after="120" w:line="360" w:lineRule="auto"/>
+        <w:ind w:firstLine="700"/>
+      </w:pPr>
+      <w:r>
+        <w:rPr>
+          <w:rFonts w:ascii="Times New Roman" w:hAnsi="Times New Roman"/>
+          <w:b w:val="0"/>
+          <w:sz w:val="28"/>
+        </w:rPr>
+        <w:t>Третья проблема заключается в отсутствии регулярной проверки знаний. В компании не проводится тестирование по изменениям законодательства, не фиксируются результаты изучения обучающих материалов, не оценивается готовность специалиста к самостоятельной работе с отдельными типами закупок. Поэтому руководство не получает объективной информации о том, какие темы сотрудники знают уверенно, а по каким направлениям возникают пробелы.</w:t>
+      </w:r>
+    </w:p>
+    <w:p>
+      <w:pPr>
+        <w:spacing w:after="120" w:line="360" w:lineRule="auto"/>
+        <w:ind w:firstLine="700"/>
+      </w:pPr>
+      <w:r>
+        <w:rPr>
+          <w:rFonts w:ascii="Times New Roman" w:hAnsi="Times New Roman"/>
+          <w:b w:val="0"/>
+          <w:sz w:val="28"/>
+        </w:rPr>
+        <w:t>Четвертый элемент, который также отсутствует в оформленном виде, — системный разбор ошибок. Если заявка отклоняется, ошибка обсуждается устно и, как правило, в привязке к конкретному случаю. Такая информация не превращается в общую базу знаний отдела: не фиксируется причина отклонения, не формируется перечень типовых ошибок, не анализируется повторяемость нарушений по сотрудникам и по видам закупок. В результате один и тот же тип ошибки может повторяться у разных специалистов, потому что опыт отдельного случая не становится общим знанием подразделения.</w:t>
+      </w:r>
+    </w:p>
+    <w:p>
+      <w:pPr>
+        <w:spacing w:after="120" w:line="360" w:lineRule="auto"/>
+        <w:jc w:val="center"/>
+      </w:pPr>
+      <w:r>
+        <w:rPr>
+          <w:rFonts w:ascii="Times New Roman" w:hAnsi="Times New Roman"/>
+          <w:b w:val="0"/>
+          <w:sz w:val="28"/>
+        </w:rPr>
+        <w:t>Таблица 3.1. Характеристика фактического состояния обучения тендерных специалистов ООО «Лайф Медиа»</w:t>
+      </w:r>
+    </w:p>
+    <w:tbl>
+      <w:tblPr>
+        <w:tblStyle w:val="6"/>
+        <w:tblW w:type="auto" w:w="0"/>
+        <w:tblLook w:firstColumn="1" w:firstRow="1" w:lastColumn="0" w:lastRow="0" w:noHBand="0" w:noVBand="1" w:val="04A0"/>
+      </w:tblPr>
+      <w:tblGrid>
+        <w:gridCol w:w="3118"/>
+        <w:gridCol w:w="3118"/>
+        <w:gridCol w:w="3118"/>
+      </w:tblGrid>
+      <w:tr>
+        <w:tc>
+          <w:tcPr>
+            <w:tcW w:type="dxa" w:w="3118"/>
+          </w:tcPr>
+          <w:p>
+            <w:r>
+              <w:rPr>
+                <w:rFonts w:ascii="Times New Roman" w:hAnsi="Times New Roman"/>
+                <w:b/>
+                <w:sz w:val="24"/>
+              </w:rPr>
+              <w:t>Элемент системы обучения</w:t>
+            </w:r>
+          </w:p>
+        </w:tc>
+        <w:tc>
+          <w:tcPr>
+            <w:tcW w:type="dxa" w:w="3118"/>
+          </w:tcPr>
+          <w:p>
+            <w:r>
+              <w:rPr>
+                <w:rFonts w:ascii="Times New Roman" w:hAnsi="Times New Roman"/>
+                <w:b/>
+                <w:sz w:val="24"/>
+              </w:rPr>
+              <w:t>Фактическое состояние в компании</w:t>
+            </w:r>
+          </w:p>
+        </w:tc>
+        <w:tc>
+          <w:tcPr>
+            <w:tcW w:type="dxa" w:w="3118"/>
+          </w:tcPr>
+          <w:p>
+            <w:r>
+              <w:rPr>
+                <w:rFonts w:ascii="Times New Roman" w:hAnsi="Times New Roman"/>
+                <w:b/>
+                <w:sz w:val="24"/>
+              </w:rPr>
+              <w:t>Проявление в работе отдела</w:t>
+            </w:r>
+          </w:p>
+        </w:tc>
+      </w:tr>
+      <w:tr>
+        <w:tc>
+          <w:tcPr>
+            <w:tcW w:type="dxa" w:w="3118"/>
+          </w:tcPr>
+          <w:p>
+            <w:r>
+              <w:rPr>
+                <w:rFonts w:ascii="Times New Roman" w:hAnsi="Times New Roman"/>
+                <w:sz w:val="24"/>
+              </w:rPr>
+              <w:t>Вводная адаптация</w:t>
+            </w:r>
+          </w:p>
+        </w:tc>
+        <w:tc>
+          <w:tcPr>
+            <w:tcW w:type="dxa" w:w="3118"/>
+          </w:tcPr>
+          <w:p>
+            <w:r>
+              <w:rPr>
+                <w:rFonts w:ascii="Times New Roman" w:hAnsi="Times New Roman"/>
+                <w:sz w:val="24"/>
+              </w:rPr>
+              <w:t>Единая программа адаптации отсутствует</w:t>
+            </w:r>
+          </w:p>
+        </w:tc>
+        <w:tc>
+          <w:tcPr>
+            <w:tcW w:type="dxa" w:w="3118"/>
+          </w:tcPr>
+          <w:p>
+            <w:r>
+              <w:rPr>
+                <w:rFonts w:ascii="Times New Roman" w:hAnsi="Times New Roman"/>
+                <w:sz w:val="24"/>
+              </w:rPr>
+              <w:t>Новый сотрудник осваивает работу через устные пояснения и текущие задачи</w:t>
+            </w:r>
+          </w:p>
+        </w:tc>
+      </w:tr>
+      <w:tr>
+        <w:tc>
+          <w:tcPr>
+            <w:tcW w:type="dxa" w:w="3118"/>
+          </w:tcPr>
+          <w:p>
+            <w:r>
+              <w:rPr>
+                <w:rFonts w:ascii="Times New Roman" w:hAnsi="Times New Roman"/>
+                <w:sz w:val="24"/>
+              </w:rPr>
+              <w:t>Учебные материалы</w:t>
+            </w:r>
+          </w:p>
+        </w:tc>
+        <w:tc>
+          <w:tcPr>
+            <w:tcW w:type="dxa" w:w="3118"/>
+          </w:tcPr>
+          <w:p>
+            <w:r>
+              <w:rPr>
+                <w:rFonts w:ascii="Times New Roman" w:hAnsi="Times New Roman"/>
+                <w:sz w:val="24"/>
+              </w:rPr>
+              <w:t>Единая база актуальных материалов не сформирована</w:t>
+            </w:r>
+          </w:p>
+        </w:tc>
+        <w:tc>
+          <w:tcPr>
+            <w:tcW w:type="dxa" w:w="3118"/>
+          </w:tcPr>
+          <w:p>
+            <w:r>
+              <w:rPr>
+                <w:rFonts w:ascii="Times New Roman" w:hAnsi="Times New Roman"/>
+                <w:sz w:val="24"/>
+              </w:rPr>
+              <w:t>Сотрудники используют разные источники, часть шаблонов может устаревать</w:t>
+            </w:r>
+          </w:p>
+        </w:tc>
+      </w:tr>
+      <w:tr>
+        <w:tc>
+          <w:tcPr>
+            <w:tcW w:type="dxa" w:w="3118"/>
+          </w:tcPr>
+          <w:p>
+            <w:r>
+              <w:rPr>
+                <w:rFonts w:ascii="Times New Roman" w:hAnsi="Times New Roman"/>
+                <w:sz w:val="24"/>
+              </w:rPr>
+              <w:t>Обновление знаний</w:t>
+            </w:r>
+          </w:p>
+        </w:tc>
+        <w:tc>
+          <w:tcPr>
+            <w:tcW w:type="dxa" w:w="3118"/>
+          </w:tcPr>
+          <w:p>
+            <w:r>
+              <w:rPr>
+                <w:rFonts w:ascii="Times New Roman" w:hAnsi="Times New Roman"/>
+                <w:sz w:val="24"/>
+              </w:rPr>
+              <w:t>Происходит эпизодически через вебинары и самостоятельный поиск информации</w:t>
+            </w:r>
+          </w:p>
+        </w:tc>
+        <w:tc>
+          <w:tcPr>
+            <w:tcW w:type="dxa" w:w="3118"/>
+          </w:tcPr>
+          <w:p>
+            <w:r>
+              <w:rPr>
+                <w:rFonts w:ascii="Times New Roman" w:hAnsi="Times New Roman"/>
+                <w:sz w:val="24"/>
+              </w:rPr>
+              <w:t>Изменения законодательства не всегда одинаково быстро доходят до всех сотрудников</w:t>
+            </w:r>
+          </w:p>
+        </w:tc>
+      </w:tr>
+      <w:tr>
+        <w:tc>
+          <w:tcPr>
+            <w:tcW w:type="dxa" w:w="3118"/>
+          </w:tcPr>
+          <w:p>
+            <w:r>
+              <w:rPr>
+                <w:rFonts w:ascii="Times New Roman" w:hAnsi="Times New Roman"/>
+                <w:sz w:val="24"/>
+              </w:rPr>
+              <w:t>Проверка знаний</w:t>
+            </w:r>
+          </w:p>
+        </w:tc>
+        <w:tc>
+          <w:tcPr>
+            <w:tcW w:type="dxa" w:w="3118"/>
+          </w:tcPr>
+          <w:p>
+            <w:r>
+              <w:rPr>
+                <w:rFonts w:ascii="Times New Roman" w:hAnsi="Times New Roman"/>
+                <w:sz w:val="24"/>
+              </w:rPr>
+              <w:t>Регулярное тестирование не проводится</w:t>
+            </w:r>
+          </w:p>
+        </w:tc>
+        <w:tc>
+          <w:tcPr>
+            <w:tcW w:type="dxa" w:w="3118"/>
+          </w:tcPr>
+          <w:p>
+            <w:r>
+              <w:rPr>
+                <w:rFonts w:ascii="Times New Roman" w:hAnsi="Times New Roman"/>
+                <w:sz w:val="24"/>
+              </w:rPr>
+              <w:t>Руководитель не имеет точной картины по пробелам в знаниях специалистов</w:t>
+            </w:r>
+          </w:p>
+        </w:tc>
+      </w:tr>
+      <w:tr>
+        <w:tc>
+          <w:tcPr>
+            <w:tcW w:type="dxa" w:w="3118"/>
+          </w:tcPr>
+          <w:p>
+            <w:r>
+              <w:rPr>
+                <w:rFonts w:ascii="Times New Roman" w:hAnsi="Times New Roman"/>
+                <w:sz w:val="24"/>
+              </w:rPr>
+              <w:t>Разбор ошибок</w:t>
+            </w:r>
+          </w:p>
+        </w:tc>
+        <w:tc>
+          <w:tcPr>
+            <w:tcW w:type="dxa" w:w="3118"/>
+          </w:tcPr>
+          <w:p>
+            <w:r>
+              <w:rPr>
+                <w:rFonts w:ascii="Times New Roman" w:hAnsi="Times New Roman"/>
+                <w:sz w:val="24"/>
+              </w:rPr>
+              <w:t>Ошибки обсуждаются устно и не фиксируются в единой базе</w:t>
+            </w:r>
+          </w:p>
+        </w:tc>
+        <w:tc>
+          <w:tcPr>
+            <w:tcW w:type="dxa" w:w="3118"/>
+          </w:tcPr>
+          <w:p>
+            <w:r>
+              <w:rPr>
+                <w:rFonts w:ascii="Times New Roman" w:hAnsi="Times New Roman"/>
+                <w:sz w:val="24"/>
+              </w:rPr>
+              <w:t>Повторяющиеся ошибки не превращаются в общий опыт отдела</w:t>
+            </w:r>
+          </w:p>
+        </w:tc>
+      </w:tr>
+      <w:tr>
+        <w:tc>
+          <w:tcPr>
+            <w:tcW w:type="dxa" w:w="3118"/>
+          </w:tcPr>
+          <w:p>
+            <w:r>
+              <w:rPr>
+                <w:rFonts w:ascii="Times New Roman" w:hAnsi="Times New Roman"/>
+                <w:sz w:val="24"/>
+              </w:rPr>
+              <w:t>Наставничество</w:t>
+            </w:r>
+          </w:p>
+        </w:tc>
+        <w:tc>
+          <w:tcPr>
+            <w:tcW w:type="dxa" w:w="3118"/>
+          </w:tcPr>
+          <w:p>
+            <w:r>
+              <w:rPr>
+                <w:rFonts w:ascii="Times New Roman" w:hAnsi="Times New Roman"/>
+                <w:sz w:val="24"/>
+              </w:rPr>
+              <w:t>Формально не закреплено</w:t>
+            </w:r>
+          </w:p>
+        </w:tc>
+        <w:tc>
+          <w:tcPr>
+            <w:tcW w:type="dxa" w:w="3118"/>
+          </w:tcPr>
+          <w:p>
+            <w:r>
+              <w:rPr>
+                <w:rFonts w:ascii="Times New Roman" w:hAnsi="Times New Roman"/>
+                <w:sz w:val="24"/>
+              </w:rPr>
+              <w:t>Передача опыта зависит от личной инициативы опытных сотрудников</w:t>
+            </w:r>
+          </w:p>
+        </w:tc>
+      </w:tr>
+      <w:tr>
+        <w:tc>
+          <w:tcPr>
+            <w:tcW w:type="dxa" w:w="3118"/>
+          </w:tcPr>
+          <w:p>
+            <w:r>
+              <w:rPr>
+                <w:rFonts w:ascii="Times New Roman" w:hAnsi="Times New Roman"/>
+                <w:sz w:val="24"/>
+              </w:rPr>
+              <w:t>Оценка эффективности обучения</w:t>
+            </w:r>
+          </w:p>
+        </w:tc>
+        <w:tc>
+          <w:tcPr>
+            <w:tcW w:type="dxa" w:w="3118"/>
+          </w:tcPr>
+          <w:p>
+            <w:r>
+              <w:rPr>
+                <w:rFonts w:ascii="Times New Roman" w:hAnsi="Times New Roman"/>
+                <w:sz w:val="24"/>
+              </w:rPr>
+              <w:t>Не проводится</w:t>
+            </w:r>
+          </w:p>
+        </w:tc>
+        <w:tc>
+          <w:tcPr>
+            <w:tcW w:type="dxa" w:w="3118"/>
+          </w:tcPr>
+          <w:p>
+            <w:r>
+              <w:rPr>
+                <w:rFonts w:ascii="Times New Roman" w:hAnsi="Times New Roman"/>
+                <w:sz w:val="24"/>
+              </w:rPr>
+              <w:t>Невозможно определить, влияет ли обучение на качество заявок и количество отклонений</w:t>
+            </w:r>
+          </w:p>
+        </w:tc>
+      </w:tr>
+    </w:tbl>
+    <w:p>
+      <w:pPr>
+        <w:spacing w:after="120" w:line="360" w:lineRule="auto"/>
+        <w:ind w:firstLine="700"/>
+      </w:pPr>
+    </w:p>
+    <w:p>
+      <w:pPr>
+        <w:spacing w:after="120" w:line="360" w:lineRule="auto"/>
+        <w:ind w:firstLine="700"/>
+      </w:pPr>
+      <w:r>
+        <w:rPr>
+          <w:rFonts w:ascii="Times New Roman" w:hAnsi="Times New Roman"/>
+          <w:b w:val="0"/>
+          <w:sz w:val="28"/>
+        </w:rPr>
+        <w:t>Таким образом, в тендерном отделе ООО «Лайф Медиа» присутствуют отдельные обучающие действия, но они не образуют целостной системы. Компания несет затраты на обучение, однако эти затраты имеют эпизодический характер и не сопровождаются управленческим циклом «выявление потребности — обучение — проверка знаний — применение в работе — анализ результата». Для отдела, работающего в условиях удаленного формата и высокой нормативной изменчивости, такая ситуация усиливает зависимость результатов от личного опыта каждого сотрудника.</w:t>
+      </w:r>
+    </w:p>
+    <w:p>
+      <w:pPr>
+        <w:spacing w:after="120" w:line="360" w:lineRule="auto"/>
+        <w:jc w:val="center"/>
+      </w:pPr>
+      <w:r>
+        <w:rPr>
+          <w:rFonts w:ascii="Times New Roman" w:hAnsi="Times New Roman"/>
+          <w:b/>
+          <w:sz w:val="28"/>
+        </w:rPr>
+        <w:t>3.2. Анализ результатов тендерной деятельности как индикатора проблем в обучении</w:t>
+      </w:r>
+    </w:p>
+    <w:p>
+      <w:pPr>
+        <w:spacing w:after="120" w:line="360" w:lineRule="auto"/>
+        <w:ind w:firstLine="700"/>
+      </w:pPr>
+      <w:r>
+        <w:rPr>
+          <w:rFonts w:ascii="Times New Roman" w:hAnsi="Times New Roman"/>
+          <w:b w:val="0"/>
+          <w:sz w:val="28"/>
+        </w:rPr>
+        <w:t>Чтобы оценить, насколько отсутствие системного обучения отражается на деятельности тендерного отдела, необходимо рассмотреть показатели участия компании в закупках. Для ООО «Лайф Медиа» важны не только количество поданных заявок и число выигранных контрактов, но и доля заявок, признанных соответствующими требованиям заказчика. Именно этот показатель показывает, насколько качественно сотрудники выполняют подготовительный этап работы: проверяют документацию, собирают обязательные формы, соблюдают требования к файлам, срокам и электронной подписи.</w:t>
+      </w:r>
+    </w:p>
+    <w:p>
+      <w:pPr>
+        <w:spacing w:after="120" w:line="360" w:lineRule="auto"/>
+        <w:jc w:val="center"/>
+      </w:pPr>
+      <w:r>
+        <w:rPr>
+          <w:rFonts w:ascii="Times New Roman" w:hAnsi="Times New Roman"/>
+          <w:b w:val="0"/>
           <w:sz w:val="28"/>
         </w:rPr>
         <w:t>Таблица 3.2. Результаты участия ООО «Лайф Медиа» в тендерах за 2023-2025 гг.</w:t>
@@ -1083,15 +9462,8 @@
     <w:p>
       <w:pPr>
         <w:spacing w:after="120" w:line="360" w:lineRule="auto"/>
-      </w:pPr>
-      <w:r>
-        <w:rPr>
-          <w:rFonts w:ascii="Times New Roman" w:hAnsi="Times New Roman"/>
-          <w:b w:val="0"/>
-          <w:i w:val="0"/>
-          <w:sz w:val="28"/>
-        </w:rPr>
-      </w:r>
+        <w:ind w:firstLine="700"/>
+      </w:pPr>
     </w:p>
     <w:p>
       <w:pPr>
@@ -1102,7 +9474,6 @@
         <w:rPr>
           <w:rFonts w:ascii="Times New Roman" w:hAnsi="Times New Roman"/>
           <w:b w:val="0"/>
-          <w:i w:val="0"/>
           <w:sz w:val="28"/>
         </w:rPr>
         <w:t>Данные таблицы показывают, что доля выигранных тендеров за анализируемый период находится примерно на одном уровне: от 20,8% в 2023 году до 23,0% в 2025 году. Небольшой рост конверсии сам по себе не свидетельствует о качественном развитии системы подготовки персонала, поскольку одновременно сохраняется высокая доля заявок, отклоненных еще до стадии торгов. В 2023 году таких заявок было 26, в 2024 году — 27, в 2025 году — 24. В относительном выражении показатель отклонений держится в диапазоне 14,6-15,8%.</w:t>
@@ -1117,7 +9488,6 @@
         <w:rPr>
           <w:rFonts w:ascii="Times New Roman" w:hAnsi="Times New Roman"/>
           <w:b w:val="0"/>
-          <w:i w:val="0"/>
           <w:sz w:val="28"/>
         </w:rPr>
         <w:t>Для тендерной деятельности отклонение заявки на этапе допуска является особенно значимым показателем. Если компания проигрывает торги по цене или условиям исполнения, это может быть связано с рыночной конкуренцией. Но если заявка не допускается до торгов, то причина чаще всего находится внутри процесса подготовки: неправильно выбранная форма документа, отсутствие обязательного файла, некорректная электронная подпись, арифметическая ошибка, неверное толкование требования заказчика. Такие ошибки относятся к управляемым, то есть их можно выявлять, учитывать и снижать за счет стандартизации работы и накопления знаний внутри отдела.</w:t>
@@ -1132,7 +9502,6 @@
         <w:rPr>
           <w:rFonts w:ascii="Times New Roman" w:hAnsi="Times New Roman"/>
           <w:b w:val="0"/>
-          <w:i w:val="0"/>
           <w:sz w:val="28"/>
         </w:rPr>
         <w:t>Для более точного понимания характера проблем были обобщены причины отклонения заявок за 2023-2025 годы. Всего за три года было выявлено 77 случаев отклонения заявок на этапе допуска. Анализ причин показывает, что ошибки распределяются по нескольким устойчивым группам.</w:t>
@@ -1141,14 +9510,12 @@
     <w:p>
       <w:pPr>
         <w:spacing w:after="120" w:line="360" w:lineRule="auto"/>
-        <w:ind w:firstLine="700"/>
         <w:jc w:val="center"/>
       </w:pPr>
       <w:r>
         <w:rPr>
           <w:rFonts w:ascii="Times New Roman" w:hAnsi="Times New Roman"/>
           <w:b w:val="0"/>
-          <w:i w:val="0"/>
           <w:sz w:val="28"/>
         </w:rPr>
         <w:t>Таблица 3.3. Структура причин отклонения заявок ООО «Лайф Медиа» за 2023-2025 гг.</w:t>
@@ -1522,15 +9889,8 @@
     <w:p>
       <w:pPr>
         <w:spacing w:after="120" w:line="360" w:lineRule="auto"/>
-      </w:pPr>
-      <w:r>
-        <w:rPr>
-          <w:rFonts w:ascii="Times New Roman" w:hAnsi="Times New Roman"/>
-          <w:b w:val="0"/>
-          <w:i w:val="0"/>
-          <w:sz w:val="28"/>
-        </w:rPr>
-      </w:r>
+        <w:ind w:firstLine="700"/>
+      </w:pPr>
     </w:p>
     <w:p>
       <w:pPr>
@@ -1541,7 +9901,6 @@
         <w:rPr>
           <w:rFonts w:ascii="Times New Roman" w:hAnsi="Times New Roman"/>
           <w:b w:val="0"/>
-          <w:i w:val="0"/>
           <w:sz w:val="28"/>
         </w:rPr>
         <w:t>Наибольшая доля приходится на технические ошибки при работе с электронными торговыми площадками — 36,4%. Это означает, что значительная часть отклонений связана не с отсутствием коммерческой возможности выиграть контракт, а с процедурными нарушениями при подаче заявки. Второе место занимают ошибки, связанные с законодательством и требованиями документации, — 32,5%. Такая структура показывает, что сотрудники сталкиваются с трудностями как в содержательной части подготовки заявки, так и в техническом оформлении документов.</w:t>
@@ -1556,7 +9915,6 @@
         <w:rPr>
           <w:rFonts w:ascii="Times New Roman" w:hAnsi="Times New Roman"/>
           <w:b w:val="0"/>
-          <w:i w:val="0"/>
           <w:sz w:val="28"/>
         </w:rPr>
         <w:t>Примером ошибки первой группы является ситуация, когда в закупке требовалось подтвердить опыт исполнения контракта на определенную сумму, но специалист приложил договор без корректного учета НДС. Сотрудник исходил из собственного понимания суммы, тогда как заказчик оценивал документ по фактически указанным условиям. В результате заявка не прошла допуск. Подобные случаи показывают, что проблема находится не только в невнимательности, но и в недостаточном понимании логики проверки документов заказчиком.</w:t>
@@ -1571,7 +9929,6 @@
         <w:rPr>
           <w:rFonts w:ascii="Times New Roman" w:hAnsi="Times New Roman"/>
           <w:b w:val="0"/>
-          <w:i w:val="0"/>
           <w:sz w:val="28"/>
         </w:rPr>
         <w:t>Другой пример связан с использованием устаревшей формы декларации. В 2025 году часть заявок была отклонена из-за того, что сотрудник взял шаблон из общей папки, где находилась форма прошлого периода. Так как порядок обновления шаблонов не закреплен, сотрудник формально использовал доступный документ, но этот документ уже не соответствовал актуальным требованиям. Такая ошибка демонстрирует связь между отсутствием единой базы актуальных материалов и качеством подготовки заявок.</w:t>
@@ -1586,7 +9943,6 @@
         <w:rPr>
           <w:rFonts w:ascii="Times New Roman" w:hAnsi="Times New Roman"/>
           <w:b w:val="0"/>
-          <w:i w:val="0"/>
           <w:sz w:val="28"/>
         </w:rPr>
         <w:t>Технические ошибки также имеют повторяющийся характер. В отдельных случаях сотрудники загружали не полный комплект документов, выбирали неверный формат файла или подписывали заявку до завершения загрузки всех приложений. Эти нарушения можно обнаружить при финальной проверке, однако в компании отсутствует единый обязательный порядок такой проверки. Поэтому качество заявки зависит от личной внимательности специалиста, а не от закрепленного алгоритма работы.</w:t>
@@ -1601,7 +9957,6 @@
         <w:rPr>
           <w:rFonts w:ascii="Times New Roman" w:hAnsi="Times New Roman"/>
           <w:b w:val="0"/>
-          <w:i w:val="0"/>
           <w:sz w:val="28"/>
         </w:rPr>
         <w:t>Ошибки в расчетах составляют меньшую долю, но имеют существенное значение, поскольку связаны с финансовой частью заявки. Арифметические расхождения между суммой позиций и итоговой ценой создают риск признания информации недостоверной. Для компании, которая работает с тендерами и рассчитывает маржу по каждому лоту, такие ошибки затрагивают не только допуск к торгам, но и общую надежность экономического анализа закупки.</w:t>
@@ -1616,7 +9971,6 @@
         <w:rPr>
           <w:rFonts w:ascii="Times New Roman" w:hAnsi="Times New Roman"/>
           <w:b w:val="0"/>
-          <w:i w:val="0"/>
           <w:sz w:val="28"/>
         </w:rPr>
         <w:t>Следовательно, результаты тендерной деятельности подтверждают, что отсутствие системы обучения проявляется не абстрактно, а через конкретные рабочие последствия: повторяемость однотипных ошибок, сохранение доли отклоненных заявок на уровне около 15%, зависимость качества подготовки от индивидуального опыта и отсутствие накопления общего знания внутри отдела. При этом сам факт повторения ошибок в течение трех лет показывает, что устные объяснения и разовые вебинары не обеспечивают устойчивого изменения рабочих практик.</w:t>
@@ -1631,7 +9985,6 @@
         <w:rPr>
           <w:rFonts w:ascii="Times New Roman" w:hAnsi="Times New Roman"/>
           <w:b/>
-          <w:i w:val="0"/>
           <w:sz w:val="28"/>
         </w:rPr>
         <w:t>3.3. Опрос сотрудников тендерного отдела о состоянии обучения и потребностях в профессиональном развитии</w:t>
@@ -1646,7 +9999,6 @@
         <w:rPr>
           <w:rFonts w:ascii="Times New Roman" w:hAnsi="Times New Roman"/>
           <w:b w:val="0"/>
-          <w:i w:val="0"/>
           <w:sz w:val="28"/>
         </w:rPr>
         <w:t>Для уточнения внутренней оценки ситуации был проведен опрос сотрудников тендерного отдела ООО «Лайф Медиа». В опросе участвовали все 8 специалистов отдела. Цель опроса состояла в том, чтобы определить, как сами сотрудники оценивают действующий порядок обучения, какие источники знаний используют в работе, с какими трудностями сталкиваются и какие профессиональные темы считают наиболее значимыми для дальнейшего освоения. Опрос носил диагностический характер и не был направлен на разработку рекомендаций.</w:t>
@@ -1661,7 +10013,6 @@
         <w:rPr>
           <w:rFonts w:ascii="Times New Roman" w:hAnsi="Times New Roman"/>
           <w:b w:val="0"/>
-          <w:i w:val="0"/>
           <w:sz w:val="28"/>
         </w:rPr>
         <w:t>Анкета включала вопросы закрытого и полузакрытого типа. Сотрудники отвечали анонимно, чтобы снизить влияние должностной зависимости и получить более точные ответы. Вопросы были сгруппированы по четырем блокам: наличие системы обучения, источники получения знаний, трудности в работе и профессиональные потребности сотрудников.</w:t>
@@ -1670,14 +10021,12 @@
     <w:p>
       <w:pPr>
         <w:spacing w:after="120" w:line="360" w:lineRule="auto"/>
-        <w:ind w:firstLine="700"/>
         <w:jc w:val="center"/>
       </w:pPr>
       <w:r>
         <w:rPr>
           <w:rFonts w:ascii="Times New Roman" w:hAnsi="Times New Roman"/>
           <w:b w:val="0"/>
-          <w:i w:val="0"/>
           <w:sz w:val="28"/>
         </w:rPr>
         <w:t>Таблица 3.4. Общая оценка сотрудниками состояния обучения в тендерном отделе</w:t>
@@ -2341,15 +10690,8 @@
     <w:p>
       <w:pPr>
         <w:spacing w:after="120" w:line="360" w:lineRule="auto"/>
-      </w:pPr>
-      <w:r>
-        <w:rPr>
-          <w:rFonts w:ascii="Times New Roman" w:hAnsi="Times New Roman"/>
-          <w:b w:val="0"/>
-          <w:i w:val="0"/>
-          <w:sz w:val="28"/>
-        </w:rPr>
-      </w:r>
+        <w:ind w:firstLine="700"/>
+      </w:pPr>
     </w:p>
     <w:p>
       <w:pPr>
@@ -2360,7 +10702,6 @@
         <w:rPr>
           <w:rFonts w:ascii="Times New Roman" w:hAnsi="Times New Roman"/>
           <w:b w:val="0"/>
-          <w:i w:val="0"/>
           <w:sz w:val="28"/>
         </w:rPr>
         <w:t>Ответы сотрудников подтверждают вывод о том, что обучение в отделе не оформлено как система. Все 8 опрошенных указали, что утвержденной программы обучения нет. При этом 6 сотрудников из 8 сообщили, что не проходили вводное обучение по единому плану при приеме на работу. Еще 2 сотрудника отметили, что обучение было частичным и выражалось в объяснении отдельных задач, а не в последовательном освоении должности. Также все респонденты указали, что регулярная проверка знаний по законодательству и работе с электронными площадками не проводится.</w:t>
@@ -2375,7 +10716,6 @@
         <w:rPr>
           <w:rFonts w:ascii="Times New Roman" w:hAnsi="Times New Roman"/>
           <w:b w:val="0"/>
-          <w:i w:val="0"/>
           <w:sz w:val="28"/>
         </w:rPr>
         <w:t>Особое значение имеет оценка базы материалов. Ни один сотрудник не выбрал вариант, что в компании существует удобная и актуальная база шаблонов и инструкций. Большинство работников отметили наличие отдельных материалов, но подчеркнули их разрозненность. Это соответствует ранее выявленной проблеме: информация в отделе существует, но она не структурирована и не всегда воспринимается сотрудниками как надежный рабочий инструмент.</w:t>
@@ -2384,14 +10724,12 @@
     <w:p>
       <w:pPr>
         <w:spacing w:after="120" w:line="360" w:lineRule="auto"/>
-        <w:ind w:firstLine="700"/>
         <w:jc w:val="center"/>
       </w:pPr>
       <w:r>
         <w:rPr>
           <w:rFonts w:ascii="Times New Roman" w:hAnsi="Times New Roman"/>
           <w:b w:val="0"/>
-          <w:i w:val="0"/>
           <w:sz w:val="28"/>
         </w:rPr>
         <w:t>Таблица 3.5. Источники получения профессиональных знаний сотрудниками тендерного отдела</w:t>
@@ -2767,15 +11105,8 @@
     <w:p>
       <w:pPr>
         <w:spacing w:after="120" w:line="360" w:lineRule="auto"/>
-      </w:pPr>
-      <w:r>
-        <w:rPr>
-          <w:rFonts w:ascii="Times New Roman" w:hAnsi="Times New Roman"/>
-          <w:b w:val="0"/>
-          <w:i w:val="0"/>
-          <w:sz w:val="28"/>
-        </w:rPr>
-      </w:r>
+        <w:ind w:firstLine="700"/>
+      </w:pPr>
     </w:p>
     <w:p>
       <w:pPr>
@@ -2786,7 +11117,6 @@
         <w:rPr>
           <w:rFonts w:ascii="Times New Roman" w:hAnsi="Times New Roman"/>
           <w:b w:val="0"/>
-          <w:i w:val="0"/>
           <w:sz w:val="28"/>
         </w:rPr>
         <w:t>Результаты показывают, что основными источниками знаний являются самостоятельный поиск и обращение к коллегам. Оба варианта выбрали по 7 человек из 8. Это означает, что обучение в отделе фактически встроено в текущую работу, но не управляется как отдельный процесс. С одной стороны, сотрудники проявляют самостоятельность и используют профессиональные контакты внутри отдела. С другой стороны, такой способ получения знаний не гарантирует единообразия: разные специалисты могут получать разные ответы, использовать разные источники и по-разному трактовать требования закупочной документации.</w:t>
@@ -2801,7 +11131,6 @@
         <w:rPr>
           <w:rFonts w:ascii="Times New Roman" w:hAnsi="Times New Roman"/>
           <w:b w:val="0"/>
-          <w:i w:val="0"/>
           <w:sz w:val="28"/>
         </w:rPr>
         <w:t>Только один сотрудник указал внутренние инструкции компании как источник знаний. Это является важным диагностическим признаком: даже если отдельные инструкции существуют, они не воспринимаются большинством работников как основной и достаточный источник информации. Отсутствие единого обучающего курса отметили все участники опроса.</w:t>
@@ -2810,14 +11139,12 @@
     <w:p>
       <w:pPr>
         <w:spacing w:after="120" w:line="360" w:lineRule="auto"/>
-        <w:ind w:firstLine="700"/>
         <w:jc w:val="center"/>
       </w:pPr>
       <w:r>
         <w:rPr>
           <w:rFonts w:ascii="Times New Roman" w:hAnsi="Times New Roman"/>
           <w:b w:val="0"/>
-          <w:i w:val="0"/>
           <w:sz w:val="28"/>
         </w:rPr>
         <w:t>Таблица 3.6. Трудности, с которыми сотрудники сталкиваются при подготовке заявок</w:t>
@@ -3193,15 +11520,8 @@
     <w:p>
       <w:pPr>
         <w:spacing w:after="120" w:line="360" w:lineRule="auto"/>
-      </w:pPr>
-      <w:r>
-        <w:rPr>
-          <w:rFonts w:ascii="Times New Roman" w:hAnsi="Times New Roman"/>
-          <w:b w:val="0"/>
-          <w:i w:val="0"/>
-          <w:sz w:val="28"/>
-        </w:rPr>
-      </w:r>
+        <w:ind w:firstLine="700"/>
+      </w:pPr>
     </w:p>
     <w:p>
       <w:pPr>
@@ -3212,7 +11532,6 @@
         <w:rPr>
           <w:rFonts w:ascii="Times New Roman" w:hAnsi="Times New Roman"/>
           <w:b w:val="0"/>
-          <w:i w:val="0"/>
           <w:sz w:val="28"/>
         </w:rPr>
         <w:t>Наиболее часто сотрудники отмечали неуверенность в актуальности шаблонов и отсутствие единого чек-листа перед отправкой заявки — по 7 ответов из 8. Эти результаты напрямую связаны с выявленными причинами отклонения заявок. Если сотрудник не уверен, что форма документа является актуальной, риск использования устаревшего шаблона возрастает. Если перед отправкой нет единой контрольной процедуры, увеличивается вероятность пропуска обязательного файла, неверного формата или технической ошибки на ЭТП.</w:t>
@@ -3227,7 +11546,6 @@
         <w:rPr>
           <w:rFonts w:ascii="Times New Roman" w:hAnsi="Times New Roman"/>
           <w:b w:val="0"/>
-          <w:i w:val="0"/>
           <w:sz w:val="28"/>
         </w:rPr>
         <w:t>Шесть сотрудников указали на сложность отслеживания изменений в 44-ФЗ/223-ФЗ и недостаток разбора реальных ошибок отдела. Это показывает, что проблема обучения воспринимается работниками не только как недостаток теоретических занятий, но и как нехватка регулярной профессиональной обратной связи. Сотрудникам важно понимать, какие ошибки уже возникали в отделе, почему они произошли и как они связаны с требованиями заказчиков и площадок. В текущем формате такая информация остается преимущественно устной и не закрепляется как общий опыт.</w:t>
@@ -3236,14 +11554,12 @@
     <w:p>
       <w:pPr>
         <w:spacing w:after="120" w:line="360" w:lineRule="auto"/>
-        <w:ind w:firstLine="700"/>
         <w:jc w:val="center"/>
       </w:pPr>
       <w:r>
         <w:rPr>
           <w:rFonts w:ascii="Times New Roman" w:hAnsi="Times New Roman"/>
           <w:b w:val="0"/>
-          <w:i w:val="0"/>
           <w:sz w:val="28"/>
         </w:rPr>
         <w:t>Таблица 3.7. Профессиональные темы, которые сотрудники считают наиболее значимыми для освоения</w:t>
@@ -3619,15 +11935,8 @@
     <w:p>
       <w:pPr>
         <w:spacing w:after="120" w:line="360" w:lineRule="auto"/>
-      </w:pPr>
-      <w:r>
-        <w:rPr>
-          <w:rFonts w:ascii="Times New Roman" w:hAnsi="Times New Roman"/>
-          <w:b w:val="0"/>
-          <w:i w:val="0"/>
-          <w:sz w:val="28"/>
-        </w:rPr>
-      </w:r>
+        <w:ind w:firstLine="700"/>
+      </w:pPr>
     </w:p>
     <w:p>
       <w:pPr>
@@ -3638,7 +11947,6 @@
         <w:rPr>
           <w:rFonts w:ascii="Times New Roman" w:hAnsi="Times New Roman"/>
           <w:b w:val="0"/>
-          <w:i w:val="0"/>
           <w:sz w:val="28"/>
         </w:rPr>
         <w:t>Ответы по профессиональным темам показывают, что сотрудники осознают связь между обучением и качеством подготовки заявок. Все 8 человек отметили актуальные изменения законодательства и типовые ошибки при подготовке заявок. Семь сотрудников выделили подготовку комплекта документов и внутренние стандарты оформления. Это означает, что потребность работников сосредоточена не в общем повышении квалификации, а в конкретных рабочих знаниях, которые ежедневно используются при анализе закупки и подаче заявки.</w:t>
@@ -3653,7 +11961,6 @@
         <w:rPr>
           <w:rFonts w:ascii="Times New Roman" w:hAnsi="Times New Roman"/>
           <w:b w:val="0"/>
-          <w:i w:val="0"/>
           <w:sz w:val="28"/>
         </w:rPr>
         <w:t>Дополнительно сотрудникам было предложено оценить удовлетворенность существующим уровнем обучения по пятибалльной шкале, где 1 означает полную неудовлетворенность, а 5 — полную удовлетворенность. Средняя оценка составила 2,1 балла. Ни один сотрудник не поставил оценку 5, только один сотрудник поставил оценку 4, три сотрудника выбрали оценку 2 и два сотрудника — оценку 1. Такой результат отражает низкую субъективную удовлетворенность действующим порядком подготовки и развития.</w:t>
@@ -3662,14 +11969,12 @@
     <w:p>
       <w:pPr>
         <w:spacing w:after="120" w:line="360" w:lineRule="auto"/>
-        <w:ind w:firstLine="700"/>
         <w:jc w:val="center"/>
       </w:pPr>
       <w:r>
         <w:rPr>
           <w:rFonts w:ascii="Times New Roman" w:hAnsi="Times New Roman"/>
           <w:b w:val="0"/>
-          <w:i w:val="0"/>
           <w:sz w:val="28"/>
         </w:rPr>
         <w:t>Таблица 3.8. Оценка удовлетворенности сотрудников действующим порядком обучения</w:t>
@@ -4001,15 +12306,8 @@
     <w:p>
       <w:pPr>
         <w:spacing w:after="120" w:line="360" w:lineRule="auto"/>
-      </w:pPr>
-      <w:r>
-        <w:rPr>
-          <w:rFonts w:ascii="Times New Roman" w:hAnsi="Times New Roman"/>
-          <w:b w:val="0"/>
-          <w:i w:val="0"/>
-          <w:sz w:val="28"/>
-        </w:rPr>
-      </w:r>
+        <w:ind w:firstLine="700"/>
+      </w:pPr>
     </w:p>
     <w:p>
       <w:pPr>
@@ -4020,7 +12318,6 @@
         <w:rPr>
           <w:rFonts w:ascii="Times New Roman" w:hAnsi="Times New Roman"/>
           <w:b w:val="0"/>
-          <w:i w:val="0"/>
           <w:sz w:val="28"/>
         </w:rPr>
         <w:t>Итоги опроса показывают, что сотрудники тендерного отдела не воспринимают действующий порядок обучения как достаточный. Для них наиболее проблемными являются отсутствие единой программы, неструктурированность материалов, неуверенность в актуальности шаблонов, отсутствие регулярной проверки знаний и недостаточный разбор ошибок. Важно, что эти оценки совпадают с объективными показателями деятельности отдела: доля отклоненных заявок остается устойчивой, а причины отклонений связаны с теми же зонами, которые сотрудники называют проблемными.</w:t>
@@ -4035,7 +12332,6 @@
         <w:rPr>
           <w:rFonts w:ascii="Times New Roman" w:hAnsi="Times New Roman"/>
           <w:b w:val="0"/>
-          <w:i w:val="0"/>
           <w:sz w:val="28"/>
         </w:rPr>
         <w:t>Вывод по параграфу 3.3. Опрос 8 сотрудников тендерного отдела подтвердил отсутствие в ООО «Лайф Медиа» целостной системы обучения и развития. Работники получают знания преимущественно самостоятельно или через коллег, не проходят единый адаптационный маршрут, не имеют устойчивого доступа к актуальной базе материалов и не участвуют в регулярной проверке знаний. Наиболее выраженные потребности сотрудников связаны с изменениями законодательства, типовыми ошибками, актуальными шаблонами, проверкой комплекта документов и особенностями электронных площадок. Следовательно, внутренняя оценка сотрудников совпадает с результатами анализа тендерных показателей и указывает на системный характер проблемы.</w:t>
@@ -4050,7 +12346,6 @@
         <w:rPr>
           <w:rFonts w:ascii="Times New Roman" w:hAnsi="Times New Roman"/>
           <w:b/>
-          <w:i w:val="0"/>
           <w:sz w:val="28"/>
         </w:rPr>
         <w:t>Вывод по главе 3</w:t>
@@ -4065,7 +12360,6 @@
         <w:rPr>
           <w:rFonts w:ascii="Times New Roman" w:hAnsi="Times New Roman"/>
           <w:b w:val="0"/>
-          <w:i w:val="0"/>
           <w:sz w:val="28"/>
         </w:rPr>
         <w:t>В третьей главе было рассмотрено фактическое состояние обучения и развития тендерных специалистов ООО «Лайф Медиа». Анализ показал, что в компании отсутствует оформленная система обучения: нет утвержденной программы адаптации, единой базы актуальных материалов, регулярной проверки знаний, закрепленного наставничества, формализованного разбора ошибок и оценки влияния обучения на результаты работы. Имеющиеся обучающие действия носят эпизодический характер и не связаны в единый управленческий процесс.</w:t>
@@ -4080,7 +12374,6 @@
         <w:rPr>
           <w:rFonts w:ascii="Times New Roman" w:hAnsi="Times New Roman"/>
           <w:b w:val="0"/>
-          <w:i w:val="0"/>
           <w:sz w:val="28"/>
         </w:rPr>
         <w:t>Результаты тендерной деятельности подтверждают наличие проблемы. За 2023-2025 годы доля заявок, отклоненных на этапе допуска, сохраняется на уровне около 15%. Всего выявлено 77 случаев отклонения, значительная часть которых связана с техническими ошибками, использованием устаревших форм, неверным толкованием требований документации и расчетными неточностями. Эти ошибки относятся к повторяющимся и управляемым, поэтому их наличие указывает на недостаточную закрепленность знаний и отсутствие единых стандартов подготовки заявок.</w:t>
@@ -4095,7 +12388,6 @@
         <w:rPr>
           <w:rFonts w:ascii="Times New Roman" w:hAnsi="Times New Roman"/>
           <w:b w:val="0"/>
-          <w:i w:val="0"/>
           <w:sz w:val="28"/>
         </w:rPr>
         <w:t>Опрос сотрудников позволил дополнить количественный анализ внутренней оценкой работников. Все 8 специалистов подтвердили отсутствие утвержденной программы обучения, большинство указали на разрозненность материалов, неуверенность в актуальности шаблонов и отсутствие единого порядка проверки заявки перед отправкой. Средняя оценка удовлетворенности действующим порядком обучения составила 2,1 балла из 5. Таким образом, анализ документов, показателей тендерной деятельности и мнений сотрудников приводит к единому выводу: проблема обучения и развития персонала в тендерном отделе носит системный характер и оказывает влияние на качество подготовки заявок.</w:t>
